--- a/CV.docx
+++ b/CV.docx
@@ -1,6 +1,6 @@
 
 <file path=word/document.xml><?xml version="1.0" encoding="utf-8"?>
-<w:document xmlns:wpc="http://schemas.microsoft.com/office/word/2010/wordprocessingCanvas" xmlns:cx="http://schemas.microsoft.com/office/drawing/2014/chartex" xmlns:cx1="http://schemas.microsoft.com/office/drawing/2015/9/8/chartex" xmlns:cx2="http://schemas.microsoft.com/office/drawing/2015/10/21/chartex" xmlns:cx3="http://schemas.microsoft.com/office/drawing/2016/5/9/chartex" xmlns:cx4="http://schemas.microsoft.com/office/drawing/2016/5/10/chartex" xmlns:cx5="http://schemas.microsoft.com/office/drawing/2016/5/11/chartex" xmlns:cx6="http://schemas.microsoft.com/office/drawing/2016/5/12/chartex" xmlns:cx7="http://schemas.microsoft.com/office/drawing/2016/5/13/chartex" xmlns:cx8="http://schemas.microsoft.com/office/drawing/2016/5/14/chartex" xmlns:mc="http://schemas.openxmlformats.org/markup-compatibility/2006" xmlns:aink="http://schemas.microsoft.com/office/drawing/2016/ink" xmlns:am3d="http://schemas.microsoft.com/office/drawing/2017/model3d" xmlns:o="urn:schemas-microsoft-com:office:office" xmlns:oel="http://schemas.microsoft.com/office/2019/extlst" xmlns:r="http://schemas.openxmlformats.org/officeDocument/2006/relationships" xmlns:m="http://schemas.openxmlformats.org/officeDocument/2006/math" xmlns:v="urn:schemas-microsoft-com:vml" xmlns:wp14="http://schemas.microsoft.com/office/word/2010/wordprocessingDrawing" xmlns:wp="http://schemas.openxmlformats.org/drawingml/2006/wordprocessingDrawing" xmlns:w10="urn:schemas-microsoft-com:office:word" xmlns:w="http://schemas.openxmlformats.org/wordprocessingml/2006/main" xmlns:w14="http://schemas.microsoft.com/office/word/2010/wordml" xmlns:w15="http://schemas.microsoft.com/office/word/2012/wordml" xmlns:w16cex="http://schemas.microsoft.com/office/word/2018/wordml/cex" xmlns:w16cid="http://schemas.microsoft.com/office/word/2016/wordml/cid" xmlns:w16="http://schemas.microsoft.com/office/word/2018/wordml" xmlns:w16du="http://schemas.microsoft.com/office/word/2023/wordml/word16du" xmlns:w16sdtdh="http://schemas.microsoft.com/office/word/2020/wordml/sdtdatahash" xmlns:w16se="http://schemas.microsoft.com/office/word/2015/wordml/symex" xmlns:wpg="http://schemas.microsoft.com/office/word/2010/wordprocessingGroup" xmlns:wpi="http://schemas.microsoft.com/office/word/2010/wordprocessingInk" xmlns:wne="http://schemas.microsoft.com/office/word/2006/wordml" xmlns:wps="http://schemas.microsoft.com/office/word/2010/wordprocessingShape" mc:Ignorable="w14 w15 w16se w16cid w16 w16cex w16sdtdh w16du wp14">
+<w:document xmlns:wpc="http://schemas.microsoft.com/office/word/2010/wordprocessingCanvas" xmlns:cx="http://schemas.microsoft.com/office/drawing/2014/chartex" xmlns:cx1="http://schemas.microsoft.com/office/drawing/2015/9/8/chartex" xmlns:cx2="http://schemas.microsoft.com/office/drawing/2015/10/21/chartex" xmlns:cx3="http://schemas.microsoft.com/office/drawing/2016/5/9/chartex" xmlns:cx4="http://schemas.microsoft.com/office/drawing/2016/5/10/chartex" xmlns:cx5="http://schemas.microsoft.com/office/drawing/2016/5/11/chartex" xmlns:cx6="http://schemas.microsoft.com/office/drawing/2016/5/12/chartex" xmlns:cx7="http://schemas.microsoft.com/office/drawing/2016/5/13/chartex" xmlns:cx8="http://schemas.microsoft.com/office/drawing/2016/5/14/chartex" xmlns:mc="http://schemas.openxmlformats.org/markup-compatibility/2006" xmlns:aink="http://schemas.microsoft.com/office/drawing/2016/ink" xmlns:am3d="http://schemas.microsoft.com/office/drawing/2017/model3d" xmlns:o="urn:schemas-microsoft-com:office:office" xmlns:oel="http://schemas.microsoft.com/office/2019/extlst" xmlns:r="http://schemas.openxmlformats.org/officeDocument/2006/relationships" xmlns:m="http://schemas.openxmlformats.org/officeDocument/2006/math" xmlns:v="urn:schemas-microsoft-com:vml" xmlns:wp14="http://schemas.microsoft.com/office/word/2010/wordprocessingDrawing" xmlns:wp="http://schemas.openxmlformats.org/drawingml/2006/wordprocessingDrawing" xmlns:w10="urn:schemas-microsoft-com:office:word" xmlns:w="http://schemas.openxmlformats.org/wordprocessingml/2006/main" xmlns:w14="http://schemas.microsoft.com/office/word/2010/wordml" xmlns:w15="http://schemas.microsoft.com/office/word/2012/wordml" xmlns:w16cex="http://schemas.microsoft.com/office/word/2018/wordml/cex" xmlns:w16cid="http://schemas.microsoft.com/office/word/2016/wordml/cid" xmlns:w16="http://schemas.microsoft.com/office/word/2018/wordml" xmlns:w16du="http://schemas.microsoft.com/office/word/2023/wordml/word16du" xmlns:w16sdtdh="http://schemas.microsoft.com/office/word/2020/wordml/sdtdatahash" xmlns:w16sdtfl="http://schemas.microsoft.com/office/word/2024/wordml/sdtformatlock" xmlns:w16se="http://schemas.microsoft.com/office/word/2015/wordml/symex" xmlns:wpg="http://schemas.microsoft.com/office/word/2010/wordprocessingGroup" xmlns:wpi="http://schemas.microsoft.com/office/word/2010/wordprocessingInk" xmlns:wne="http://schemas.microsoft.com/office/word/2006/wordml" xmlns:wps="http://schemas.microsoft.com/office/word/2010/wordprocessingShape" mc:Ignorable="w14 w15 w16se w16cid w16 w16cex w16sdtdh w16sdtfl w16du wp14">
   <w:body>
     <w:p>
       <w:pPr>
@@ -8,7 +8,7 @@
         <w:spacing w:line="288" w:lineRule="auto"/>
         <w:jc w:val="center"/>
         <w:rPr>
-          <w:rFonts w:eastAsia="UD デジタル 教科書体 NK-R"/>
+          <w:rFonts w:eastAsia="UD Digi Kyokasho NK-R"/>
           <w:color w:val="auto"/>
           <w:sz w:val="36"/>
           <w:szCs w:val="36"/>
@@ -16,7 +16,7 @@
       </w:pPr>
       <w:r>
         <w:rPr>
-          <w:rFonts w:eastAsia="UD デジタル 教科書体 NK-R"/>
+          <w:rFonts w:eastAsia="UD Digi Kyokasho NK-R"/>
           <w:color w:val="auto"/>
           <w:sz w:val="36"/>
           <w:szCs w:val="36"/>
@@ -29,7 +29,7 @@
         <w:pStyle w:val="Default"/>
         <w:spacing w:line="288" w:lineRule="auto"/>
         <w:rPr>
-          <w:rFonts w:eastAsia="UD デジタル 教科書体 NK-R"/>
+          <w:rFonts w:eastAsia="UD Digi Kyokasho NK-R"/>
           <w:color w:val="auto"/>
         </w:rPr>
       </w:pPr>
@@ -40,27 +40,27 @@
         <w:spacing w:line="288" w:lineRule="auto"/>
         <w:jc w:val="right"/>
         <w:rPr>
-          <w:rFonts w:eastAsia="UD デジタル 教科書体 NK-R"/>
-          <w:color w:val="auto"/>
-        </w:rPr>
-      </w:pPr>
-      <w:r>
-        <w:rPr>
-          <w:rFonts w:eastAsia="UD デジタル 教科書体 NK-R"/>
+          <w:rFonts w:eastAsia="UD Digi Kyokasho NK-R"/>
+          <w:color w:val="auto"/>
+        </w:rPr>
+      </w:pPr>
+      <w:r>
+        <w:rPr>
+          <w:rFonts w:eastAsia="UD Digi Kyokasho NK-R"/>
           <w:color w:val="auto"/>
         </w:rPr>
         <w:t>Assistant Professor (p</w:t>
       </w:r>
       <w:r>
         <w:rPr>
-          <w:rFonts w:eastAsia="UD デジタル 教科書体 NK-R"/>
+          <w:rFonts w:eastAsia="UD Digi Kyokasho NK-R"/>
           <w:color w:val="auto"/>
         </w:rPr>
         <w:t>roject</w:t>
       </w:r>
       <w:r>
         <w:rPr>
-          <w:rFonts w:eastAsia="UD デジタル 教科書体 NK-R"/>
+          <w:rFonts w:eastAsia="UD Digi Kyokasho NK-R"/>
           <w:color w:val="auto"/>
         </w:rPr>
         <w:t>)</w:t>
@@ -72,7 +72,7 @@
         <w:spacing w:line="288" w:lineRule="auto"/>
         <w:jc w:val="right"/>
         <w:rPr>
-          <w:rFonts w:eastAsia="UD デジタル 教科書体 NK-R"/>
+          <w:rFonts w:eastAsia="UD Digi Kyokasho NK-R"/>
           <w:color w:val="auto"/>
         </w:rPr>
       </w:pPr>
@@ -86,27 +86,27 @@
         <w:spacing w:line="288" w:lineRule="auto"/>
         <w:jc w:val="right"/>
         <w:rPr>
-          <w:rFonts w:eastAsia="UD デジタル 教科書体 NK-R"/>
-          <w:color w:val="auto"/>
-        </w:rPr>
-      </w:pPr>
-      <w:r>
-        <w:rPr>
-          <w:rFonts w:eastAsia="UD デジタル 教科書体 NK-R"/>
+          <w:rFonts w:eastAsia="UD Digi Kyokasho NK-R"/>
+          <w:color w:val="auto"/>
+        </w:rPr>
+      </w:pPr>
+      <w:r>
+        <w:rPr>
+          <w:rFonts w:eastAsia="UD Digi Kyokasho NK-R"/>
           <w:color w:val="auto"/>
         </w:rPr>
         <w:t>A</w:t>
       </w:r>
       <w:r>
         <w:rPr>
-          <w:rFonts w:eastAsia="UD デジタル 教科書体 NK-R" w:hint="eastAsia"/>
+          <w:rFonts w:eastAsia="UD Digi Kyokasho NK-R" w:hint="eastAsia"/>
           <w:color w:val="auto"/>
         </w:rPr>
         <w:t>417</w:t>
       </w:r>
       <w:r>
         <w:rPr>
-          <w:rFonts w:eastAsia="UD デジタル 教科書体 NK-R"/>
+          <w:rFonts w:eastAsia="UD Digi Kyokasho NK-R"/>
           <w:color w:val="auto"/>
         </w:rPr>
         <w:t>, School of Science Bldg., 3190</w:t>
@@ -118,14 +118,14 @@
         <w:spacing w:line="288" w:lineRule="auto"/>
         <w:jc w:val="right"/>
         <w:rPr>
-          <w:rFonts w:eastAsia="UD デジタル 教科書体 NK-R"/>
+          <w:rFonts w:eastAsia="UD Digi Kyokasho NK-R"/>
           <w:color w:val="auto"/>
         </w:rPr>
       </w:pPr>
       <w:proofErr w:type="spellStart"/>
       <w:r>
         <w:rPr>
-          <w:rFonts w:eastAsia="UD デジタル 教科書体 NK-R"/>
+          <w:rFonts w:eastAsia="UD Digi Kyokasho NK-R"/>
           <w:color w:val="auto"/>
         </w:rPr>
         <w:t>Gofuku,Toyama</w:t>
@@ -133,21 +133,21 @@
       <w:proofErr w:type="spellEnd"/>
       <w:r>
         <w:rPr>
-          <w:rFonts w:eastAsia="UD デジタル 教科書体 NK-R"/>
+          <w:rFonts w:eastAsia="UD Digi Kyokasho NK-R"/>
           <w:color w:val="auto"/>
         </w:rPr>
         <w:t xml:space="preserve">, Toyama, </w:t>
       </w:r>
       <w:r>
         <w:rPr>
-          <w:rFonts w:eastAsia="UD デジタル 教科書体 NK-R"/>
+          <w:rFonts w:eastAsia="UD Digi Kyokasho NK-R"/>
           <w:color w:val="auto"/>
         </w:rPr>
         <w:t xml:space="preserve">Japan </w:t>
       </w:r>
       <w:r>
         <w:rPr>
-          <w:rFonts w:eastAsia="UD デジタル 教科書体 NK-R"/>
+          <w:rFonts w:eastAsia="UD Digi Kyokasho NK-R"/>
           <w:color w:val="auto"/>
         </w:rPr>
         <w:t>930-8555</w:t>
@@ -159,13 +159,13 @@
         <w:spacing w:line="288" w:lineRule="auto"/>
         <w:jc w:val="right"/>
         <w:rPr>
-          <w:rFonts w:eastAsia="UD デジタル 教科書体 NK-R"/>
-          <w:color w:val="auto"/>
-        </w:rPr>
-      </w:pPr>
-      <w:r>
-        <w:rPr>
-          <w:rFonts w:eastAsia="UD デジタル 教科書体 NK-R"/>
+          <w:rFonts w:eastAsia="UD Digi Kyokasho NK-R"/>
+          <w:color w:val="auto"/>
+        </w:rPr>
+      </w:pPr>
+      <w:r>
+        <w:rPr>
+          <w:rFonts w:eastAsia="UD Digi Kyokasho NK-R"/>
           <w:color w:val="auto"/>
         </w:rPr>
         <w:t xml:space="preserve">Email: </w:t>
@@ -173,7 +173,7 @@
       <w:proofErr w:type="spellStart"/>
       <w:r>
         <w:rPr>
-          <w:rFonts w:eastAsia="UD デジタル 教科書体 NK-R"/>
+          <w:rFonts w:eastAsia="UD Digi Kyokasho NK-R"/>
           <w:color w:val="auto"/>
         </w:rPr>
         <w:t>hidekoba</w:t>
@@ -181,35 +181,35 @@
       <w:proofErr w:type="spellEnd"/>
       <w:r>
         <w:rPr>
-          <w:rFonts w:eastAsia="UD デジタル 教科書体 NK-R"/>
+          <w:rFonts w:eastAsia="UD Digi Kyokasho NK-R"/>
           <w:color w:val="auto"/>
         </w:rPr>
         <w:t>&lt;at&gt;</w:t>
       </w:r>
       <w:r>
         <w:rPr>
-          <w:rFonts w:eastAsia="UD デジタル 教科書体 NK-R"/>
+          <w:rFonts w:eastAsia="UD Digi Kyokasho NK-R"/>
           <w:color w:val="auto"/>
         </w:rPr>
         <w:t>sci.u</w:t>
       </w:r>
       <w:r>
         <w:rPr>
-          <w:rFonts w:eastAsia="UD デジタル 教科書体 NK-R"/>
+          <w:rFonts w:eastAsia="UD Digi Kyokasho NK-R"/>
           <w:color w:val="auto"/>
         </w:rPr>
         <w:t>-to</w:t>
       </w:r>
       <w:r>
         <w:rPr>
-          <w:rFonts w:eastAsia="UD デジタル 教科書体 NK-R"/>
+          <w:rFonts w:eastAsia="UD Digi Kyokasho NK-R"/>
           <w:color w:val="auto"/>
         </w:rPr>
         <w:t>yama</w:t>
       </w:r>
       <w:r>
         <w:rPr>
-          <w:rFonts w:eastAsia="UD デジタル 教科書体 NK-R"/>
+          <w:rFonts w:eastAsia="UD Digi Kyokasho NK-R"/>
           <w:color w:val="auto"/>
         </w:rPr>
         <w:t>.ac.jp</w:t>
@@ -221,13 +221,13 @@
         <w:spacing w:line="288" w:lineRule="auto"/>
         <w:jc w:val="right"/>
         <w:rPr>
-          <w:rFonts w:eastAsia="UD デジタル 教科書体 NK-R"/>
-          <w:color w:val="auto"/>
-        </w:rPr>
-      </w:pPr>
-      <w:r>
-        <w:rPr>
-          <w:rFonts w:eastAsia="UD デジタル 教科書体 NK-R"/>
+          <w:rFonts w:eastAsia="UD Digi Kyokasho NK-R"/>
+          <w:color w:val="auto"/>
+        </w:rPr>
+      </w:pPr>
+      <w:r>
+        <w:rPr>
+          <w:rFonts w:eastAsia="UD Digi Kyokasho NK-R"/>
           <w:color w:val="auto"/>
         </w:rPr>
         <w:t>http://www3.u-toyama.ac.jp/hidekoba/</w:t>
@@ -239,69 +239,48 @@
         <w:spacing w:line="288" w:lineRule="auto"/>
         <w:jc w:val="right"/>
         <w:rPr>
-          <w:rFonts w:eastAsia="UD デジタル 教科書体 NK-R"/>
-          <w:color w:val="auto"/>
-        </w:rPr>
-      </w:pPr>
-      <w:r>
-        <w:rPr>
-          <w:rFonts w:eastAsia="UD デジタル 教科書体 NK-R"/>
+          <w:rFonts w:eastAsia="UD Digi Kyokasho NK-R"/>
+          <w:color w:val="auto"/>
+        </w:rPr>
+      </w:pPr>
+      <w:r>
+        <w:rPr>
+          <w:rFonts w:eastAsia="UD Digi Kyokasho NK-R"/>
           <w:color w:val="auto"/>
         </w:rPr>
         <w:t xml:space="preserve">(updated: </w:t>
       </w:r>
       <w:r>
         <w:rPr>
-          <w:rFonts w:eastAsia="UD デジタル 教科書体 NK-R" w:hint="eastAsia"/>
-          <w:color w:val="auto"/>
-        </w:rPr>
-        <w:t>Jun</w:t>
-      </w:r>
-      <w:r>
-        <w:rPr>
-          <w:rFonts w:eastAsia="UD デジタル 教科書体 NK-R"/>
-          <w:color w:val="auto"/>
-        </w:rPr>
-        <w:t xml:space="preserve"> </w:t>
-      </w:r>
-      <w:r>
-        <w:rPr>
-          <w:rFonts w:eastAsia="UD デジタル 教科書体 NK-R"/>
+          <w:rFonts w:eastAsia="UD Digi Kyokasho NK-R" w:hint="eastAsia"/>
+          <w:color w:val="auto"/>
+        </w:rPr>
+        <w:t>May 10</w:t>
+      </w:r>
+      <w:r>
+        <w:rPr>
+          <w:rFonts w:eastAsia="UD Digi Kyokasho NK-R"/>
+          <w:color w:val="auto"/>
+        </w:rPr>
+        <w:t>, 20</w:t>
+      </w:r>
+      <w:r>
+        <w:rPr>
+          <w:rFonts w:eastAsia="UD Digi Kyokasho NK-R"/>
           <w:color w:val="auto"/>
         </w:rPr>
         <w:t>2</w:t>
       </w:r>
       <w:r>
         <w:rPr>
-          <w:rFonts w:eastAsia="UD デジタル 教科書体 NK-R" w:hint="eastAsia"/>
-          <w:color w:val="auto"/>
-        </w:rPr>
-        <w:t>1</w:t>
-      </w:r>
-      <w:r>
-        <w:rPr>
-          <w:rFonts w:eastAsia="UD デジタル 教科書体 NK-R"/>
-          <w:color w:val="auto"/>
-        </w:rPr>
-        <w:t>, 20</w:t>
-      </w:r>
-      <w:r>
-        <w:rPr>
-          <w:rFonts w:eastAsia="UD デジタル 教科書体 NK-R"/>
-          <w:color w:val="auto"/>
-        </w:rPr>
-        <w:t>2</w:t>
-      </w:r>
-      <w:r>
-        <w:rPr>
-          <w:rFonts w:eastAsia="UD デジタル 教科書体 NK-R" w:hint="eastAsia"/>
-          <w:color w:val="auto"/>
-        </w:rPr>
-        <w:t>4</w:t>
-      </w:r>
-      <w:r>
-        <w:rPr>
-          <w:rFonts w:eastAsia="UD デジタル 教科書体 NK-R"/>
+          <w:rFonts w:eastAsia="UD Digi Kyokasho NK-R" w:hint="eastAsia"/>
+          <w:color w:val="auto"/>
+        </w:rPr>
+        <w:t>6</w:t>
+      </w:r>
+      <w:r>
+        <w:rPr>
+          <w:rFonts w:eastAsia="UD Digi Kyokasho NK-R"/>
           <w:color w:val="auto"/>
         </w:rPr>
         <w:t>)</w:t>
@@ -312,7 +291,7 @@
         <w:pStyle w:val="Default"/>
         <w:spacing w:line="288" w:lineRule="auto"/>
         <w:rPr>
-          <w:rFonts w:eastAsia="UD デジタル 教科書体 NK-R"/>
+          <w:rFonts w:eastAsia="UD Digi Kyokasho NK-R"/>
           <w:b/>
           <w:bCs/>
           <w:color w:val="auto"/>
@@ -324,7 +303,7 @@
         <w:pStyle w:val="Default"/>
         <w:spacing w:line="288" w:lineRule="auto"/>
         <w:rPr>
-          <w:rFonts w:eastAsia="UD デジタル 教科書体 NK-R"/>
+          <w:rFonts w:eastAsia="UD Digi Kyokasho NK-R"/>
           <w:color w:val="auto"/>
           <w:sz w:val="28"/>
           <w:szCs w:val="28"/>
@@ -332,7 +311,7 @@
       </w:pPr>
       <w:r>
         <w:rPr>
-          <w:rFonts w:eastAsia="UD デジタル 教科書体 NK-R"/>
+          <w:rFonts w:eastAsia="UD Digi Kyokasho NK-R"/>
           <w:b/>
           <w:bCs/>
           <w:color w:val="auto"/>
@@ -343,7 +322,7 @@
       </w:r>
       <w:r>
         <w:rPr>
-          <w:rFonts w:eastAsia="UD デジタル 教科書体 NK-R"/>
+          <w:rFonts w:eastAsia="UD Digi Kyokasho NK-R"/>
           <w:b/>
           <w:bCs/>
           <w:color w:val="auto"/>
@@ -358,13 +337,13 @@
         <w:pStyle w:val="Default"/>
         <w:spacing w:line="288" w:lineRule="auto"/>
         <w:rPr>
-          <w:rFonts w:eastAsia="UD デジタル 教科書体 NK-R"/>
-          <w:color w:val="auto"/>
-        </w:rPr>
-      </w:pPr>
-      <w:r>
-        <w:rPr>
-          <w:rFonts w:eastAsia="UD デジタル 教科書体 NK-R"/>
+          <w:rFonts w:eastAsia="UD Digi Kyokasho NK-R"/>
+          <w:color w:val="auto"/>
+        </w:rPr>
+      </w:pPr>
+      <w:r>
+        <w:rPr>
+          <w:rFonts w:eastAsia="UD Digi Kyokasho NK-R"/>
           <w:color w:val="auto"/>
         </w:rPr>
         <w:t>Born: 10 May 1989, Japan</w:t>
@@ -375,41 +354,41 @@
         <w:pStyle w:val="Default"/>
         <w:spacing w:line="288" w:lineRule="auto"/>
         <w:rPr>
-          <w:rFonts w:eastAsia="UD デジタル 教科書体 NK-R"/>
-          <w:color w:val="auto"/>
-        </w:rPr>
-      </w:pPr>
-      <w:r>
-        <w:rPr>
-          <w:rFonts w:eastAsia="UD デジタル 教科書体 NK-R"/>
+          <w:rFonts w:eastAsia="UD Digi Kyokasho NK-R"/>
+          <w:color w:val="auto"/>
+        </w:rPr>
+      </w:pPr>
+      <w:r>
+        <w:rPr>
+          <w:rFonts w:eastAsia="UD Digi Kyokasho NK-R"/>
           <w:color w:val="auto"/>
         </w:rPr>
         <w:t>My name in Chinese characters: “</w:t>
       </w:r>
       <w:r>
         <w:rPr>
-          <w:rFonts w:eastAsia="UD デジタル 教科書体 NK-R"/>
+          <w:rFonts w:eastAsia="UD Digi Kyokasho NK-R"/>
           <w:color w:val="auto"/>
         </w:rPr>
         <w:t>小林</w:t>
       </w:r>
       <w:r>
         <w:rPr>
-          <w:rFonts w:eastAsia="UD デジタル 教科書体 NK-R"/>
+          <w:rFonts w:eastAsia="UD Digi Kyokasho NK-R"/>
           <w:color w:val="auto"/>
         </w:rPr>
         <w:t xml:space="preserve"> </w:t>
       </w:r>
       <w:r>
         <w:rPr>
-          <w:rFonts w:eastAsia="UD デジタル 教科書体 NK-R"/>
+          <w:rFonts w:eastAsia="UD Digi Kyokasho NK-R"/>
           <w:color w:val="auto"/>
         </w:rPr>
         <w:t>英貴</w:t>
       </w:r>
       <w:r>
         <w:rPr>
-          <w:rFonts w:eastAsia="UD デジタル 教科書体 NK-R"/>
+          <w:rFonts w:eastAsia="UD Digi Kyokasho NK-R"/>
           <w:color w:val="auto"/>
         </w:rPr>
         <w:t>”</w:t>
@@ -420,7 +399,7 @@
         <w:pStyle w:val="Default"/>
         <w:spacing w:line="288" w:lineRule="auto"/>
         <w:rPr>
-          <w:rFonts w:eastAsia="UD デジタル 教科書体 NK-R"/>
+          <w:rFonts w:eastAsia="UD Digi Kyokasho NK-R"/>
           <w:color w:val="auto"/>
         </w:rPr>
       </w:pPr>
@@ -430,7 +409,7 @@
         <w:pStyle w:val="Default"/>
         <w:spacing w:line="288" w:lineRule="auto"/>
         <w:rPr>
-          <w:rFonts w:eastAsia="UD デジタル 教科書体 NK-R"/>
+          <w:rFonts w:eastAsia="UD Digi Kyokasho NK-R"/>
           <w:color w:val="auto"/>
           <w:sz w:val="28"/>
           <w:szCs w:val="28"/>
@@ -438,7 +417,7 @@
       </w:pPr>
       <w:r>
         <w:rPr>
-          <w:rFonts w:eastAsia="UD デジタル 教科書体 NK-R"/>
+          <w:rFonts w:eastAsia="UD Digi Kyokasho NK-R"/>
           <w:b/>
           <w:bCs/>
           <w:color w:val="auto"/>
@@ -453,13 +432,13 @@
         <w:pStyle w:val="Default"/>
         <w:spacing w:after="100" w:line="288" w:lineRule="auto"/>
         <w:rPr>
-          <w:rFonts w:eastAsia="UD デジタル 教科書体 NK-R"/>
-          <w:color w:val="auto"/>
-        </w:rPr>
-      </w:pPr>
-      <w:r>
-        <w:rPr>
-          <w:rFonts w:eastAsia="UD デジタル 教科書体 NK-R"/>
+          <w:rFonts w:eastAsia="UD Digi Kyokasho NK-R"/>
+          <w:color w:val="auto"/>
+        </w:rPr>
+      </w:pPr>
+      <w:r>
+        <w:rPr>
+          <w:rFonts w:eastAsia="UD Digi Kyokasho NK-R"/>
           <w:color w:val="auto"/>
         </w:rPr>
         <w:t>− Ph.D., Earth and Planetary Science, the University of Tokyo, Japan, Mar. 2018.</w:t>
@@ -471,13 +450,13 @@
         <w:spacing w:after="100" w:line="288" w:lineRule="auto"/>
         <w:ind w:left="840"/>
         <w:rPr>
-          <w:rFonts w:eastAsia="UD デジタル 教科書体 NK-R"/>
-          <w:color w:val="auto"/>
-        </w:rPr>
-      </w:pPr>
-      <w:r>
-        <w:rPr>
-          <w:rFonts w:eastAsia="UD デジタル 教科書体 NK-R"/>
+          <w:rFonts w:eastAsia="UD Digi Kyokasho NK-R"/>
+          <w:color w:val="auto"/>
+        </w:rPr>
+      </w:pPr>
+      <w:r>
+        <w:rPr>
+          <w:rFonts w:eastAsia="UD Digi Kyokasho NK-R"/>
           <w:color w:val="auto"/>
         </w:rPr>
         <w:t>Title: “</w:t>
@@ -490,7 +469,7 @@
       </w:r>
       <w:r>
         <w:rPr>
-          <w:rFonts w:eastAsia="UD デジタル 教科書体 NK-R"/>
+          <w:rFonts w:eastAsia="UD Digi Kyokasho NK-R"/>
           <w:color w:val="auto"/>
         </w:rPr>
         <w:t>” (Advisor: Akira Oka)</w:t>
@@ -501,13 +480,13 @@
         <w:pStyle w:val="Default"/>
         <w:spacing w:line="288" w:lineRule="auto"/>
         <w:rPr>
-          <w:rFonts w:eastAsia="UD デジタル 教科書体 NK-R"/>
-          <w:color w:val="auto"/>
-        </w:rPr>
-      </w:pPr>
-      <w:r>
-        <w:rPr>
-          <w:rFonts w:eastAsia="UD デジタル 教科書体 NK-R"/>
+          <w:rFonts w:eastAsia="UD Digi Kyokasho NK-R"/>
+          <w:color w:val="auto"/>
+        </w:rPr>
+      </w:pPr>
+      <w:r>
+        <w:rPr>
+          <w:rFonts w:eastAsia="UD Digi Kyokasho NK-R"/>
           <w:color w:val="auto"/>
         </w:rPr>
         <w:t>− M. Sc., Earth and Planetary Science, the University of Tokyo, Japan, Mar. 2014.</w:t>
@@ -518,13 +497,13 @@
         <w:pStyle w:val="Default"/>
         <w:spacing w:line="288" w:lineRule="auto"/>
         <w:rPr>
-          <w:rFonts w:eastAsia="UD デジタル 教科書体 NK-R"/>
-          <w:color w:val="auto"/>
-        </w:rPr>
-      </w:pPr>
-      <w:r>
-        <w:rPr>
-          <w:rFonts w:eastAsia="UD デジタル 教科書体 NK-R"/>
+          <w:rFonts w:eastAsia="UD Digi Kyokasho NK-R"/>
+          <w:color w:val="auto"/>
+        </w:rPr>
+      </w:pPr>
+      <w:r>
+        <w:rPr>
+          <w:rFonts w:eastAsia="UD Digi Kyokasho NK-R"/>
           <w:color w:val="auto"/>
         </w:rPr>
         <w:t>− B. Sc., Department of Earth and Planetary Physics, the University of Tokyo, Japan, Mar. 2012.</w:t>
@@ -535,7 +514,7 @@
         <w:pStyle w:val="Default"/>
         <w:spacing w:line="288" w:lineRule="auto"/>
         <w:rPr>
-          <w:rFonts w:eastAsia="UD デジタル 教科書体 NK-R"/>
+          <w:rFonts w:eastAsia="UD Digi Kyokasho NK-R"/>
           <w:color w:val="auto"/>
         </w:rPr>
       </w:pPr>
@@ -545,7 +524,7 @@
         <w:pStyle w:val="Default"/>
         <w:spacing w:line="288" w:lineRule="auto"/>
         <w:rPr>
-          <w:rFonts w:eastAsia="UD デジタル 教科書体 NK-R"/>
+          <w:rFonts w:eastAsia="UD Digi Kyokasho NK-R"/>
           <w:color w:val="auto"/>
           <w:sz w:val="28"/>
           <w:szCs w:val="28"/>
@@ -553,7 +532,7 @@
       </w:pPr>
       <w:r>
         <w:rPr>
-          <w:rFonts w:eastAsia="UD デジタル 教科書体 NK-R"/>
+          <w:rFonts w:eastAsia="UD Digi Kyokasho NK-R"/>
           <w:b/>
           <w:bCs/>
           <w:color w:val="auto"/>
@@ -568,55 +547,55 @@
         <w:pStyle w:val="Default"/>
         <w:spacing w:line="288" w:lineRule="auto"/>
         <w:rPr>
-          <w:rFonts w:eastAsia="UD デジタル 教科書体 NK-R"/>
-          <w:color w:val="auto"/>
-        </w:rPr>
-      </w:pPr>
-      <w:r>
-        <w:rPr>
-          <w:rFonts w:eastAsia="UD デジタル 教科書体 NK-R"/>
+          <w:rFonts w:eastAsia="UD Digi Kyokasho NK-R"/>
+          <w:color w:val="auto"/>
+        </w:rPr>
+      </w:pPr>
+      <w:r>
+        <w:rPr>
+          <w:rFonts w:eastAsia="UD Digi Kyokasho NK-R"/>
           <w:color w:val="auto"/>
         </w:rPr>
         <w:t>− Apr. 2018</w:t>
       </w:r>
       <w:r>
         <w:rPr>
-          <w:rFonts w:eastAsia="UD デジタル 教科書体 NK-R"/>
+          <w:rFonts w:eastAsia="UD Digi Kyokasho NK-R"/>
           <w:color w:val="auto"/>
         </w:rPr>
         <w:t xml:space="preserve"> – Jul. 2022</w:t>
       </w:r>
       <w:r>
         <w:rPr>
-          <w:rFonts w:eastAsia="UD デジタル 教科書体 NK-R"/>
+          <w:rFonts w:eastAsia="UD Digi Kyokasho NK-R"/>
           <w:color w:val="auto"/>
         </w:rPr>
         <w:t xml:space="preserve">: Postdoctoral </w:t>
       </w:r>
       <w:r>
         <w:rPr>
-          <w:rFonts w:eastAsia="UD デジタル 教科書体 NK-R"/>
+          <w:rFonts w:eastAsia="UD Digi Kyokasho NK-R"/>
           <w:color w:val="auto"/>
         </w:rPr>
         <w:t xml:space="preserve">Project </w:t>
       </w:r>
       <w:r>
         <w:rPr>
-          <w:rFonts w:eastAsia="UD デジタル 教科書体 NK-R"/>
+          <w:rFonts w:eastAsia="UD Digi Kyokasho NK-R"/>
           <w:color w:val="auto"/>
         </w:rPr>
         <w:t>Research</w:t>
       </w:r>
       <w:r>
         <w:rPr>
-          <w:rFonts w:eastAsia="UD デジタル 教科書体 NK-R"/>
+          <w:rFonts w:eastAsia="UD Digi Kyokasho NK-R"/>
           <w:color w:val="auto"/>
         </w:rPr>
         <w:t>er</w:t>
       </w:r>
       <w:r>
         <w:rPr>
-          <w:rFonts w:eastAsia="UD デジタル 教科書体 NK-R"/>
+          <w:rFonts w:eastAsia="UD Digi Kyokasho NK-R"/>
           <w:color w:val="auto"/>
         </w:rPr>
         <w:t xml:space="preserve">. </w:t>
@@ -628,13 +607,13 @@
         <w:spacing w:line="288" w:lineRule="auto"/>
         <w:ind w:firstLine="840"/>
         <w:rPr>
-          <w:rFonts w:eastAsia="UD デジタル 教科書体 NK-R"/>
-          <w:color w:val="auto"/>
-        </w:rPr>
-      </w:pPr>
-      <w:r>
-        <w:rPr>
-          <w:rFonts w:eastAsia="UD デジタル 教科書体 NK-R"/>
+          <w:rFonts w:eastAsia="UD Digi Kyokasho NK-R"/>
+          <w:color w:val="auto"/>
+        </w:rPr>
+      </w:pPr>
+      <w:r>
+        <w:rPr>
+          <w:rFonts w:eastAsia="UD Digi Kyokasho NK-R"/>
           <w:color w:val="auto"/>
         </w:rPr>
         <w:t>Affiliation: Atmosphere and Ocean Research Institute, University of Tokyo</w:t>
@@ -646,20 +625,20 @@
         <w:spacing w:line="288" w:lineRule="auto"/>
         <w:ind w:firstLine="840"/>
         <w:rPr>
-          <w:rFonts w:eastAsia="UD デジタル 教科書体 NK-R"/>
-          <w:color w:val="auto"/>
-        </w:rPr>
-      </w:pPr>
-      <w:r>
-        <w:rPr>
-          <w:rFonts w:eastAsia="UD デジタル 教科書体 NK-R"/>
+          <w:rFonts w:eastAsia="UD Digi Kyokasho NK-R"/>
+          <w:color w:val="auto"/>
+        </w:rPr>
+      </w:pPr>
+      <w:r>
+        <w:rPr>
+          <w:rFonts w:eastAsia="UD Digi Kyokasho NK-R"/>
           <w:color w:val="auto"/>
         </w:rPr>
         <w:t xml:space="preserve">Main subject: </w:t>
       </w:r>
       <w:r>
         <w:rPr>
-          <w:rFonts w:eastAsia="UD デジタル 教科書体 NK-R"/>
+          <w:rFonts w:eastAsia="UD Digi Kyokasho NK-R"/>
           <w:color w:val="auto"/>
         </w:rPr>
         <w:t>Ocean biogeochemical cycle modeling</w:t>
@@ -670,90 +649,90 @@
         <w:pStyle w:val="Default"/>
         <w:spacing w:line="288" w:lineRule="auto"/>
         <w:rPr>
-          <w:rFonts w:eastAsia="UD デジタル 教科書体 NK-R"/>
-          <w:color w:val="auto"/>
-        </w:rPr>
-      </w:pPr>
-      <w:r>
-        <w:rPr>
-          <w:rFonts w:eastAsia="UD デジタル 教科書体 NK-R"/>
+          <w:rFonts w:eastAsia="UD Digi Kyokasho NK-R"/>
+          <w:color w:val="auto"/>
+        </w:rPr>
+      </w:pPr>
+      <w:r>
+        <w:rPr>
+          <w:rFonts w:eastAsia="UD Digi Kyokasho NK-R"/>
           <w:color w:val="auto"/>
         </w:rPr>
         <w:t>− A</w:t>
       </w:r>
       <w:r>
         <w:rPr>
-          <w:rFonts w:eastAsia="UD デジタル 教科書体 NK-R" w:hint="eastAsia"/>
+          <w:rFonts w:eastAsia="UD Digi Kyokasho NK-R" w:hint="eastAsia"/>
           <w:color w:val="auto"/>
         </w:rPr>
         <w:t>u</w:t>
       </w:r>
       <w:r>
         <w:rPr>
-          <w:rFonts w:eastAsia="UD デジタル 教科書体 NK-R"/>
+          <w:rFonts w:eastAsia="UD Digi Kyokasho NK-R"/>
           <w:color w:val="auto"/>
         </w:rPr>
         <w:t>g</w:t>
       </w:r>
       <w:r>
         <w:rPr>
-          <w:rFonts w:eastAsia="UD デジタル 教科書体 NK-R"/>
+          <w:rFonts w:eastAsia="UD Digi Kyokasho NK-R"/>
           <w:color w:val="auto"/>
         </w:rPr>
         <w:t>. 20</w:t>
       </w:r>
       <w:r>
         <w:rPr>
-          <w:rFonts w:eastAsia="UD デジタル 教科書体 NK-R"/>
+          <w:rFonts w:eastAsia="UD Digi Kyokasho NK-R"/>
           <w:color w:val="auto"/>
         </w:rPr>
         <w:t xml:space="preserve">22 </w:t>
       </w:r>
       <w:r>
         <w:rPr>
-          <w:rFonts w:eastAsia="UD デジタル 教科書体 NK-R"/>
+          <w:rFonts w:eastAsia="UD Digi Kyokasho NK-R"/>
           <w:color w:val="auto"/>
         </w:rPr>
         <w:t>−</w:t>
       </w:r>
       <w:r>
         <w:rPr>
-          <w:rFonts w:eastAsia="UD デジタル 教科書体 NK-R"/>
+          <w:rFonts w:eastAsia="UD Digi Kyokasho NK-R"/>
           <w:color w:val="auto"/>
         </w:rPr>
         <w:t xml:space="preserve"> </w:t>
       </w:r>
       <w:r>
         <w:rPr>
-          <w:rFonts w:eastAsia="UD デジタル 教科書体 NK-R"/>
+          <w:rFonts w:eastAsia="UD Digi Kyokasho NK-R"/>
           <w:color w:val="auto"/>
         </w:rPr>
         <w:t xml:space="preserve">present: </w:t>
       </w:r>
       <w:r>
         <w:rPr>
-          <w:rFonts w:eastAsia="UD デジタル 教科書体 NK-R"/>
+          <w:rFonts w:eastAsia="UD Digi Kyokasho NK-R"/>
           <w:color w:val="auto"/>
         </w:rPr>
         <w:t>Assistant Professor (</w:t>
       </w:r>
       <w:r>
         <w:rPr>
-          <w:rFonts w:eastAsia="UD デジタル 教科書体 NK-R"/>
+          <w:rFonts w:eastAsia="UD Digi Kyokasho NK-R"/>
           <w:color w:val="auto"/>
         </w:rPr>
         <w:t>Project</w:t>
       </w:r>
       <w:r>
         <w:rPr>
-          <w:rFonts w:eastAsia="UD デジタル 教科書体 NK-R"/>
+          <w:rFonts w:eastAsia="UD Digi Kyokasho NK-R"/>
           <w:color w:val="auto"/>
         </w:rPr>
         <w:t>)</w:t>
       </w:r>
       <w:r>
         <w:rPr>
-          <w:rFonts w:eastAsia="UD デジタル 教科書体 NK-R"/>
+          <w:rFonts w:eastAsia="UD Digi Kyokasho NK-R"/>
           <w:color w:val="auto"/>
         </w:rPr>
         <w:t xml:space="preserve">. </w:t>
@@ -765,13 +744,13 @@
         <w:spacing w:line="288" w:lineRule="auto"/>
         <w:ind w:firstLine="840"/>
         <w:rPr>
-          <w:rFonts w:eastAsia="UD デジタル 教科書体 NK-R"/>
-          <w:color w:val="auto"/>
-        </w:rPr>
-      </w:pPr>
-      <w:r>
-        <w:rPr>
-          <w:rFonts w:eastAsia="UD デジタル 教科書体 NK-R"/>
+          <w:rFonts w:eastAsia="UD Digi Kyokasho NK-R"/>
+          <w:color w:val="auto"/>
+        </w:rPr>
+      </w:pPr>
+      <w:r>
+        <w:rPr>
+          <w:rFonts w:eastAsia="UD Digi Kyokasho NK-R"/>
           <w:color w:val="auto"/>
         </w:rPr>
         <w:t xml:space="preserve">Affiliation: </w:t>
@@ -786,13 +765,13 @@
         <w:spacing w:line="288" w:lineRule="auto"/>
         <w:ind w:firstLine="840"/>
         <w:rPr>
-          <w:rFonts w:eastAsia="UD デジタル 教科書体 NK-R"/>
-          <w:color w:val="auto"/>
-        </w:rPr>
-      </w:pPr>
-      <w:r>
-        <w:rPr>
-          <w:rFonts w:eastAsia="UD デジタル 教科書体 NK-R"/>
+          <w:rFonts w:eastAsia="UD Digi Kyokasho NK-R"/>
+          <w:color w:val="auto"/>
+        </w:rPr>
+      </w:pPr>
+      <w:r>
+        <w:rPr>
+          <w:rFonts w:eastAsia="UD Digi Kyokasho NK-R"/>
           <w:color w:val="auto"/>
         </w:rPr>
         <w:t>Main subject: Ocean biogeochemical cycle modeling</w:t>
@@ -803,7 +782,7 @@
         <w:pStyle w:val="Default"/>
         <w:spacing w:line="288" w:lineRule="auto"/>
         <w:rPr>
-          <w:rFonts w:eastAsia="UD デジタル 教科書体 NK-R"/>
+          <w:rFonts w:eastAsia="UD Digi Kyokasho NK-R"/>
           <w:b/>
           <w:bCs/>
           <w:color w:val="auto"/>
@@ -815,7 +794,7 @@
         <w:pStyle w:val="Default"/>
         <w:spacing w:line="288" w:lineRule="auto"/>
         <w:rPr>
-          <w:rFonts w:eastAsia="UD デジタル 教科書体 NK-R"/>
+          <w:rFonts w:eastAsia="UD Digi Kyokasho NK-R"/>
           <w:color w:val="auto"/>
           <w:sz w:val="28"/>
           <w:szCs w:val="28"/>
@@ -823,7 +802,7 @@
       </w:pPr>
       <w:r>
         <w:rPr>
-          <w:rFonts w:eastAsia="UD デジタル 教科書体 NK-R"/>
+          <w:rFonts w:eastAsia="UD Digi Kyokasho NK-R"/>
           <w:b/>
           <w:bCs/>
           <w:color w:val="auto"/>
@@ -834,7 +813,7 @@
       </w:r>
       <w:r>
         <w:rPr>
-          <w:rFonts w:eastAsia="UD デジタル 教科書体 NK-R"/>
+          <w:rFonts w:eastAsia="UD Digi Kyokasho NK-R"/>
           <w:b/>
           <w:bCs/>
           <w:color w:val="auto"/>
@@ -849,7 +828,7 @@
         <w:pStyle w:val="Default"/>
         <w:spacing w:line="288" w:lineRule="auto"/>
         <w:rPr>
-          <w:rFonts w:eastAsia="UD デジタル 教科書体 NK-R"/>
+          <w:rFonts w:eastAsia="UD Digi Kyokasho NK-R"/>
           <w:b/>
           <w:bCs/>
           <w:color w:val="auto"/>
@@ -859,7 +838,7 @@
       </w:pPr>
       <w:r>
         <w:rPr>
-          <w:rFonts w:eastAsia="UD デジタル 教科書体 NK-R"/>
+          <w:rFonts w:eastAsia="UD Digi Kyokasho NK-R"/>
           <w:b/>
           <w:bCs/>
           <w:color w:val="auto"/>
@@ -870,7 +849,7 @@
       </w:r>
       <w:r>
         <w:rPr>
-          <w:rFonts w:eastAsia="UD デジタル 教科書体 NK-R"/>
+          <w:rFonts w:eastAsia="UD Digi Kyokasho NK-R"/>
           <w:b/>
           <w:bCs/>
           <w:color w:val="auto"/>
@@ -881,7 +860,7 @@
       </w:r>
       <w:r>
         <w:rPr>
-          <w:rFonts w:eastAsia="UD デジタル 教科書体 NK-R"/>
+          <w:rFonts w:eastAsia="UD Digi Kyokasho NK-R"/>
           <w:b/>
           <w:bCs/>
           <w:color w:val="auto"/>
@@ -896,247 +875,377 @@
         <w:pStyle w:val="Default"/>
         <w:spacing w:line="288" w:lineRule="auto"/>
         <w:rPr>
-          <w:rFonts w:eastAsia="UD デジタル 教科書体 NK-R"/>
-          <w:color w:val="auto"/>
-        </w:rPr>
-      </w:pPr>
-      <w:r>
-        <w:rPr>
-          <w:rFonts w:eastAsia="UD デジタル 教科書体 NK-R"/>
+          <w:rFonts w:eastAsia="UD Digi Kyokasho NK-R"/>
+          <w:color w:val="auto"/>
+        </w:rPr>
+      </w:pPr>
+      <w:r>
+        <w:rPr>
+          <w:rFonts w:eastAsia="UD Digi Kyokasho NK-R"/>
           <w:color w:val="auto"/>
         </w:rPr>
         <w:t>−</w:t>
       </w:r>
       <w:r>
         <w:rPr>
-          <w:rFonts w:eastAsia="UD デジタル 教科書体 NK-R"/>
+          <w:rFonts w:eastAsia="UD Digi Kyokasho NK-R"/>
           <w:color w:val="auto"/>
         </w:rPr>
         <w:t xml:space="preserve"> </w:t>
       </w:r>
       <w:r>
         <w:rPr>
-          <w:rFonts w:eastAsia="UD デジタル 教科書体 NK-R"/>
-          <w:b/>
-          <w:bCs/>
-          <w:color w:val="auto"/>
-        </w:rPr>
-        <w:t>Kobayashi</w:t>
-      </w:r>
-      <w:r>
-        <w:rPr>
-          <w:rFonts w:eastAsia="UD デジタル 教科書体 NK-R"/>
-          <w:b/>
-          <w:bCs/>
-          <w:color w:val="auto"/>
-        </w:rPr>
-        <w:t xml:space="preserve">, </w:t>
-      </w:r>
-      <w:r>
-        <w:rPr>
-          <w:rFonts w:eastAsia="UD デジタル 教科書体 NK-R" w:hint="eastAsia"/>
-          <w:b/>
-          <w:bCs/>
-          <w:color w:val="auto"/>
-        </w:rPr>
-        <w:t>H.</w:t>
-      </w:r>
-      <w:r>
-        <w:rPr>
-          <w:rFonts w:eastAsia="UD デジタル 教科書体 NK-R" w:hint="eastAsia"/>
-          <w:color w:val="auto"/>
-        </w:rPr>
-        <w:t xml:space="preserve">, </w:t>
-      </w:r>
-      <w:r>
-        <w:rPr>
-          <w:rFonts w:eastAsia="UD デジタル 教科書体 NK-R"/>
-          <w:color w:val="auto"/>
-        </w:rPr>
-        <w:t>A. Oka, T. Obase, A. Abe-Ouchi</w:t>
-      </w:r>
-      <w:r>
-        <w:rPr>
-          <w:rFonts w:eastAsia="UD デジタル 教科書体 NK-R" w:hint="eastAsia"/>
+          <w:rFonts w:eastAsia="UD Digi Kyokasho NK-R"/>
+          <w:b/>
+          <w:bCs/>
+          <w:color w:val="auto"/>
+        </w:rPr>
+        <w:t>Kobayashi, H.</w:t>
+      </w:r>
+      <w:r>
+        <w:rPr>
+          <w:rFonts w:eastAsia="UD Digi Kyokasho NK-R"/>
+          <w:color w:val="auto"/>
+        </w:rPr>
+        <w:t xml:space="preserve">, T. </w:t>
+      </w:r>
+      <w:proofErr w:type="spellStart"/>
+      <w:r>
+        <w:rPr>
+          <w:rFonts w:eastAsia="UD Digi Kyokasho NK-R"/>
+          <w:color w:val="auto"/>
+        </w:rPr>
+        <w:t>Yokohata</w:t>
+      </w:r>
+      <w:proofErr w:type="spellEnd"/>
+      <w:r>
+        <w:rPr>
+          <w:rFonts w:eastAsia="UD Digi Kyokasho NK-R"/>
+          <w:color w:val="auto"/>
+        </w:rPr>
+        <w:t xml:space="preserve">, A. Yamamoto, T. Hajima, H. </w:t>
+      </w:r>
+      <w:proofErr w:type="spellStart"/>
+      <w:r>
+        <w:rPr>
+          <w:rFonts w:eastAsia="UD Digi Kyokasho NK-R"/>
+          <w:color w:val="auto"/>
+        </w:rPr>
+        <w:t>Tatebe</w:t>
+      </w:r>
+      <w:proofErr w:type="spellEnd"/>
+      <w:r>
+        <w:rPr>
+          <w:rFonts w:eastAsia="UD Digi Kyokasho NK-R"/>
+          <w:color w:val="auto"/>
+        </w:rPr>
+        <w:t xml:space="preserve">, A. Oka, and K. B. Rodgers </w:t>
+      </w:r>
+      <w:r>
+        <w:rPr>
+          <w:rFonts w:eastAsia="UD Digi Kyokasho NK-R"/>
+          <w:color w:val="auto"/>
+        </w:rPr>
+        <w:t>(</w:t>
+      </w:r>
+      <w:r>
+        <w:rPr>
+          <w:rFonts w:eastAsia="UD Digi Kyokasho NK-R"/>
+          <w:color w:val="auto"/>
+        </w:rPr>
+        <w:t>2026, Under Review</w:t>
+      </w:r>
+      <w:r>
+        <w:rPr>
+          <w:rFonts w:eastAsia="UD Digi Kyokasho NK-R"/>
+          <w:color w:val="auto"/>
+        </w:rPr>
+        <w:t>)</w:t>
+      </w:r>
+      <w:r>
+        <w:rPr>
+          <w:rFonts w:eastAsia="UD Digi Kyokasho NK-R"/>
+          <w:color w:val="auto"/>
+        </w:rPr>
+        <w:t>: Multi-centennial ocean biogeochemical responses to extended Shared Socioeconomic Pathways</w:t>
+      </w:r>
+      <w:r>
+        <w:rPr>
+          <w:rFonts w:eastAsia="UD Digi Kyokasho NK-R" w:hint="eastAsia"/>
           <w:color w:val="auto"/>
         </w:rPr>
         <w:t>,</w:t>
       </w:r>
       <w:r>
         <w:rPr>
-          <w:rFonts w:eastAsia="UD デジタル 教科書体 NK-R"/>
-          <w:color w:val="auto"/>
-        </w:rPr>
-        <w:t xml:space="preserve"> Assessing transient changes in the ocean carbon cycle during the last deglaciation through carbon isotope modeling, </w:t>
-      </w:r>
-      <w:r>
-        <w:rPr>
-          <w:rFonts w:eastAsia="UD デジタル 教科書体 NK-R"/>
+          <w:rFonts w:eastAsia="UD Digi Kyokasho NK-R"/>
+          <w:color w:val="auto"/>
+        </w:rPr>
+        <w:t xml:space="preserve"> </w:t>
+      </w:r>
+      <w:r>
+        <w:rPr>
+          <w:rFonts w:eastAsia="UD Digi Kyokasho NK-R"/>
           <w:i/>
           <w:iCs/>
           <w:color w:val="auto"/>
         </w:rPr>
-        <w:t>Climate of the Past</w:t>
-      </w:r>
-      <w:r>
-        <w:rPr>
-          <w:rFonts w:eastAsia="UD デジタル 教科書体 NK-R"/>
+        <w:t>Biogeosciences Discuss</w:t>
+      </w:r>
+      <w:r>
+        <w:rPr>
+          <w:rFonts w:eastAsia="UD Digi Kyokasho NK-R"/>
+          <w:color w:val="auto"/>
+        </w:rPr>
+        <w:t>. https://doi.org/10.5194/egusphere-2026-120</w:t>
+      </w:r>
+    </w:p>
+    <w:p>
+      <w:pPr>
+        <w:pStyle w:val="Default"/>
+        <w:spacing w:line="288" w:lineRule="auto"/>
+        <w:rPr>
+          <w:rFonts w:eastAsia="UD Digi Kyokasho NK-R"/>
+          <w:color w:val="auto"/>
+        </w:rPr>
+      </w:pPr>
+      <w:r>
+        <w:rPr>
+          <w:rFonts w:eastAsia="UD Digi Kyokasho NK-R"/>
+          <w:color w:val="auto"/>
+        </w:rPr>
+        <w:t>−</w:t>
+      </w:r>
+      <w:r>
+        <w:rPr>
+          <w:rFonts w:eastAsia="UD Digi Kyokasho NK-R"/>
+          <w:color w:val="auto"/>
+        </w:rPr>
+        <w:t xml:space="preserve"> </w:t>
+      </w:r>
+      <w:r>
+        <w:rPr>
+          <w:rFonts w:eastAsia="UD Digi Kyokasho NK-R"/>
+          <w:b/>
+          <w:bCs/>
+          <w:color w:val="auto"/>
+        </w:rPr>
+        <w:t>Kobayashi</w:t>
+      </w:r>
+      <w:r>
+        <w:rPr>
+          <w:rFonts w:eastAsia="UD Digi Kyokasho NK-R"/>
+          <w:b/>
+          <w:bCs/>
           <w:color w:val="auto"/>
         </w:rPr>
         <w:t xml:space="preserve">, </w:t>
       </w:r>
       <w:r>
         <w:rPr>
-          <w:rFonts w:eastAsia="UD デジタル 教科書体 NK-R"/>
-          <w:b/>
-          <w:bCs/>
-          <w:color w:val="auto"/>
-        </w:rPr>
-        <w:t>20</w:t>
-      </w:r>
-      <w:r>
-        <w:rPr>
-          <w:rFonts w:eastAsia="UD デジタル 教科書体 NK-R"/>
-          <w:color w:val="auto"/>
-        </w:rPr>
-        <w:t>, 769</w:t>
-      </w:r>
-      <w:r>
-        <w:rPr>
-          <w:rFonts w:eastAsia="ＭＳ Ｐゴシック"/>
-          <w:color w:val="auto"/>
-        </w:rPr>
-        <w:t>–</w:t>
-      </w:r>
-      <w:r>
-        <w:rPr>
-          <w:rFonts w:eastAsia="UD デジタル 教科書体 NK-R"/>
-          <w:color w:val="auto"/>
-        </w:rPr>
-        <w:t>787</w:t>
-      </w:r>
-      <w:r>
-        <w:rPr>
-          <w:rFonts w:eastAsia="UD デジタル 教科書体 NK-R" w:hint="eastAsia"/>
+          <w:rFonts w:eastAsia="UD Digi Kyokasho NK-R" w:hint="eastAsia"/>
+          <w:b/>
+          <w:bCs/>
+          <w:color w:val="auto"/>
+        </w:rPr>
+        <w:t>H.</w:t>
+      </w:r>
+      <w:r>
+        <w:rPr>
+          <w:rFonts w:eastAsia="UD Digi Kyokasho NK-R" w:hint="eastAsia"/>
+          <w:color w:val="auto"/>
+        </w:rPr>
+        <w:t xml:space="preserve">, </w:t>
+      </w:r>
+      <w:r>
+        <w:rPr>
+          <w:rFonts w:eastAsia="UD Digi Kyokasho NK-R"/>
+          <w:color w:val="auto"/>
+        </w:rPr>
+        <w:t>A. Oka, T. Obase, A. Abe-Ouchi</w:t>
+      </w:r>
+      <w:r>
+        <w:rPr>
+          <w:rFonts w:eastAsia="UD Digi Kyokasho NK-R" w:hint="eastAsia"/>
           <w:color w:val="auto"/>
         </w:rPr>
         <w:t>,</w:t>
       </w:r>
       <w:r>
         <w:rPr>
-          <w:rFonts w:eastAsia="UD デジタル 教科書体 NK-R"/>
-          <w:color w:val="auto"/>
-        </w:rPr>
-        <w:t xml:space="preserve"> </w:t>
-      </w:r>
-      <w:r>
-        <w:rPr>
-          <w:rFonts w:eastAsia="UD デジタル 教科書体 NK-R"/>
-          <w:color w:val="auto"/>
-        </w:rPr>
-        <w:t>doi:</w:t>
-      </w:r>
-      <w:r>
-        <w:rPr>
-          <w:rFonts w:eastAsia="UD デジタル 教科書体 NK-R"/>
-          <w:color w:val="auto"/>
-        </w:rPr>
-        <w:t>10.5194/cp-20-769-2024</w:t>
-      </w:r>
-      <w:r>
-        <w:rPr>
-          <w:rFonts w:eastAsia="UD デジタル 教科書体 NK-R" w:hint="eastAsia"/>
-          <w:color w:val="auto"/>
-        </w:rPr>
-        <w:t>, 2024.</w:t>
-      </w:r>
-    </w:p>
-    <w:p>
-      <w:pPr>
-        <w:pStyle w:val="Default"/>
-        <w:spacing w:line="288" w:lineRule="auto"/>
-        <w:rPr>
-          <w:rFonts w:eastAsia="UD デジタル 教科書体 NK-R" w:hint="eastAsia"/>
-          <w:color w:val="auto"/>
-        </w:rPr>
-      </w:pPr>
-      <w:r>
-        <w:rPr>
-          <w:rFonts w:eastAsia="UD デジタル 教科書体 NK-R"/>
-          <w:color w:val="auto"/>
-        </w:rPr>
-        <w:t>−</w:t>
-      </w:r>
-      <w:r>
-        <w:rPr>
-          <w:rFonts w:eastAsia="UD デジタル 教科書体 NK-R"/>
-          <w:color w:val="auto"/>
-        </w:rPr>
-        <w:t xml:space="preserve"> </w:t>
-      </w:r>
-      <w:r>
-        <w:rPr>
-          <w:rFonts w:eastAsia="UD デジタル 教科書体 NK-R"/>
-          <w:b/>
-          <w:bCs/>
-          <w:color w:val="auto"/>
-        </w:rPr>
-        <w:t>小林英貴</w:t>
-      </w:r>
-      <w:r>
-        <w:rPr>
-          <w:rFonts w:eastAsia="UD デジタル 教科書体 NK-R"/>
-          <w:color w:val="auto"/>
-        </w:rPr>
-        <w:t xml:space="preserve">, </w:t>
-      </w:r>
-      <w:r>
-        <w:rPr>
-          <w:rFonts w:eastAsia="UD デジタル 教科書体 NK-R"/>
-          <w:color w:val="auto"/>
-        </w:rPr>
-        <w:t>岡顕</w:t>
-      </w:r>
-      <w:r>
-        <w:rPr>
-          <w:rFonts w:eastAsia="UD デジタル 教科書体 NK-R" w:hint="eastAsia"/>
-          <w:color w:val="auto"/>
-        </w:rPr>
-        <w:t xml:space="preserve">, </w:t>
-      </w:r>
-      <w:r>
-        <w:rPr>
-          <w:rFonts w:eastAsia="UD デジタル 教科書体 NK-R"/>
-          <w:color w:val="auto"/>
-        </w:rPr>
-        <w:t>氷期の海洋炭素循環シミュレーション</w:t>
-      </w:r>
-      <w:r>
-        <w:rPr>
-          <w:rFonts w:eastAsia="UD デジタル 教科書体 NK-R"/>
-          <w:color w:val="auto"/>
-        </w:rPr>
-        <w:t xml:space="preserve">, </w:t>
-      </w:r>
-      <w:r>
-        <w:rPr>
-          <w:rFonts w:eastAsia="UD デジタル 教科書体 NK-R"/>
+          <w:rFonts w:eastAsia="UD Digi Kyokasho NK-R"/>
+          <w:color w:val="auto"/>
+        </w:rPr>
+        <w:t xml:space="preserve"> Assessing transient changes in the ocean carbon cycle during the last deglaciation through carbon isotope modeling, </w:t>
+      </w:r>
+      <w:r>
+        <w:rPr>
+          <w:rFonts w:eastAsia="UD Digi Kyokasho NK-R"/>
           <w:i/>
           <w:iCs/>
           <w:color w:val="auto"/>
         </w:rPr>
+        <w:t>Climate of the Past</w:t>
+      </w:r>
+      <w:r>
+        <w:rPr>
+          <w:rFonts w:eastAsia="UD Digi Kyokasho NK-R"/>
+          <w:color w:val="auto"/>
+        </w:rPr>
+        <w:t xml:space="preserve">, </w:t>
+      </w:r>
+      <w:r>
+        <w:rPr>
+          <w:rFonts w:eastAsia="UD Digi Kyokasho NK-R"/>
+          <w:b/>
+          <w:bCs/>
+          <w:color w:val="auto"/>
+        </w:rPr>
+        <w:t>20</w:t>
+      </w:r>
+      <w:r>
+        <w:rPr>
+          <w:rFonts w:eastAsia="UD Digi Kyokasho NK-R"/>
+          <w:color w:val="auto"/>
+        </w:rPr>
+        <w:t>, 769</w:t>
+      </w:r>
+      <w:r>
+        <w:rPr>
+          <w:rFonts w:eastAsia="ＭＳ Ｐゴシック"/>
+          <w:color w:val="auto"/>
+        </w:rPr>
+        <w:t>–</w:t>
+      </w:r>
+      <w:r>
+        <w:rPr>
+          <w:rFonts w:eastAsia="UD Digi Kyokasho NK-R"/>
+          <w:color w:val="auto"/>
+        </w:rPr>
+        <w:t>787</w:t>
+      </w:r>
+      <w:r>
+        <w:rPr>
+          <w:rFonts w:eastAsia="UD Digi Kyokasho NK-R" w:hint="eastAsia"/>
+          <w:color w:val="auto"/>
+        </w:rPr>
+        <w:t>,</w:t>
+      </w:r>
+      <w:r>
+        <w:rPr>
+          <w:rFonts w:eastAsia="UD Digi Kyokasho NK-R"/>
+          <w:color w:val="auto"/>
+        </w:rPr>
+        <w:t xml:space="preserve"> </w:t>
+      </w:r>
+      <w:r>
+        <w:rPr>
+          <w:rFonts w:eastAsia="UD Digi Kyokasho NK-R"/>
+          <w:color w:val="auto"/>
+        </w:rPr>
+        <w:t>doi:</w:t>
+      </w:r>
+      <w:r>
+        <w:rPr>
+          <w:rFonts w:eastAsia="UD Digi Kyokasho NK-R"/>
+          <w:color w:val="auto"/>
+        </w:rPr>
+        <w:t>10.5194/cp-20-769-2024</w:t>
+      </w:r>
+      <w:r>
+        <w:rPr>
+          <w:rFonts w:eastAsia="UD Digi Kyokasho NK-R" w:hint="eastAsia"/>
+          <w:color w:val="auto"/>
+        </w:rPr>
+        <w:t>, 2024.</w:t>
+      </w:r>
+    </w:p>
+    <w:p>
+      <w:pPr>
+        <w:pStyle w:val="Default"/>
+        <w:spacing w:line="288" w:lineRule="auto"/>
+        <w:rPr>
+          <w:rFonts w:eastAsia="UD Digi Kyokasho NK-R"/>
+          <w:color w:val="auto"/>
+        </w:rPr>
+      </w:pPr>
+      <w:r>
+        <w:rPr>
+          <w:rFonts w:eastAsia="UD Digi Kyokasho NK-R"/>
+          <w:color w:val="auto"/>
+        </w:rPr>
+        <w:t>−</w:t>
+      </w:r>
+      <w:r>
+        <w:rPr>
+          <w:rFonts w:eastAsia="UD Digi Kyokasho NK-R"/>
+          <w:color w:val="auto"/>
+        </w:rPr>
+        <w:t xml:space="preserve"> </w:t>
+      </w:r>
+      <w:r>
+        <w:rPr>
+          <w:rFonts w:eastAsia="UD Digi Kyokasho NK-R"/>
+          <w:b/>
+          <w:bCs/>
+          <w:color w:val="auto"/>
+        </w:rPr>
+        <w:t>小林英貴</w:t>
+      </w:r>
+      <w:r>
+        <w:rPr>
+          <w:rFonts w:eastAsia="UD Digi Kyokasho NK-R"/>
+          <w:color w:val="auto"/>
+        </w:rPr>
+        <w:t xml:space="preserve">, </w:t>
+      </w:r>
+      <w:r>
+        <w:rPr>
+          <w:rFonts w:eastAsia="UD Digi Kyokasho NK-R"/>
+          <w:color w:val="auto"/>
+        </w:rPr>
+        <w:t>岡顕</w:t>
+      </w:r>
+      <w:r>
+        <w:rPr>
+          <w:rFonts w:eastAsia="UD Digi Kyokasho NK-R" w:hint="eastAsia"/>
+          <w:color w:val="auto"/>
+        </w:rPr>
+        <w:t xml:space="preserve">, </w:t>
+      </w:r>
+      <w:r>
+        <w:rPr>
+          <w:rFonts w:eastAsia="UD Digi Kyokasho NK-R"/>
+          <w:color w:val="auto"/>
+        </w:rPr>
+        <w:t>氷期の海洋炭素循環シミュレーション</w:t>
+      </w:r>
+      <w:r>
+        <w:rPr>
+          <w:rFonts w:eastAsia="UD Digi Kyokasho NK-R"/>
+          <w:color w:val="auto"/>
+        </w:rPr>
+        <w:t xml:space="preserve">, </w:t>
+      </w:r>
+      <w:r>
+        <w:rPr>
+          <w:rFonts w:eastAsia="UD Digi Kyokasho NK-R"/>
+          <w:i/>
+          <w:iCs/>
+          <w:color w:val="auto"/>
+        </w:rPr>
         <w:t>地球化学</w:t>
       </w:r>
       <w:r>
         <w:rPr>
-          <w:rFonts w:eastAsia="UD デジタル 教科書体 NK-R"/>
+          <w:rFonts w:eastAsia="UD Digi Kyokasho NK-R"/>
           <w:color w:val="auto"/>
         </w:rPr>
         <w:t xml:space="preserve">, </w:t>
       </w:r>
       <w:r>
         <w:rPr>
-          <w:rFonts w:eastAsia="UD デジタル 教科書体 NK-R"/>
+          <w:rFonts w:eastAsia="UD Digi Kyokasho NK-R"/>
           <w:b/>
           <w:bCs/>
           <w:color w:val="auto"/>
@@ -1145,14 +1254,14 @@
       </w:r>
       <w:r>
         <w:rPr>
-          <w:rFonts w:eastAsia="UD デジタル 教科書体 NK-R" w:hint="eastAsia"/>
+          <w:rFonts w:eastAsia="UD Digi Kyokasho NK-R" w:hint="eastAsia"/>
           <w:color w:val="auto"/>
         </w:rPr>
         <w:t>(2)</w:t>
       </w:r>
       <w:r>
         <w:rPr>
-          <w:rFonts w:eastAsia="UD デジタル 教科書体 NK-R"/>
+          <w:rFonts w:eastAsia="UD Digi Kyokasho NK-R"/>
           <w:color w:val="auto"/>
         </w:rPr>
         <w:t>, 205</w:t>
@@ -1166,35 +1275,35 @@
       </w:r>
       <w:r>
         <w:rPr>
-          <w:rFonts w:eastAsia="UD デジタル 教科書体 NK-R"/>
+          <w:rFonts w:eastAsia="UD Digi Kyokasho NK-R"/>
           <w:color w:val="auto"/>
         </w:rPr>
         <w:t>223</w:t>
       </w:r>
       <w:r>
         <w:rPr>
-          <w:rFonts w:eastAsia="UD デジタル 教科書体 NK-R" w:hint="eastAsia"/>
+          <w:rFonts w:eastAsia="UD Digi Kyokasho NK-R" w:hint="eastAsia"/>
           <w:color w:val="auto"/>
         </w:rPr>
         <w:t xml:space="preserve">, </w:t>
       </w:r>
       <w:r>
         <w:rPr>
-          <w:rFonts w:eastAsia="UD デジタル 教科書体 NK-R"/>
+          <w:rFonts w:eastAsia="UD Digi Kyokasho NK-R"/>
           <w:color w:val="auto"/>
         </w:rPr>
         <w:t>doi:</w:t>
       </w:r>
       <w:r>
         <w:rPr>
-          <w:rFonts w:eastAsia="UD デジタル 教科書体 NK-R"/>
+          <w:rFonts w:eastAsia="UD Digi Kyokasho NK-R"/>
           <w:color w:val="auto"/>
         </w:rPr>
         <w:t>10.14934/chikyukagaku.57.205</w:t>
       </w:r>
       <w:r>
         <w:rPr>
-          <w:rFonts w:eastAsia="UD デジタル 教科書体 NK-R" w:hint="eastAsia"/>
+          <w:rFonts w:eastAsia="UD Digi Kyokasho NK-R" w:hint="eastAsia"/>
           <w:color w:val="auto"/>
         </w:rPr>
         <w:t>, 2023.</w:t>
@@ -1211,14 +1320,15 @@
       </w:pPr>
       <w:r>
         <w:rPr>
-          <w:rFonts w:eastAsia="UD デジタル 教科書体 NK-R"/>
-          <w:color w:val="auto"/>
-        </w:rPr>
+          <w:rFonts w:eastAsia="UD Digi Kyokasho NK-R"/>
+          <w:color w:val="auto"/>
+        </w:rPr>
+        <w:lastRenderedPageBreak/>
         <w:t>−</w:t>
       </w:r>
       <w:r>
         <w:rPr>
-          <w:rFonts w:eastAsia="UD デジタル 教科書体 NK-R"/>
+          <w:rFonts w:eastAsia="UD Digi Kyokasho NK-R"/>
           <w:color w:val="auto"/>
         </w:rPr>
         <w:t xml:space="preserve"> </w:t>
@@ -1360,15 +1470,14 @@
       </w:pPr>
       <w:r>
         <w:rPr>
-          <w:rFonts w:eastAsia="UD デジタル 教科書体 NK-R"/>
-          <w:color w:val="auto"/>
-        </w:rPr>
-        <w:lastRenderedPageBreak/>
+          <w:rFonts w:eastAsia="UD Digi Kyokasho NK-R"/>
+          <w:color w:val="auto"/>
+        </w:rPr>
         <w:t>−</w:t>
       </w:r>
       <w:r>
         <w:rPr>
-          <w:rFonts w:eastAsia="UD デジタル 教科書体 NK-R"/>
+          <w:rFonts w:eastAsia="UD Digi Kyokasho NK-R"/>
           <w:color w:val="auto"/>
         </w:rPr>
         <w:t xml:space="preserve"> </w:t>
@@ -1494,14 +1603,14 @@
       </w:pPr>
       <w:r>
         <w:rPr>
-          <w:rFonts w:eastAsia="UD デジタル 教科書体 NK-R"/>
+          <w:rFonts w:eastAsia="UD Digi Kyokasho NK-R"/>
           <w:color w:val="auto"/>
         </w:rPr>
         <w:t>−</w:t>
       </w:r>
       <w:r>
         <w:rPr>
-          <w:rFonts w:eastAsia="UD デジタル 教科書体 NK-R"/>
+          <w:rFonts w:eastAsia="UD Digi Kyokasho NK-R"/>
           <w:color w:val="auto"/>
         </w:rPr>
         <w:t xml:space="preserve"> </w:t>
@@ -1604,7 +1713,7 @@
       </w:pPr>
       <w:r>
         <w:rPr>
-          <w:rFonts w:eastAsia="UD デジタル 教科書体 NK-R"/>
+          <w:rFonts w:eastAsia="UD Digi Kyokasho NK-R"/>
           <w:color w:val="auto"/>
         </w:rPr>
         <w:t xml:space="preserve">− </w:t>
@@ -1734,13 +1843,13 @@
         <w:pStyle w:val="Default"/>
         <w:spacing w:line="288" w:lineRule="auto"/>
         <w:rPr>
-          <w:rFonts w:eastAsia="UD デジタル 教科書体 NK-R"/>
-          <w:color w:val="auto"/>
-        </w:rPr>
-      </w:pPr>
-      <w:r>
-        <w:rPr>
-          <w:rFonts w:eastAsia="UD デジタル 教科書体 NK-R"/>
+          <w:rFonts w:eastAsia="UD Digi Kyokasho NK-R"/>
+          <w:color w:val="auto"/>
+        </w:rPr>
+      </w:pPr>
+      <w:r>
+        <w:rPr>
+          <w:rFonts w:eastAsia="UD Digi Kyokasho NK-R"/>
           <w:color w:val="auto"/>
         </w:rPr>
         <w:t xml:space="preserve">− </w:t>
@@ -1863,7 +1972,7 @@
         <w:pStyle w:val="Default"/>
         <w:spacing w:line="288" w:lineRule="auto"/>
         <w:rPr>
-          <w:rFonts w:eastAsia="UD デジタル 教科書体 NK-R"/>
+          <w:rFonts w:eastAsia="UD Digi Kyokasho NK-R"/>
           <w:b/>
           <w:bCs/>
           <w:color w:val="auto"/>
@@ -1875,7 +1984,7 @@
         <w:pStyle w:val="Default"/>
         <w:spacing w:line="288" w:lineRule="auto"/>
         <w:rPr>
-          <w:rFonts w:eastAsia="UD デジタル 教科書体 NK-R"/>
+          <w:rFonts w:eastAsia="UD Digi Kyokasho NK-R"/>
           <w:b/>
           <w:bCs/>
           <w:color w:val="auto"/>
@@ -1885,7 +1994,7 @@
       </w:pPr>
       <w:r>
         <w:rPr>
-          <w:rFonts w:eastAsia="UD デジタル 教科書体 NK-R"/>
+          <w:rFonts w:eastAsia="UD Digi Kyokasho NK-R"/>
           <w:b/>
           <w:bCs/>
           <w:color w:val="auto"/>
@@ -1900,13 +2009,13 @@
         <w:pStyle w:val="Default"/>
         <w:spacing w:line="288" w:lineRule="auto"/>
         <w:rPr>
-          <w:rFonts w:eastAsia="UD デジタル 教科書体 NK-R"/>
-          <w:color w:val="auto"/>
-        </w:rPr>
-      </w:pPr>
-      <w:r>
-        <w:rPr>
-          <w:rFonts w:eastAsia="UD デジタル 教科書体 NK-R"/>
+          <w:rFonts w:eastAsia="UD Digi Kyokasho NK-R"/>
+          <w:color w:val="auto"/>
+        </w:rPr>
+      </w:pPr>
+      <w:r>
+        <w:rPr>
+          <w:rFonts w:eastAsia="UD Digi Kyokasho NK-R"/>
           <w:color w:val="auto"/>
         </w:rPr>
         <w:t xml:space="preserve">− Student Outstanding Presentation Award in the Atmospheric and </w:t>
@@ -1914,7 +2023,7 @@
       <w:proofErr w:type="spellStart"/>
       <w:r>
         <w:rPr>
-          <w:rFonts w:eastAsia="UD デジタル 教科書体 NK-R"/>
+          <w:rFonts w:eastAsia="UD Digi Kyokasho NK-R"/>
           <w:color w:val="auto"/>
         </w:rPr>
         <w:t>Hydrospheric</w:t>
@@ -1922,7 +2031,7 @@
       <w:proofErr w:type="spellEnd"/>
       <w:r>
         <w:rPr>
-          <w:rFonts w:eastAsia="UD デジタル 教科書体 NK-R"/>
+          <w:rFonts w:eastAsia="UD Digi Kyokasho NK-R"/>
           <w:color w:val="auto"/>
         </w:rPr>
         <w:t xml:space="preserve"> Sciences Section, Japan Geoscience Union meeting, 2016.</w:t>
@@ -1933,13 +2042,13 @@
         <w:pStyle w:val="Default"/>
         <w:spacing w:line="288" w:lineRule="auto"/>
         <w:rPr>
-          <w:rFonts w:eastAsia="UD デジタル 教科書体 NK-R"/>
-          <w:color w:val="auto"/>
-        </w:rPr>
-      </w:pPr>
-      <w:r>
-        <w:rPr>
-          <w:rFonts w:eastAsia="UD デジタル 教科書体 NK-R"/>
+          <w:rFonts w:eastAsia="UD Digi Kyokasho NK-R"/>
+          <w:color w:val="auto"/>
+        </w:rPr>
+      </w:pPr>
+      <w:r>
+        <w:rPr>
+          <w:rFonts w:eastAsia="UD Digi Kyokasho NK-R"/>
           <w:color w:val="auto"/>
         </w:rPr>
         <w:t>− Student Outstanding Presentation Award in the Fall meeting, The Oceanographic Society of Japan, 2015</w:t>
@@ -1950,13 +2059,13 @@
         <w:pStyle w:val="Default"/>
         <w:spacing w:line="288" w:lineRule="auto"/>
         <w:rPr>
-          <w:rFonts w:eastAsia="UD デジタル 教科書体 NK-R"/>
-          <w:color w:val="auto"/>
-        </w:rPr>
-      </w:pPr>
-      <w:r>
-        <w:rPr>
-          <w:rFonts w:eastAsia="UD デジタル 教科書体 NK-R"/>
+          <w:rFonts w:eastAsia="UD Digi Kyokasho NK-R"/>
+          <w:color w:val="auto"/>
+        </w:rPr>
+      </w:pPr>
+      <w:r>
+        <w:rPr>
+          <w:rFonts w:eastAsia="UD Digi Kyokasho NK-R"/>
           <w:color w:val="auto"/>
         </w:rPr>
         <w:t xml:space="preserve">− Student Outstanding Presentation Award in the Atmospheric and </w:t>
@@ -1964,7 +2073,7 @@
       <w:proofErr w:type="spellStart"/>
       <w:r>
         <w:rPr>
-          <w:rFonts w:eastAsia="UD デジタル 教科書体 NK-R"/>
+          <w:rFonts w:eastAsia="UD Digi Kyokasho NK-R"/>
           <w:color w:val="auto"/>
         </w:rPr>
         <w:t>Hydrospheric</w:t>
@@ -1972,21 +2081,21 @@
       <w:proofErr w:type="spellEnd"/>
       <w:r>
         <w:rPr>
-          <w:rFonts w:eastAsia="UD デジタル 教科書体 NK-R"/>
+          <w:rFonts w:eastAsia="UD Digi Kyokasho NK-R"/>
           <w:color w:val="auto"/>
         </w:rPr>
         <w:t xml:space="preserve"> Sciences Section, Japan Geoscience Union meeting, 201</w:t>
       </w:r>
       <w:r>
         <w:rPr>
-          <w:rFonts w:eastAsia="UD デジタル 教科書体 NK-R"/>
+          <w:rFonts w:eastAsia="UD Digi Kyokasho NK-R"/>
           <w:color w:val="auto"/>
         </w:rPr>
         <w:t>5</w:t>
       </w:r>
       <w:r>
         <w:rPr>
-          <w:rFonts w:eastAsia="UD デジタル 教科書体 NK-R"/>
+          <w:rFonts w:eastAsia="UD Digi Kyokasho NK-R"/>
           <w:color w:val="auto"/>
         </w:rPr>
         <w:t>.</w:t>
@@ -1997,7 +2106,7 @@
         <w:pStyle w:val="Default"/>
         <w:spacing w:line="288" w:lineRule="auto"/>
         <w:rPr>
-          <w:rFonts w:eastAsia="UD デジタル 教科書体 NK-R"/>
+          <w:rFonts w:eastAsia="UD Digi Kyokasho NK-R"/>
           <w:b/>
           <w:bCs/>
           <w:color w:val="auto"/>
@@ -2009,7 +2118,7 @@
         <w:pStyle w:val="Default"/>
         <w:spacing w:line="288" w:lineRule="auto"/>
         <w:rPr>
-          <w:rFonts w:eastAsia="UD デジタル 教科書体 NK-R"/>
+          <w:rFonts w:eastAsia="UD Digi Kyokasho NK-R"/>
           <w:b/>
           <w:bCs/>
           <w:color w:val="auto"/>
@@ -2019,7 +2128,7 @@
       </w:pPr>
       <w:r>
         <w:rPr>
-          <w:rFonts w:eastAsia="UD デジタル 教科書体 NK-R"/>
+          <w:rFonts w:eastAsia="UD Digi Kyokasho NK-R"/>
           <w:b/>
           <w:bCs/>
           <w:color w:val="auto"/>
@@ -2034,13 +2143,13 @@
         <w:pStyle w:val="Default"/>
         <w:spacing w:line="288" w:lineRule="auto"/>
         <w:rPr>
-          <w:rFonts w:eastAsia="UD デジタル 教科書体 NK-R"/>
-          <w:color w:val="auto"/>
-        </w:rPr>
-      </w:pPr>
-      <w:r>
-        <w:rPr>
-          <w:rFonts w:eastAsia="UD デジタル 教科書体 NK-R"/>
+          <w:rFonts w:eastAsia="UD Digi Kyokasho NK-R"/>
+          <w:color w:val="auto"/>
+        </w:rPr>
+      </w:pPr>
+      <w:r>
+        <w:rPr>
+          <w:rFonts w:eastAsia="UD Digi Kyokasho NK-R"/>
           <w:color w:val="auto"/>
         </w:rPr>
         <w:t>− Session:</w:t>
@@ -2059,14 +2168,14 @@
       </w:r>
       <w:r>
         <w:rPr>
-          <w:rFonts w:eastAsia="UD デジタル 教科書体 NK-R"/>
+          <w:rFonts w:eastAsia="UD Digi Kyokasho NK-R"/>
           <w:color w:val="auto"/>
         </w:rPr>
         <w:t xml:space="preserve">, </w:t>
       </w:r>
       <w:r>
         <w:rPr>
-          <w:rFonts w:eastAsia="UD デジタル 教科書体 NK-R"/>
+          <w:rFonts w:eastAsia="UD Digi Kyokasho NK-R"/>
           <w:color w:val="auto"/>
         </w:rPr>
         <w:t xml:space="preserve">Annual meeting of </w:t>
@@ -2076,28 +2185,35 @@
       </w:r>
       <w:r>
         <w:rPr>
-          <w:rFonts w:eastAsia="UD デジタル 教科書体 NK-R"/>
-          <w:color w:val="auto"/>
-        </w:rPr>
-        <w:t>Japan, 20</w:t>
-      </w:r>
-      <w:r>
-        <w:rPr>
-          <w:rFonts w:eastAsia="UD デジタル 教科書体 NK-R" w:hint="eastAsia"/>
-          <w:color w:val="auto"/>
-        </w:rPr>
-        <w:t>2</w:t>
-      </w:r>
-      <w:r>
-        <w:rPr>
-          <w:rFonts w:eastAsia="UD デジタル 教科書体 NK-R" w:hint="eastAsia"/>
-          <w:color w:val="auto"/>
-        </w:rPr>
-        <w:t>4</w:t>
-      </w:r>
-      <w:r>
-        <w:rPr>
-          <w:rFonts w:eastAsia="UD デジタル 教科書体 NK-R"/>
+          <w:rFonts w:eastAsia="UD Digi Kyokasho NK-R"/>
+          <w:color w:val="auto"/>
+        </w:rPr>
+        <w:t xml:space="preserve">Japan, </w:t>
+      </w:r>
+      <w:r>
+        <w:rPr>
+          <w:rFonts w:eastAsia="UD Digi Kyokasho NK-R" w:hint="eastAsia"/>
+          <w:color w:val="auto"/>
+        </w:rPr>
+        <w:t xml:space="preserve">FY </w:t>
+      </w:r>
+      <w:r>
+        <w:rPr>
+          <w:rFonts w:eastAsia="UD Digi Kyokasho NK-R"/>
+          <w:color w:val="auto"/>
+        </w:rPr>
+        <w:t>20</w:t>
+      </w:r>
+      <w:r>
+        <w:rPr>
+          <w:rFonts w:eastAsia="UD Digi Kyokasho NK-R" w:hint="eastAsia"/>
+          <w:color w:val="auto"/>
+        </w:rPr>
+        <w:t>24</w:t>
+      </w:r>
+      <w:r>
+        <w:rPr>
+          <w:rFonts w:eastAsia="UD Digi Kyokasho NK-R"/>
           <w:color w:val="auto"/>
         </w:rPr>
         <w:t>.</w:t>
@@ -2108,23 +2224,23 @@
         <w:pStyle w:val="Default"/>
         <w:spacing w:line="288" w:lineRule="auto"/>
         <w:rPr>
-          <w:rStyle w:val="rynqvb"/>
-          <w:lang w:val="en"/>
-        </w:rPr>
-      </w:pPr>
-      <w:r>
-        <w:rPr>
-          <w:rFonts w:eastAsia="UD デジタル 教科書体 NK-R"/>
-          <w:color w:val="auto"/>
-        </w:rPr>
-        <w:t xml:space="preserve">− </w:t>
-      </w:r>
-      <w:r>
-        <w:rPr>
-          <w:rStyle w:val="rynqvb"/>
-          <w:lang w:val="en"/>
-        </w:rPr>
-        <w:t>The 69th Annual Meeting of the Geochemical Society of Japan</w:t>
+          <w:rFonts w:eastAsia="UD Digi Kyokasho NK-R" w:hint="eastAsia"/>
+          <w:color w:val="auto"/>
+        </w:rPr>
+      </w:pPr>
+      <w:r>
+        <w:rPr>
+          <w:rFonts w:eastAsia="UD Digi Kyokasho NK-R"/>
+          <w:color w:val="auto"/>
+        </w:rPr>
+        <w:t>− Polar Research Symposium: “Climate Change and Ecosystems at the Poles during the Neogene”</w:t>
+      </w:r>
+      <w:r>
+        <w:rPr>
+          <w:rFonts w:eastAsia="UD Digi Kyokasho NK-R" w:hint="eastAsia"/>
+          <w:color w:val="auto"/>
+        </w:rPr>
+        <w:t>, FY 2022.</w:t>
       </w:r>
     </w:p>
     <w:p>
@@ -2132,60 +2248,174 @@
         <w:pStyle w:val="Default"/>
         <w:spacing w:line="288" w:lineRule="auto"/>
         <w:rPr>
-          <w:rFonts w:eastAsia="UD デジタル 教科書体 NK-R"/>
-          <w:color w:val="auto"/>
-        </w:rPr>
-      </w:pPr>
-      <w:r>
-        <w:rPr>
-          <w:rFonts w:eastAsia="UD デジタル 教科書体 NK-R"/>
-          <w:color w:val="auto"/>
-        </w:rPr>
-        <w:t xml:space="preserve">− </w:t>
-      </w:r>
-      <w:r>
-        <w:rPr>
-          <w:rStyle w:val="rynqvb"/>
-          <w:lang w:val="en"/>
-        </w:rPr>
-        <w:t xml:space="preserve">The 8th Annual Meeting of the </w:t>
-      </w:r>
-      <w:proofErr w:type="spellStart"/>
-      <w:r>
-        <w:t>Paleosciences</w:t>
-      </w:r>
-      <w:proofErr w:type="spellEnd"/>
-      <w:r>
-        <w:t xml:space="preserve"> </w:t>
-      </w:r>
-      <w:r>
-        <w:rPr>
-          <w:rStyle w:val="rynqvb"/>
-          <w:lang w:val="en"/>
-        </w:rPr>
-        <w:t xml:space="preserve">Society </w:t>
-      </w:r>
-      <w:r>
+          <w:rFonts w:eastAsia="UD Digi Kyokasho NK-R" w:hint="eastAsia"/>
+          <w:color w:val="auto"/>
+        </w:rPr>
+      </w:pPr>
+      <w:r>
+        <w:rPr>
+          <w:rFonts w:eastAsia="UD Digi Kyokasho NK-R"/>
+          <w:color w:val="auto"/>
+        </w:rPr>
+        <w:t>− Joint Research Program at the Atmosphere and Ocean Research Institute: Integration of Proxies and Models in Paleoclimate Research: Climate Change During Warm Periods</w:t>
+      </w:r>
+      <w:r>
+        <w:rPr>
+          <w:rFonts w:eastAsia="UD Digi Kyokasho NK-R" w:hint="eastAsia"/>
+          <w:color w:val="auto"/>
+        </w:rPr>
+        <w:t xml:space="preserve">, </w:t>
+      </w:r>
+      <w:r>
+        <w:rPr>
+          <w:rFonts w:eastAsia="UD Digi Kyokasho NK-R"/>
+          <w:color w:val="auto"/>
+        </w:rPr>
+        <w:t>FY 2022</w:t>
+      </w:r>
+      <w:r>
+        <w:rPr>
+          <w:rFonts w:eastAsia="UD Digi Kyokasho NK-R" w:hint="eastAsia"/>
+          <w:color w:val="auto"/>
+        </w:rPr>
+        <w:t>.</w:t>
+      </w:r>
+    </w:p>
+    <w:p>
+      <w:pPr>
+        <w:pStyle w:val="Default"/>
+        <w:spacing w:line="288" w:lineRule="auto"/>
         <w:rPr>
           <w:rStyle w:val="rynqvb"/>
           <w:rFonts w:hint="eastAsia"/>
           <w:lang w:val="en"/>
         </w:rPr>
+      </w:pPr>
+      <w:r>
+        <w:rPr>
+          <w:rFonts w:eastAsia="UD Digi Kyokasho NK-R"/>
+          <w:color w:val="auto"/>
+        </w:rPr>
+        <w:t xml:space="preserve">− </w:t>
+      </w:r>
+      <w:r>
+        <w:rPr>
+          <w:rStyle w:val="rynqvb"/>
+          <w:lang w:val="en"/>
+        </w:rPr>
+        <w:t>The 69th Annual Meeting of the Geochemical Society of Japan</w:t>
+      </w:r>
+      <w:r>
+        <w:rPr>
+          <w:rStyle w:val="rynqvb"/>
+          <w:rFonts w:hint="eastAsia"/>
+          <w:lang w:val="en"/>
+        </w:rPr>
+        <w:t xml:space="preserve">, </w:t>
+      </w:r>
+      <w:r>
+        <w:rPr>
+          <w:rFonts w:eastAsia="UD Digi Kyokasho NK-R"/>
+          <w:color w:val="auto"/>
+        </w:rPr>
+        <w:t>FY 2022</w:t>
+      </w:r>
+      <w:r>
+        <w:rPr>
+          <w:rFonts w:eastAsia="UD Digi Kyokasho NK-R" w:hint="eastAsia"/>
+          <w:color w:val="auto"/>
+        </w:rPr>
+        <w:t>.</w:t>
+      </w:r>
+    </w:p>
+    <w:p>
+      <w:pPr>
+        <w:pStyle w:val="Default"/>
+        <w:spacing w:line="288" w:lineRule="auto"/>
+        <w:rPr>
+          <w:rFonts w:eastAsia="UD Digi Kyokasho NK-R" w:hint="eastAsia"/>
+          <w:color w:val="auto"/>
+        </w:rPr>
+      </w:pPr>
+      <w:r>
+        <w:rPr>
+          <w:rFonts w:eastAsia="UD Digi Kyokasho NK-R"/>
+          <w:color w:val="auto"/>
+        </w:rPr>
+        <w:t xml:space="preserve">− </w:t>
+      </w:r>
+      <w:r>
+        <w:rPr>
+          <w:rStyle w:val="rynqvb"/>
+          <w:lang w:val="en"/>
+        </w:rPr>
+        <w:t xml:space="preserve">The 8th Annual Meeting of the </w:t>
+      </w:r>
+      <w:proofErr w:type="spellStart"/>
+      <w:r>
+        <w:t>Paleosciences</w:t>
+      </w:r>
+      <w:proofErr w:type="spellEnd"/>
+      <w:r>
+        <w:t xml:space="preserve"> </w:t>
+      </w:r>
+      <w:r>
+        <w:rPr>
+          <w:rStyle w:val="rynqvb"/>
+          <w:lang w:val="en"/>
+        </w:rPr>
+        <w:t xml:space="preserve">Society </w:t>
+      </w:r>
+      <w:r>
+        <w:rPr>
+          <w:rStyle w:val="rynqvb"/>
+          <w:rFonts w:hint="eastAsia"/>
+          <w:lang w:val="en"/>
+        </w:rPr>
         <w:t>of Japan</w:t>
       </w:r>
+      <w:r>
+        <w:rPr>
+          <w:rStyle w:val="rynqvb"/>
+          <w:rFonts w:hint="eastAsia"/>
+          <w:lang w:val="en"/>
+        </w:rPr>
+        <w:t>,</w:t>
+      </w:r>
+      <w:r>
+        <w:rPr>
+          <w:rFonts w:eastAsia="UD Digi Kyokasho NK-R" w:hint="eastAsia"/>
+          <w:color w:val="auto"/>
+        </w:rPr>
+        <w:t xml:space="preserve"> </w:t>
+      </w:r>
+      <w:r>
+        <w:rPr>
+          <w:rFonts w:eastAsia="UD Digi Kyokasho NK-R"/>
+          <w:color w:val="auto"/>
+        </w:rPr>
+        <w:t>FY 2022</w:t>
+      </w:r>
+      <w:r>
+        <w:rPr>
+          <w:rFonts w:eastAsia="UD Digi Kyokasho NK-R" w:hint="eastAsia"/>
+          <w:color w:val="auto"/>
+        </w:rPr>
+        <w:t>.</w:t>
+      </w:r>
     </w:p>
     <w:p>
       <w:pPr>
         <w:pStyle w:val="Default"/>
         <w:spacing w:line="288" w:lineRule="auto"/>
         <w:rPr>
-          <w:rFonts w:eastAsia="UD デジタル 教科書体 NK-R"/>
-          <w:color w:val="auto"/>
-        </w:rPr>
-      </w:pPr>
-      <w:r>
-        <w:rPr>
-          <w:rFonts w:eastAsia="UD デジタル 教科書体 NK-R"/>
+          <w:rFonts w:eastAsia="UD Digi Kyokasho NK-R"/>
+          <w:color w:val="auto"/>
+        </w:rPr>
+      </w:pPr>
+      <w:r>
+        <w:rPr>
+          <w:rFonts w:eastAsia="UD Digi Kyokasho NK-R"/>
           <w:color w:val="auto"/>
         </w:rPr>
         <w:t>− Session:</w:t>
@@ -2205,14 +2435,14 @@
       </w:r>
       <w:r>
         <w:rPr>
-          <w:rFonts w:eastAsia="UD デジタル 教科書体 NK-R"/>
+          <w:rFonts w:eastAsia="UD Digi Kyokasho NK-R"/>
           <w:color w:val="auto"/>
         </w:rPr>
         <w:t xml:space="preserve">, </w:t>
       </w:r>
       <w:r>
         <w:rPr>
-          <w:rFonts w:eastAsia="UD デジタル 教科書体 NK-R"/>
+          <w:rFonts w:eastAsia="UD Digi Kyokasho NK-R"/>
           <w:color w:val="auto"/>
         </w:rPr>
         <w:t xml:space="preserve">Annual meeting of </w:t>
@@ -2222,28 +2452,42 @@
       </w:r>
       <w:r>
         <w:rPr>
-          <w:rFonts w:eastAsia="UD デジタル 教科書体 NK-R"/>
-          <w:color w:val="auto"/>
-        </w:rPr>
-        <w:t>Japan, 20</w:t>
-      </w:r>
-      <w:r>
-        <w:rPr>
-          <w:rFonts w:eastAsia="UD デジタル 教科書体 NK-R" w:hint="eastAsia"/>
+          <w:rFonts w:eastAsia="UD Digi Kyokasho NK-R"/>
+          <w:color w:val="auto"/>
+        </w:rPr>
+        <w:t>Japan,</w:t>
+      </w:r>
+      <w:r>
+        <w:rPr>
+          <w:rFonts w:eastAsia="UD Digi Kyokasho NK-R" w:hint="eastAsia"/>
+          <w:color w:val="auto"/>
+        </w:rPr>
+        <w:t xml:space="preserve"> FY</w:t>
+      </w:r>
+      <w:r>
+        <w:rPr>
+          <w:rFonts w:eastAsia="UD Digi Kyokasho NK-R"/>
+          <w:color w:val="auto"/>
+        </w:rPr>
+        <w:t xml:space="preserve"> 20</w:t>
+      </w:r>
+      <w:r>
+        <w:rPr>
+          <w:rFonts w:eastAsia="UD Digi Kyokasho NK-R" w:hint="eastAsia"/>
           <w:color w:val="auto"/>
         </w:rPr>
         <w:t>2</w:t>
       </w:r>
       <w:r>
         <w:rPr>
-          <w:rFonts w:eastAsia="UD デジタル 教科書体 NK-R"/>
+          <w:rFonts w:eastAsia="UD Digi Kyokasho NK-R"/>
           <w:color w:val="auto"/>
         </w:rPr>
         <w:t>2</w:t>
       </w:r>
       <w:r>
         <w:rPr>
-          <w:rFonts w:eastAsia="UD デジタル 教科書体 NK-R"/>
+          <w:rFonts w:eastAsia="UD Digi Kyokasho NK-R"/>
           <w:color w:val="auto"/>
         </w:rPr>
         <w:t>.</w:t>
@@ -2254,48 +2498,48 @@
         <w:pStyle w:val="Default"/>
         <w:spacing w:line="288" w:lineRule="auto"/>
         <w:rPr>
-          <w:rFonts w:eastAsia="UD デジタル 教科書体 NK-R"/>
-          <w:color w:val="auto"/>
-        </w:rPr>
-      </w:pPr>
-      <w:r>
-        <w:rPr>
-          <w:rFonts w:eastAsia="UD デジタル 教科書体 NK-R"/>
+          <w:rFonts w:eastAsia="UD Digi Kyokasho NK-R"/>
+          <w:color w:val="auto"/>
+        </w:rPr>
+      </w:pPr>
+      <w:r>
+        <w:rPr>
+          <w:rFonts w:eastAsia="UD Digi Kyokasho NK-R"/>
           <w:color w:val="auto"/>
         </w:rPr>
         <w:t xml:space="preserve">− Session: </w:t>
       </w:r>
       <w:r>
         <w:rPr>
-          <w:rFonts w:eastAsia="UD デジタル 教科書体 NK-R"/>
+          <w:rFonts w:eastAsia="UD Digi Kyokasho NK-R"/>
           <w:color w:val="auto"/>
         </w:rPr>
         <w:t>Ice cores and paleoenvironmental modeling</w:t>
       </w:r>
       <w:r>
         <w:rPr>
-          <w:rFonts w:eastAsia="UD デジタル 教科書体 NK-R"/>
+          <w:rFonts w:eastAsia="UD Digi Kyokasho NK-R"/>
           <w:color w:val="auto"/>
         </w:rPr>
         <w:t>, Japan Geoscience Union meeting, 20</w:t>
       </w:r>
       <w:r>
         <w:rPr>
-          <w:rFonts w:eastAsia="UD デジタル 教科書体 NK-R" w:hint="eastAsia"/>
+          <w:rFonts w:eastAsia="UD Digi Kyokasho NK-R" w:hint="eastAsia"/>
           <w:color w:val="auto"/>
         </w:rPr>
         <w:t>2</w:t>
       </w:r>
       <w:r>
         <w:rPr>
-          <w:rFonts w:eastAsia="UD デジタル 教科書体 NK-R"/>
+          <w:rFonts w:eastAsia="UD Digi Kyokasho NK-R"/>
           <w:color w:val="auto"/>
         </w:rPr>
         <w:t>2</w:t>
       </w:r>
       <w:r>
         <w:rPr>
-          <w:rFonts w:eastAsia="UD デジタル 教科書体 NK-R"/>
+          <w:rFonts w:eastAsia="UD Digi Kyokasho NK-R"/>
           <w:color w:val="auto"/>
         </w:rPr>
         <w:t>.</w:t>
@@ -2306,13 +2550,13 @@
         <w:pStyle w:val="Default"/>
         <w:spacing w:line="288" w:lineRule="auto"/>
         <w:rPr>
-          <w:rFonts w:eastAsia="UD デジタル 教科書体 NK-R"/>
-          <w:color w:val="auto"/>
-        </w:rPr>
-      </w:pPr>
-      <w:r>
-        <w:rPr>
-          <w:rFonts w:eastAsia="UD デジタル 教科書体 NK-R"/>
+          <w:rFonts w:eastAsia="UD Digi Kyokasho NK-R"/>
+          <w:color w:val="auto"/>
+        </w:rPr>
+      </w:pPr>
+      <w:r>
+        <w:rPr>
+          <w:rFonts w:eastAsia="UD Digi Kyokasho NK-R"/>
           <w:color w:val="auto"/>
         </w:rPr>
         <w:t xml:space="preserve">− Session: </w:t>
@@ -2322,10 +2566,24 @@
       </w:r>
       <w:r>
         <w:rPr>
-          <w:rFonts w:eastAsia="UD デジタル 教科書体 NK-R"/>
-          <w:color w:val="auto"/>
-        </w:rPr>
-        <w:t>, Japan Geoscience Union meeting, 2018.</w:t>
+          <w:rFonts w:eastAsia="UD Digi Kyokasho NK-R"/>
+          <w:color w:val="auto"/>
+        </w:rPr>
+        <w:t xml:space="preserve">, Japan Geoscience Union meeting, </w:t>
+      </w:r>
+      <w:r>
+        <w:rPr>
+          <w:rFonts w:eastAsia="UD Digi Kyokasho NK-R" w:hint="eastAsia"/>
+          <w:color w:val="auto"/>
+        </w:rPr>
+        <w:t xml:space="preserve">FY </w:t>
+      </w:r>
+      <w:r>
+        <w:rPr>
+          <w:rFonts w:eastAsia="UD Digi Kyokasho NK-R"/>
+          <w:color w:val="auto"/>
+        </w:rPr>
+        <w:t>2018.</w:t>
       </w:r>
     </w:p>
     <w:p>
@@ -2333,23 +2591,37 @@
         <w:pStyle w:val="Default"/>
         <w:spacing w:line="288" w:lineRule="auto"/>
         <w:rPr>
-          <w:rFonts w:eastAsia="UD デジタル 教科書体 NK-R"/>
-          <w:color w:val="auto"/>
-        </w:rPr>
-      </w:pPr>
-      <w:r>
-        <w:rPr>
-          <w:rFonts w:eastAsia="UD デジタル 教科書体 NK-R"/>
+          <w:rFonts w:eastAsia="UD Digi Kyokasho NK-R"/>
+          <w:color w:val="auto"/>
+        </w:rPr>
+      </w:pPr>
+      <w:r>
+        <w:rPr>
+          <w:rFonts w:eastAsia="UD Digi Kyokasho NK-R"/>
           <w:color w:val="auto"/>
         </w:rPr>
         <w:t xml:space="preserve">− </w:t>
       </w:r>
       <w:r>
         <w:rPr>
-          <w:rFonts w:eastAsia="UD デジタル 教科書体 NK-R"/>
-          <w:color w:val="auto"/>
-        </w:rPr>
-        <w:t>Session: Global climate change driven by the Southern Ocean and the Antarctic Ice Sheet, Japan Geoscience Union meeting, 2016.</w:t>
+          <w:rFonts w:eastAsia="UD Digi Kyokasho NK-R"/>
+          <w:color w:val="auto"/>
+        </w:rPr>
+        <w:t xml:space="preserve">Session: Global climate change driven by the Southern Ocean and the Antarctic Ice Sheet, Japan Geoscience Union meeting, </w:t>
+      </w:r>
+      <w:r>
+        <w:rPr>
+          <w:rFonts w:eastAsia="UD Digi Kyokasho NK-R" w:hint="eastAsia"/>
+          <w:color w:val="auto"/>
+        </w:rPr>
+        <w:t xml:space="preserve">FY </w:t>
+      </w:r>
+      <w:r>
+        <w:rPr>
+          <w:rFonts w:eastAsia="UD Digi Kyokasho NK-R"/>
+          <w:color w:val="auto"/>
+        </w:rPr>
+        <w:t>2016.</w:t>
       </w:r>
     </w:p>
     <w:p>
@@ -2357,7 +2629,7 @@
         <w:pStyle w:val="Default"/>
         <w:spacing w:line="288" w:lineRule="auto"/>
         <w:rPr>
-          <w:rFonts w:eastAsia="UD デジタル 教科書体 NK-R"/>
+          <w:rFonts w:eastAsia="UD Digi Kyokasho NK-R"/>
           <w:b/>
           <w:bCs/>
           <w:color w:val="auto"/>
@@ -2369,7 +2641,7 @@
         <w:pStyle w:val="Default"/>
         <w:spacing w:line="288" w:lineRule="auto"/>
         <w:rPr>
-          <w:rFonts w:eastAsia="UD デジタル 教科書体 NK-R"/>
+          <w:rFonts w:eastAsia="UD Digi Kyokasho NK-R"/>
           <w:color w:val="auto"/>
           <w:sz w:val="28"/>
           <w:szCs w:val="28"/>
@@ -2377,7 +2649,7 @@
       </w:pPr>
       <w:r>
         <w:rPr>
-          <w:rFonts w:eastAsia="UD デジタル 教科書体 NK-R"/>
+          <w:rFonts w:eastAsia="UD Digi Kyokasho NK-R"/>
           <w:b/>
           <w:bCs/>
           <w:color w:val="auto"/>
@@ -2388,7 +2660,7 @@
       </w:r>
       <w:r>
         <w:rPr>
-          <w:rFonts w:eastAsia="UD デジタル 教科書体 NK-R"/>
+          <w:rFonts w:eastAsia="UD Digi Kyokasho NK-R"/>
           <w:b/>
           <w:bCs/>
           <w:color w:val="auto"/>
@@ -2399,7 +2671,7 @@
       </w:r>
       <w:r>
         <w:rPr>
-          <w:rFonts w:eastAsia="UD デジタル 教科書体 NK-R"/>
+          <w:rFonts w:eastAsia="UD Digi Kyokasho NK-R"/>
           <w:b/>
           <w:bCs/>
           <w:color w:val="auto"/>
@@ -2410,7 +2682,7 @@
       </w:r>
       <w:r>
         <w:rPr>
-          <w:rFonts w:eastAsia="UD デジタル 教科書体 NK-R"/>
+          <w:rFonts w:eastAsia="UD Digi Kyokasho NK-R"/>
           <w:b/>
           <w:bCs/>
           <w:color w:val="auto"/>
@@ -2425,27 +2697,27 @@
         <w:pStyle w:val="Default"/>
         <w:spacing w:after="105" w:line="288" w:lineRule="auto"/>
         <w:rPr>
-          <w:rFonts w:eastAsia="UD デジタル 教科書体 NK-R"/>
-          <w:color w:val="auto"/>
-        </w:rPr>
-      </w:pPr>
-      <w:r>
-        <w:rPr>
-          <w:rFonts w:eastAsia="UD デジタル 教科書体 NK-R"/>
+          <w:rFonts w:eastAsia="UD Digi Kyokasho NK-R"/>
+          <w:color w:val="auto"/>
+        </w:rPr>
+      </w:pPr>
+      <w:r>
+        <w:rPr>
+          <w:rFonts w:eastAsia="UD Digi Kyokasho NK-R"/>
           <w:color w:val="auto"/>
         </w:rPr>
         <w:t>−</w:t>
       </w:r>
       <w:r>
         <w:rPr>
-          <w:rFonts w:eastAsia="UD デジタル 教科書体 NK-R"/>
+          <w:rFonts w:eastAsia="UD Digi Kyokasho NK-R"/>
           <w:color w:val="auto"/>
         </w:rPr>
         <w:t xml:space="preserve"> </w:t>
       </w:r>
       <w:r>
         <w:rPr>
-          <w:rFonts w:eastAsia="UD デジタル 教科書体 NK-R"/>
+          <w:rFonts w:eastAsia="UD Digi Kyokasho NK-R"/>
           <w:b/>
           <w:bCs/>
           <w:color w:val="auto"/>
@@ -2454,17 +2726,42 @@
       </w:r>
       <w:r>
         <w:rPr>
-          <w:rFonts w:eastAsia="UD デジタル 教科書体 NK-R"/>
-          <w:color w:val="auto"/>
-        </w:rPr>
-        <w:t>, A. Oka, T. Obase, A. Abe-Ouchi, Assessing transient changes in the ocean carbon cycle during the last deglaciation through carbon isotope modeling, Apr 19, 2024, Vienna, EGU General Assembly, oral.</w:t>
-      </w:r>
-      <w:r>
-        <w:rPr>
-          <w:rFonts w:eastAsia="UD デジタル 教科書体 NK-R"/>
-          <w:color w:val="auto"/>
-        </w:rPr>
-        <w:t xml:space="preserve"> </w:t>
+          <w:rFonts w:eastAsia="UD Digi Kyokasho NK-R"/>
+          <w:color w:val="auto"/>
+        </w:rPr>
+        <w:t xml:space="preserve">, Role of riverine carbon in the ocean carbon cycle evaluated by an ocean general circulation model with a sedimentary module, May 27, 2026, </w:t>
+      </w:r>
+      <w:proofErr w:type="spellStart"/>
+      <w:r>
+        <w:rPr>
+          <w:rFonts w:eastAsia="UD Digi Kyokasho NK-R"/>
+          <w:color w:val="auto"/>
+        </w:rPr>
+        <w:t>Makuhari</w:t>
+      </w:r>
+      <w:proofErr w:type="spellEnd"/>
+      <w:r>
+        <w:rPr>
+          <w:rFonts w:eastAsia="UD Digi Kyokasho NK-R"/>
+          <w:color w:val="auto"/>
+        </w:rPr>
+        <w:t xml:space="preserve">, </w:t>
+      </w:r>
+      <w:proofErr w:type="spellStart"/>
+      <w:r>
+        <w:rPr>
+          <w:rFonts w:eastAsia="UD Digi Kyokasho NK-R"/>
+          <w:color w:val="auto"/>
+        </w:rPr>
+        <w:t>JpGU</w:t>
+      </w:r>
+      <w:proofErr w:type="spellEnd"/>
+      <w:r>
+        <w:rPr>
+          <w:rFonts w:eastAsia="UD Digi Kyokasho NK-R"/>
+          <w:color w:val="auto"/>
+        </w:rPr>
+        <w:t>-AGU Joint Meeting 2026, poster.</w:t>
       </w:r>
     </w:p>
     <w:p>
@@ -2472,131 +2769,13 @@
         <w:pStyle w:val="Default"/>
         <w:spacing w:after="105" w:line="288" w:lineRule="auto"/>
         <w:rPr>
-          <w:rFonts w:eastAsia="UD デジタル 教科書体 NK-R"/>
-          <w:color w:val="auto"/>
-        </w:rPr>
-      </w:pPr>
-      <w:r>
-        <w:rPr>
-          <w:rFonts w:eastAsia="UD デジタル 教科書体 NK-R"/>
-          <w:color w:val="auto"/>
-        </w:rPr>
-        <w:t>−</w:t>
-      </w:r>
-      <w:r>
-        <w:rPr>
-          <w:rFonts w:eastAsia="UD デジタル 教科書体 NK-R"/>
-          <w:color w:val="auto"/>
-        </w:rPr>
-        <w:t xml:space="preserve"> </w:t>
-      </w:r>
-      <w:r>
-        <w:rPr>
-          <w:rFonts w:eastAsia="UD デジタル 教科書体 NK-R"/>
-          <w:b/>
-          <w:bCs/>
-          <w:color w:val="auto"/>
-        </w:rPr>
-        <w:t>Kobayashi, H.</w:t>
-      </w:r>
-      <w:r>
-        <w:rPr>
-          <w:rFonts w:eastAsia="UD デジタル 教科書体 NK-R"/>
-          <w:color w:val="auto"/>
-        </w:rPr>
-        <w:t>, A.</w:t>
-      </w:r>
-      <w:r>
-        <w:rPr>
-          <w:rFonts w:eastAsia="UD デジタル 教科書体 NK-R"/>
-          <w:color w:val="auto"/>
-        </w:rPr>
-        <w:t xml:space="preserve"> Oka, T. Obase, A. Abe-Ouchi, Transient response of the ocean carbon cycle during the last deglaciation ~ Investigating the impact of climate and AMOC on carbon isotope signatures ~, Jul</w:t>
-      </w:r>
-      <w:r>
-        <w:rPr>
-          <w:rFonts w:eastAsia="UD デジタル 教科書体 NK-R"/>
-          <w:color w:val="auto"/>
-        </w:rPr>
-        <w:t>y</w:t>
-      </w:r>
-      <w:r>
-        <w:rPr>
-          <w:rFonts w:eastAsia="UD デジタル 教科書体 NK-R"/>
-          <w:color w:val="auto"/>
-        </w:rPr>
-        <w:t xml:space="preserve"> 2023, Rome, XXI INQUA Congress, poster.</w:t>
-      </w:r>
-    </w:p>
-    <w:p>
-      <w:pPr>
-        <w:pStyle w:val="Default"/>
-        <w:spacing w:after="105" w:line="288" w:lineRule="auto"/>
-        <w:rPr>
-          <w:rFonts w:eastAsia="UD デジタル 教科書体 NK-R"/>
-          <w:color w:val="auto"/>
-        </w:rPr>
-      </w:pPr>
-      <w:r>
-        <w:rPr>
-          <w:rFonts w:eastAsia="UD デジタル 教科書体 NK-R"/>
-          <w:color w:val="auto"/>
-        </w:rPr>
-        <w:t>−</w:t>
-      </w:r>
-      <w:r>
-        <w:rPr>
-          <w:rFonts w:eastAsia="UD デジタル 教科書体 NK-R"/>
-          <w:color w:val="auto"/>
-        </w:rPr>
-        <w:t xml:space="preserve"> </w:t>
-      </w:r>
-      <w:r>
-        <w:rPr>
-          <w:rFonts w:eastAsia="UD デジタル 教科書体 NK-R"/>
-          <w:b/>
-          <w:bCs/>
-          <w:color w:val="auto"/>
-        </w:rPr>
-        <w:t>Kobayashi, H.</w:t>
-      </w:r>
-      <w:r>
-        <w:rPr>
-          <w:rFonts w:eastAsia="UD デジタル 教科書体 NK-R"/>
-          <w:color w:val="auto"/>
-        </w:rPr>
-        <w:t>, A.</w:t>
-      </w:r>
-      <w:r>
-        <w:rPr>
-          <w:rFonts w:eastAsia="UD デジタル 教科書体 NK-R"/>
-          <w:color w:val="auto"/>
-        </w:rPr>
-        <w:t xml:space="preserve"> Oka, A. Yamamoto, A. Abe-Ouchi, Glacial carbon cycle changes by Southern Ocean processes with sedimentary amplification, Jul</w:t>
-      </w:r>
-      <w:r>
-        <w:rPr>
-          <w:rFonts w:eastAsia="UD デジタル 教科書体 NK-R"/>
-          <w:color w:val="auto"/>
-        </w:rPr>
-        <w:t>y</w:t>
-      </w:r>
-      <w:r>
-        <w:rPr>
-          <w:rFonts w:eastAsia="UD デジタル 教科書体 NK-R"/>
-          <w:color w:val="auto"/>
-        </w:rPr>
-        <w:t xml:space="preserve"> 2023, Berlin, 28th General Assembly of the IUGG, oral.</w:t>
-      </w:r>
-    </w:p>
-    <w:p>
-      <w:pPr>
-        <w:pStyle w:val="Default"/>
-        <w:spacing w:after="105" w:line="288" w:lineRule="auto"/>
-      </w:pPr>
-      <w:r>
-        <w:rPr>
-          <w:rFonts w:eastAsia="UD デジタル 教科書体 NK-R"/>
+          <w:rFonts w:eastAsia="UD Digi Kyokasho NK-R"/>
+          <w:color w:val="auto"/>
+        </w:rPr>
+      </w:pPr>
+      <w:r>
+        <w:rPr>
+          <w:rFonts w:eastAsia="UD Digi Kyokasho NK-R"/>
           <w:color w:val="auto"/>
         </w:rPr>
         <w:lastRenderedPageBreak/>
@@ -2604,14 +2783,14 @@
       </w:r>
       <w:r>
         <w:rPr>
-          <w:rFonts w:eastAsia="UD デジタル 教科書体 NK-R"/>
+          <w:rFonts w:eastAsia="UD Digi Kyokasho NK-R" w:hint="eastAsia"/>
           <w:color w:val="auto"/>
         </w:rPr>
         <w:t xml:space="preserve"> </w:t>
       </w:r>
       <w:r>
         <w:rPr>
-          <w:rFonts w:eastAsia="UD デジタル 教科書体 NK-R"/>
+          <w:rFonts w:eastAsia="UD Digi Kyokasho NK-R"/>
           <w:b/>
           <w:bCs/>
           <w:color w:val="auto"/>
@@ -2620,28 +2799,941 @@
       </w:r>
       <w:r>
         <w:rPr>
-          <w:rFonts w:eastAsia="UD デジタル 教科書体 NK-R"/>
+          <w:rFonts w:eastAsia="UD Digi Kyokasho NK-R"/>
+          <w:color w:val="auto"/>
+        </w:rPr>
+        <w:t xml:space="preserve">, Atmospheric Δ14C and pCO2 controls on ocean radiocarbon distributions during the Last Glacial Maximum and the last deglaciation, May 26, 2026, </w:t>
+      </w:r>
+      <w:proofErr w:type="spellStart"/>
+      <w:r>
+        <w:rPr>
+          <w:rFonts w:eastAsia="UD Digi Kyokasho NK-R"/>
+          <w:color w:val="auto"/>
+        </w:rPr>
+        <w:t>Makuhari</w:t>
+      </w:r>
+      <w:proofErr w:type="spellEnd"/>
+      <w:r>
+        <w:rPr>
+          <w:rFonts w:eastAsia="UD Digi Kyokasho NK-R"/>
+          <w:color w:val="auto"/>
+        </w:rPr>
+        <w:t xml:space="preserve">, </w:t>
+      </w:r>
+      <w:proofErr w:type="spellStart"/>
+      <w:r>
+        <w:rPr>
+          <w:rFonts w:eastAsia="UD Digi Kyokasho NK-R"/>
+          <w:color w:val="auto"/>
+        </w:rPr>
+        <w:t>JpGU</w:t>
+      </w:r>
+      <w:proofErr w:type="spellEnd"/>
+      <w:r>
+        <w:rPr>
+          <w:rFonts w:eastAsia="UD Digi Kyokasho NK-R"/>
+          <w:color w:val="auto"/>
+        </w:rPr>
+        <w:t>-AGU Joint Meeting 2026, poster.</w:t>
+      </w:r>
+    </w:p>
+    <w:p>
+      <w:pPr>
+        <w:pStyle w:val="Default"/>
+        <w:spacing w:after="105" w:line="288" w:lineRule="auto"/>
+        <w:rPr>
+          <w:rFonts w:eastAsia="UD Digi Kyokasho NK-R"/>
+          <w:color w:val="auto"/>
+        </w:rPr>
+      </w:pPr>
+      <w:r>
+        <w:rPr>
+          <w:rFonts w:eastAsia="UD Digi Kyokasho NK-R"/>
+          <w:color w:val="auto"/>
+        </w:rPr>
+        <w:t>−</w:t>
+      </w:r>
+      <w:r>
+        <w:rPr>
+          <w:rFonts w:eastAsia="UD Digi Kyokasho NK-R" w:hint="eastAsia"/>
+          <w:color w:val="auto"/>
+        </w:rPr>
+        <w:t xml:space="preserve"> </w:t>
+      </w:r>
+      <w:r>
+        <w:rPr>
+          <w:rFonts w:eastAsia="UD Digi Kyokasho NK-R"/>
+          <w:b/>
+          <w:bCs/>
+          <w:color w:val="auto"/>
+        </w:rPr>
+        <w:t>Kobayashi, H.</w:t>
+      </w:r>
+      <w:r>
+        <w:rPr>
+          <w:rFonts w:eastAsia="UD Digi Kyokasho NK-R"/>
+          <w:color w:val="auto"/>
+        </w:rPr>
+        <w:t xml:space="preserve">, T. Obase, A. Oka, and A. Abe-Ouchi, Contrasting changes in atmospheric pCO2 trajectories due to different temporal variations in the Atlantic meridional overturning circulation during the past two deglaciations, May 19, 2026, Bremen, </w:t>
+      </w:r>
+      <w:proofErr w:type="spellStart"/>
+      <w:r>
+        <w:rPr>
+          <w:rFonts w:eastAsia="UD Digi Kyokasho NK-R"/>
+          <w:color w:val="auto"/>
+        </w:rPr>
+        <w:t>PalMod</w:t>
+      </w:r>
+      <w:proofErr w:type="spellEnd"/>
+      <w:r>
+        <w:rPr>
+          <w:rFonts w:eastAsia="UD Digi Kyokasho NK-R"/>
+          <w:color w:val="auto"/>
+        </w:rPr>
+        <w:t xml:space="preserve"> IOSC 2026, poster.</w:t>
+      </w:r>
+    </w:p>
+    <w:p>
+      <w:pPr>
+        <w:pStyle w:val="Default"/>
+        <w:spacing w:after="105" w:line="288" w:lineRule="auto"/>
+        <w:rPr>
+          <w:rFonts w:eastAsia="UD Digi Kyokasho NK-R"/>
+          <w:color w:val="auto"/>
+        </w:rPr>
+      </w:pPr>
+      <w:r>
+        <w:rPr>
+          <w:rFonts w:eastAsia="UD Digi Kyokasho NK-R"/>
+          <w:color w:val="auto"/>
+        </w:rPr>
+        <w:t>−</w:t>
+      </w:r>
+      <w:r>
+        <w:rPr>
+          <w:rFonts w:eastAsia="UD Digi Kyokasho NK-R" w:hint="eastAsia"/>
+          <w:color w:val="auto"/>
+        </w:rPr>
+        <w:t xml:space="preserve"> </w:t>
+      </w:r>
+      <w:r>
+        <w:rPr>
+          <w:rFonts w:eastAsia="UD Digi Kyokasho NK-R"/>
+          <w:b/>
+          <w:bCs/>
+          <w:color w:val="auto"/>
+        </w:rPr>
+        <w:t>Kobayashi, H.</w:t>
+      </w:r>
+      <w:r>
+        <w:rPr>
+          <w:rFonts w:eastAsia="UD Digi Kyokasho NK-R"/>
+          <w:color w:val="auto"/>
+        </w:rPr>
+        <w:t xml:space="preserve">, S. Sherriff-Tadano, T. Obase, A. Oka, A. Abe-Ouchi, P. </w:t>
+      </w:r>
+      <w:proofErr w:type="spellStart"/>
+      <w:r>
+        <w:rPr>
+          <w:rFonts w:eastAsia="UD Digi Kyokasho NK-R"/>
+          <w:color w:val="auto"/>
+        </w:rPr>
+        <w:t>Testorf</w:t>
+      </w:r>
+      <w:proofErr w:type="spellEnd"/>
+      <w:r>
+        <w:rPr>
+          <w:rFonts w:eastAsia="UD Digi Kyokasho NK-R"/>
+          <w:color w:val="auto"/>
+        </w:rPr>
+        <w:t xml:space="preserve">, and F. </w:t>
+      </w:r>
+      <w:proofErr w:type="spellStart"/>
+      <w:r>
+        <w:rPr>
+          <w:rFonts w:eastAsia="UD Digi Kyokasho NK-R"/>
+          <w:color w:val="auto"/>
+        </w:rPr>
+        <w:t>Pöppelmeier</w:t>
+      </w:r>
+      <w:proofErr w:type="spellEnd"/>
+      <w:r>
+        <w:rPr>
+          <w:rFonts w:eastAsia="UD Digi Kyokasho NK-R"/>
+          <w:color w:val="auto"/>
+        </w:rPr>
+        <w:t xml:space="preserve">, Background-state dependence of Atlantic Meridional Overturning Circulation, carbon isotopes, and </w:t>
+      </w:r>
+      <w:r>
+        <w:rPr>
+          <w:rFonts w:eastAsia="UD Digi Kyokasho NK-R"/>
+          <w:color w:val="auto"/>
+          <w:vertAlign w:val="superscript"/>
+        </w:rPr>
+        <w:t>231</w:t>
+      </w:r>
+      <w:r>
+        <w:rPr>
+          <w:rFonts w:eastAsia="UD Digi Kyokasho NK-R"/>
+          <w:color w:val="auto"/>
+        </w:rPr>
+        <w:t>Pa/</w:t>
+      </w:r>
+      <w:r>
+        <w:rPr>
+          <w:rFonts w:eastAsia="UD Digi Kyokasho NK-R"/>
+          <w:color w:val="auto"/>
+          <w:vertAlign w:val="superscript"/>
+        </w:rPr>
+        <w:t>230</w:t>
+      </w:r>
+      <w:r>
+        <w:rPr>
+          <w:rFonts w:eastAsia="UD Digi Kyokasho NK-R"/>
+          <w:color w:val="auto"/>
+        </w:rPr>
+        <w:t>Th under North Atlantic freshwater forcing, May 11, 2026, Bern, PAGES IMPACT workshop 2026, poster.</w:t>
+      </w:r>
+    </w:p>
+    <w:p>
+      <w:pPr>
+        <w:pStyle w:val="Default"/>
+        <w:spacing w:after="105" w:line="288" w:lineRule="auto"/>
+        <w:rPr>
+          <w:rFonts w:eastAsia="UD Digi Kyokasho NK-R"/>
+          <w:color w:val="auto"/>
+        </w:rPr>
+      </w:pPr>
+      <w:r>
+        <w:rPr>
+          <w:rFonts w:eastAsia="UD Digi Kyokasho NK-R"/>
+          <w:color w:val="auto"/>
+        </w:rPr>
+        <w:t>−</w:t>
+      </w:r>
+      <w:r>
+        <w:rPr>
+          <w:rFonts w:eastAsia="UD Digi Kyokasho NK-R" w:hint="eastAsia"/>
+          <w:color w:val="auto"/>
+        </w:rPr>
+        <w:t xml:space="preserve"> </w:t>
+      </w:r>
+      <w:r>
+        <w:rPr>
+          <w:rFonts w:eastAsia="UD Digi Kyokasho NK-R"/>
+          <w:b/>
+          <w:bCs/>
+          <w:color w:val="auto"/>
+        </w:rPr>
+        <w:t>Kobayashi, H.</w:t>
+      </w:r>
+      <w:r>
+        <w:rPr>
+          <w:rFonts w:eastAsia="UD Digi Kyokasho NK-R"/>
+          <w:color w:val="auto"/>
+        </w:rPr>
+        <w:t>, A. Oka, T. Obase, M. Nishida, and A. Abe-Ouchi, Diagnosing deglacial ocean carbon cycle change through radiocarbon and stable carbon isotopes, May 7, 2026, Vienna, EGU General Assembly 2026, poster.</w:t>
+      </w:r>
+    </w:p>
+    <w:p>
+      <w:pPr>
+        <w:pStyle w:val="Default"/>
+        <w:spacing w:after="105" w:line="288" w:lineRule="auto"/>
+        <w:rPr>
+          <w:rFonts w:eastAsia="UD Digi Kyokasho NK-R"/>
+          <w:color w:val="auto"/>
+        </w:rPr>
+      </w:pPr>
+      <w:r>
+        <w:rPr>
+          <w:rFonts w:eastAsia="UD Digi Kyokasho NK-R"/>
+          <w:color w:val="auto"/>
+        </w:rPr>
+        <w:t>−</w:t>
+      </w:r>
+      <w:r>
+        <w:rPr>
+          <w:rFonts w:eastAsia="UD Digi Kyokasho NK-R" w:hint="eastAsia"/>
+          <w:color w:val="auto"/>
+        </w:rPr>
+        <w:t xml:space="preserve"> </w:t>
+      </w:r>
+      <w:r>
+        <w:rPr>
+          <w:rFonts w:eastAsia="UD Digi Kyokasho NK-R"/>
+          <w:b/>
+          <w:bCs/>
+          <w:color w:val="auto"/>
+        </w:rPr>
+        <w:t>Kobayashi, H.</w:t>
+      </w:r>
+      <w:r>
+        <w:rPr>
+          <w:rFonts w:eastAsia="UD Digi Kyokasho NK-R"/>
+          <w:color w:val="auto"/>
+        </w:rPr>
+        <w:t xml:space="preserve">, T. Obase, A. Oka, and A. Abe-Ouchi, Contrasting AMOC–carbon cycle linkages across the last two deglaciations, Mar 11, 2026, hybrid </w:t>
+      </w:r>
+      <w:r>
+        <w:rPr>
+          <w:rFonts w:eastAsia="UD Digi Kyokasho NK-R"/>
+          <w:color w:val="auto"/>
+        </w:rPr>
+        <w:t>(</w:t>
+      </w:r>
+      <w:r>
+        <w:rPr>
+          <w:rFonts w:eastAsia="UD Digi Kyokasho NK-R"/>
+          <w:color w:val="auto"/>
+        </w:rPr>
+        <w:t>Kyoto</w:t>
+      </w:r>
+      <w:r>
+        <w:rPr>
+          <w:rFonts w:eastAsia="UD Digi Kyokasho NK-R"/>
+          <w:color w:val="auto"/>
+        </w:rPr>
+        <w:t>)</w:t>
+      </w:r>
+      <w:r>
+        <w:rPr>
+          <w:rFonts w:eastAsia="UD Digi Kyokasho NK-R"/>
+          <w:color w:val="auto"/>
+        </w:rPr>
+        <w:t>, CMIP Community Workshop 2026, poster.</w:t>
+      </w:r>
+    </w:p>
+    <w:p>
+      <w:pPr>
+        <w:pStyle w:val="Default"/>
+        <w:spacing w:after="105" w:line="288" w:lineRule="auto"/>
+        <w:rPr>
+          <w:rFonts w:eastAsia="UD Digi Kyokasho NK-R"/>
+          <w:color w:val="auto"/>
+        </w:rPr>
+      </w:pPr>
+      <w:r>
+        <w:rPr>
+          <w:rFonts w:eastAsia="UD Digi Kyokasho NK-R"/>
+          <w:color w:val="auto"/>
+        </w:rPr>
+        <w:t>−</w:t>
+      </w:r>
+      <w:r>
+        <w:rPr>
+          <w:rFonts w:eastAsia="UD Digi Kyokasho NK-R" w:hint="eastAsia"/>
+          <w:color w:val="auto"/>
+        </w:rPr>
+        <w:t xml:space="preserve"> </w:t>
+      </w:r>
+      <w:r>
+        <w:rPr>
+          <w:rFonts w:eastAsia="UD Digi Kyokasho NK-R"/>
+          <w:b/>
+          <w:bCs/>
+          <w:color w:val="auto"/>
+        </w:rPr>
+        <w:t>Kobayashi, H.</w:t>
+      </w:r>
+      <w:r>
+        <w:rPr>
+          <w:rFonts w:eastAsia="UD Digi Kyokasho NK-R"/>
+          <w:color w:val="auto"/>
+        </w:rPr>
+        <w:t xml:space="preserve">, T. </w:t>
+      </w:r>
+      <w:proofErr w:type="spellStart"/>
+      <w:r>
+        <w:rPr>
+          <w:rFonts w:eastAsia="UD Digi Kyokasho NK-R"/>
+          <w:color w:val="auto"/>
+        </w:rPr>
+        <w:t>Yokohata</w:t>
+      </w:r>
+      <w:proofErr w:type="spellEnd"/>
+      <w:r>
+        <w:rPr>
+          <w:rFonts w:eastAsia="UD Digi Kyokasho NK-R"/>
+          <w:color w:val="auto"/>
+        </w:rPr>
+        <w:t xml:space="preserve">, A. Yamamoto, T. Hajima, H. </w:t>
+      </w:r>
+      <w:proofErr w:type="spellStart"/>
+      <w:r>
+        <w:rPr>
+          <w:rFonts w:eastAsia="UD Digi Kyokasho NK-R"/>
+          <w:color w:val="auto"/>
+        </w:rPr>
+        <w:t>Tatebe</w:t>
+      </w:r>
+      <w:proofErr w:type="spellEnd"/>
+      <w:r>
+        <w:rPr>
+          <w:rFonts w:eastAsia="UD Digi Kyokasho NK-R"/>
+          <w:color w:val="auto"/>
+        </w:rPr>
+        <w:t>. A. Oka, and K. Rodgers, Multi-centennial evolution of ocean biogeochemistry under extended SSP simulations, Mar 5, 2026, Tokyo, TIPMIP General Assembly 2026, poster.</w:t>
+      </w:r>
+    </w:p>
+    <w:p>
+      <w:pPr>
+        <w:pStyle w:val="Default"/>
+        <w:spacing w:after="105" w:line="288" w:lineRule="auto"/>
+        <w:rPr>
+          <w:rFonts w:eastAsia="UD Digi Kyokasho NK-R"/>
+          <w:color w:val="auto"/>
+        </w:rPr>
+      </w:pPr>
+      <w:r>
+        <w:rPr>
+          <w:rFonts w:eastAsia="UD Digi Kyokasho NK-R"/>
+          <w:color w:val="auto"/>
+        </w:rPr>
+        <w:t>−</w:t>
+      </w:r>
+      <w:r>
+        <w:rPr>
+          <w:rFonts w:eastAsia="UD Digi Kyokasho NK-R" w:hint="eastAsia"/>
+          <w:color w:val="auto"/>
+        </w:rPr>
+        <w:t xml:space="preserve">　</w:t>
+      </w:r>
+      <w:r>
+        <w:rPr>
+          <w:rFonts w:eastAsia="UD Digi Kyokasho NK-R"/>
+          <w:b/>
+          <w:bCs/>
+          <w:color w:val="auto"/>
+        </w:rPr>
+        <w:t>Kobayashi, H.</w:t>
+      </w:r>
+      <w:r>
+        <w:rPr>
+          <w:rFonts w:eastAsia="UD Digi Kyokasho NK-R"/>
+          <w:color w:val="auto"/>
+        </w:rPr>
+        <w:t xml:space="preserve">, T. </w:t>
+      </w:r>
+      <w:proofErr w:type="spellStart"/>
+      <w:r>
+        <w:rPr>
+          <w:rFonts w:eastAsia="UD Digi Kyokasho NK-R"/>
+          <w:color w:val="auto"/>
+        </w:rPr>
+        <w:t>Yokohata</w:t>
+      </w:r>
+      <w:proofErr w:type="spellEnd"/>
+      <w:r>
+        <w:rPr>
+          <w:rFonts w:eastAsia="UD Digi Kyokasho NK-R"/>
+          <w:color w:val="auto"/>
+        </w:rPr>
+        <w:t xml:space="preserve">, A. Yamamoto, T. Hajima, H. </w:t>
+      </w:r>
+      <w:proofErr w:type="spellStart"/>
+      <w:r>
+        <w:rPr>
+          <w:rFonts w:eastAsia="UD Digi Kyokasho NK-R"/>
+          <w:color w:val="auto"/>
+        </w:rPr>
+        <w:t>Tatebe</w:t>
+      </w:r>
+      <w:proofErr w:type="spellEnd"/>
+      <w:r>
+        <w:rPr>
+          <w:rFonts w:eastAsia="UD Digi Kyokasho NK-R"/>
+          <w:color w:val="auto"/>
+        </w:rPr>
+        <w:t>. A. Oka, and K. Rodgers, Multi-Centennial Ocean Biogeochemical Responses to Extended Shared Socioeconomic Pathways, Feb 26, 2026, Glasgow, Ocean Sciences Meeting 2026, poster.</w:t>
+      </w:r>
+    </w:p>
+    <w:p>
+      <w:pPr>
+        <w:pStyle w:val="Default"/>
+        <w:spacing w:after="105" w:line="288" w:lineRule="auto"/>
+        <w:rPr>
+          <w:rFonts w:eastAsia="UD Digi Kyokasho NK-R"/>
+          <w:color w:val="auto"/>
+        </w:rPr>
+      </w:pPr>
+      <w:r>
+        <w:rPr>
+          <w:rFonts w:eastAsia="UD Digi Kyokasho NK-R"/>
+          <w:color w:val="auto"/>
+        </w:rPr>
+        <w:t>−</w:t>
+      </w:r>
+      <w:r>
+        <w:rPr>
+          <w:rFonts w:eastAsia="UD Digi Kyokasho NK-R" w:hint="eastAsia"/>
+          <w:color w:val="auto"/>
+        </w:rPr>
+        <w:t xml:space="preserve">　</w:t>
+      </w:r>
+      <w:r>
+        <w:rPr>
+          <w:rFonts w:eastAsia="UD Digi Kyokasho NK-R"/>
+          <w:b/>
+          <w:bCs/>
+          <w:color w:val="auto"/>
+        </w:rPr>
+        <w:t>Kobayashi, H.</w:t>
+      </w:r>
+      <w:r>
+        <w:rPr>
+          <w:rFonts w:eastAsia="UD Digi Kyokasho NK-R"/>
+          <w:color w:val="auto"/>
+        </w:rPr>
+        <w:t>, Modeling the ocean carbon cycle across the Last Glacial Maximum and deglaciation: the role of Southern Ocean stratification and carbonate sedimentation, Sept 26, 2025, virtual, PMIP WINGS, oral.</w:t>
+      </w:r>
+    </w:p>
+    <w:p>
+      <w:pPr>
+        <w:pStyle w:val="Default"/>
+        <w:spacing w:after="105" w:line="288" w:lineRule="auto"/>
+        <w:rPr>
+          <w:rFonts w:eastAsia="UD Digi Kyokasho NK-R"/>
+          <w:color w:val="auto"/>
+        </w:rPr>
+      </w:pPr>
+      <w:r>
+        <w:rPr>
+          <w:rFonts w:eastAsia="UD Digi Kyokasho NK-R"/>
+          <w:color w:val="auto"/>
+        </w:rPr>
+        <w:t>−</w:t>
+      </w:r>
+      <w:r>
+        <w:rPr>
+          <w:rFonts w:eastAsia="UD Digi Kyokasho NK-R" w:hint="eastAsia"/>
+          <w:color w:val="auto"/>
+        </w:rPr>
+        <w:t xml:space="preserve">　</w:t>
+      </w:r>
+      <w:r>
+        <w:rPr>
+          <w:rFonts w:eastAsia="UD Digi Kyokasho NK-R"/>
+          <w:b/>
+          <w:bCs/>
+          <w:color w:val="auto"/>
+        </w:rPr>
+        <w:t>Kobayashi, H.</w:t>
+      </w:r>
+      <w:r>
+        <w:rPr>
+          <w:rFonts w:eastAsia="UD Digi Kyokasho NK-R"/>
+          <w:color w:val="auto"/>
+        </w:rPr>
+        <w:t xml:space="preserve">, A. Oka, T. Obase, and A. Abe-Ouchi, Different responses of the ocean carbon cycle during two past </w:t>
+      </w:r>
+      <w:proofErr w:type="spellStart"/>
+      <w:r>
+        <w:rPr>
+          <w:rFonts w:eastAsia="UD Digi Kyokasho NK-R"/>
+          <w:color w:val="auto"/>
+        </w:rPr>
+        <w:t>interglacials</w:t>
+      </w:r>
+      <w:proofErr w:type="spellEnd"/>
+      <w:r>
+        <w:rPr>
+          <w:rFonts w:eastAsia="UD Digi Kyokasho NK-R"/>
+          <w:color w:val="auto"/>
+        </w:rPr>
+        <w:t xml:space="preserve"> and glacial terminations, Sept 1, 2025, Bengaluru, 15th International Conference on Paleoceanography, poster.</w:t>
+      </w:r>
+    </w:p>
+    <w:p>
+      <w:pPr>
+        <w:pStyle w:val="Default"/>
+        <w:spacing w:after="105" w:line="288" w:lineRule="auto"/>
+        <w:rPr>
+          <w:rFonts w:eastAsia="UD Digi Kyokasho NK-R"/>
+          <w:color w:val="auto"/>
+        </w:rPr>
+      </w:pPr>
+      <w:r>
+        <w:rPr>
+          <w:rFonts w:eastAsia="UD Digi Kyokasho NK-R"/>
+          <w:color w:val="auto"/>
+        </w:rPr>
+        <w:t>−</w:t>
+      </w:r>
+      <w:r>
+        <w:rPr>
+          <w:rFonts w:eastAsia="UD Digi Kyokasho NK-R" w:hint="eastAsia"/>
+          <w:color w:val="auto"/>
+        </w:rPr>
+        <w:t xml:space="preserve">　</w:t>
+      </w:r>
+      <w:r>
+        <w:rPr>
+          <w:rFonts w:eastAsia="UD Digi Kyokasho NK-R"/>
+          <w:b/>
+          <w:bCs/>
+          <w:color w:val="auto"/>
+        </w:rPr>
+        <w:t>Kobayashi, H.</w:t>
+      </w:r>
+      <w:r>
+        <w:rPr>
+          <w:rFonts w:eastAsia="UD Digi Kyokasho NK-R"/>
+          <w:color w:val="auto"/>
+        </w:rPr>
+        <w:t>, A. Oka, T. Obase, and A. Abe-Ouchi, Marine carbon cycle responses across interglacial periods: Insights from past warm climates, Jul 24, 2025, Busan, Busan IAMAS-IACS-IAPSO Joint Assembly, oral.</w:t>
+      </w:r>
+    </w:p>
+    <w:p>
+      <w:pPr>
+        <w:pStyle w:val="Default"/>
+        <w:spacing w:after="105" w:line="288" w:lineRule="auto"/>
+        <w:rPr>
+          <w:rFonts w:eastAsia="UD Digi Kyokasho NK-R"/>
+          <w:color w:val="auto"/>
+        </w:rPr>
+      </w:pPr>
+      <w:r>
+        <w:rPr>
+          <w:rFonts w:eastAsia="UD Digi Kyokasho NK-R"/>
+          <w:color w:val="auto"/>
+        </w:rPr>
+        <w:t>−</w:t>
+      </w:r>
+      <w:r>
+        <w:rPr>
+          <w:rFonts w:eastAsia="UD Digi Kyokasho NK-R" w:hint="eastAsia"/>
+          <w:color w:val="auto"/>
+        </w:rPr>
+        <w:t xml:space="preserve">　</w:t>
+      </w:r>
+      <w:r>
+        <w:rPr>
+          <w:rFonts w:eastAsia="UD Digi Kyokasho NK-R"/>
+          <w:b/>
+          <w:bCs/>
+          <w:color w:val="auto"/>
+        </w:rPr>
+        <w:t>Kobayashi, H.</w:t>
+      </w:r>
+      <w:r>
+        <w:rPr>
+          <w:rFonts w:eastAsia="UD Digi Kyokasho NK-R"/>
+          <w:color w:val="auto"/>
+        </w:rPr>
+        <w:t xml:space="preserve">, A. Oka, T. Obase, and A. Abe-Ouchi, Ocean carbon cycle dynamics during the last glacial period: comparative analysis of the MIROC4m model and proxies, Dec 13, 2024, </w:t>
+      </w:r>
+      <w:proofErr w:type="spellStart"/>
+      <w:r>
+        <w:rPr>
+          <w:rFonts w:eastAsia="UD Digi Kyokasho NK-R"/>
+          <w:color w:val="auto"/>
+        </w:rPr>
+        <w:t>Wasington</w:t>
+      </w:r>
+      <w:proofErr w:type="spellEnd"/>
+      <w:r>
+        <w:rPr>
+          <w:rFonts w:eastAsia="UD Digi Kyokasho NK-R"/>
+          <w:color w:val="auto"/>
+        </w:rPr>
+        <w:t>, D.C., 2024 AGU Fall Meeting, poster.</w:t>
+      </w:r>
+    </w:p>
+    <w:p>
+      <w:pPr>
+        <w:pStyle w:val="Default"/>
+        <w:spacing w:after="105" w:line="288" w:lineRule="auto"/>
+        <w:rPr>
+          <w:rFonts w:eastAsia="UD Digi Kyokasho NK-R"/>
+          <w:color w:val="auto"/>
+        </w:rPr>
+      </w:pPr>
+      <w:r>
+        <w:rPr>
+          <w:rFonts w:eastAsia="UD Digi Kyokasho NK-R"/>
+          <w:color w:val="auto"/>
+        </w:rPr>
+        <w:t>−</w:t>
+      </w:r>
+      <w:r>
+        <w:rPr>
+          <w:rFonts w:eastAsia="UD Digi Kyokasho NK-R" w:hint="eastAsia"/>
+          <w:color w:val="auto"/>
+        </w:rPr>
+        <w:t xml:space="preserve">　</w:t>
+      </w:r>
+      <w:r>
+        <w:rPr>
+          <w:rFonts w:eastAsia="UD Digi Kyokasho NK-R"/>
+          <w:b/>
+          <w:bCs/>
+          <w:color w:val="auto"/>
+        </w:rPr>
+        <w:t>Kobayashi, H.</w:t>
+      </w:r>
+      <w:r>
+        <w:rPr>
+          <w:rFonts w:eastAsia="UD Digi Kyokasho NK-R"/>
+          <w:color w:val="auto"/>
+        </w:rPr>
+        <w:t>, Challenging the marine-centric view of the Late Pleistocene carbon cycle, Aug 27, 2024, Ginowan, EPPC Workshop 2024 ~Insight from Snowball into paleo and modern~, oral.</w:t>
+      </w:r>
+    </w:p>
+    <w:p>
+      <w:pPr>
+        <w:pStyle w:val="Default"/>
+        <w:spacing w:after="105" w:line="288" w:lineRule="auto"/>
+        <w:rPr>
+          <w:rFonts w:eastAsia="UD Digi Kyokasho NK-R"/>
+          <w:color w:val="auto"/>
+        </w:rPr>
+      </w:pPr>
+      <w:r>
+        <w:rPr>
+          <w:rFonts w:eastAsia="UD Digi Kyokasho NK-R"/>
+          <w:color w:val="auto"/>
+        </w:rPr>
+        <w:t>−</w:t>
+      </w:r>
+      <w:r>
+        <w:rPr>
+          <w:rFonts w:eastAsia="UD Digi Kyokasho NK-R" w:hint="eastAsia"/>
+          <w:color w:val="auto"/>
+        </w:rPr>
+        <w:t xml:space="preserve">　</w:t>
+      </w:r>
+      <w:r>
+        <w:rPr>
+          <w:rFonts w:eastAsia="UD Digi Kyokasho NK-R"/>
+          <w:b/>
+          <w:bCs/>
+          <w:color w:val="auto"/>
+        </w:rPr>
+        <w:t>Kobayashi, H.</w:t>
+      </w:r>
+      <w:r>
+        <w:rPr>
+          <w:rFonts w:eastAsia="UD Digi Kyokasho NK-R"/>
+          <w:color w:val="auto"/>
+        </w:rPr>
+        <w:t>, A. Oka, T. Obase, and A. Abe-Ouchi, Carbon isotope modeling implications for changes in the Southern Ocean carbon cycle during the last deglaciation, Aug 23, 2024, Chicago, 2024 Goldschmidt Conference, oral.</w:t>
+      </w:r>
+    </w:p>
+    <w:p>
+      <w:pPr>
+        <w:pStyle w:val="Default"/>
+        <w:spacing w:after="105" w:line="288" w:lineRule="auto"/>
+        <w:rPr>
+          <w:rFonts w:eastAsia="UD Digi Kyokasho NK-R"/>
+          <w:color w:val="auto"/>
+        </w:rPr>
+      </w:pPr>
+      <w:r>
+        <w:rPr>
+          <w:rFonts w:eastAsia="UD Digi Kyokasho NK-R"/>
+          <w:color w:val="auto"/>
+        </w:rPr>
+        <w:lastRenderedPageBreak/>
+        <w:t>−</w:t>
+      </w:r>
+      <w:r>
+        <w:rPr>
+          <w:rFonts w:eastAsia="UD Digi Kyokasho NK-R"/>
+          <w:color w:val="auto"/>
+        </w:rPr>
+        <w:t xml:space="preserve"> </w:t>
+      </w:r>
+      <w:r>
+        <w:rPr>
+          <w:rFonts w:eastAsia="UD Digi Kyokasho NK-R"/>
+          <w:b/>
+          <w:bCs/>
+          <w:color w:val="auto"/>
+        </w:rPr>
+        <w:t>Kobayashi, H.</w:t>
+      </w:r>
+      <w:r>
+        <w:rPr>
+          <w:rFonts w:eastAsia="UD Digi Kyokasho NK-R"/>
+          <w:color w:val="auto"/>
+        </w:rPr>
+        <w:t xml:space="preserve">, A. Oka, T. Obase, A. Abe-Ouchi, Assessing transient changes in the ocean carbon cycle during the last deglaciation through carbon isotope modeling, Apr 19, 2024, Vienna, EGU General Assembly, oral. </w:t>
+      </w:r>
+    </w:p>
+    <w:p>
+      <w:pPr>
+        <w:pStyle w:val="Default"/>
+        <w:spacing w:after="105" w:line="288" w:lineRule="auto"/>
+        <w:rPr>
+          <w:rFonts w:eastAsia="UD Digi Kyokasho NK-R"/>
+          <w:color w:val="auto"/>
+        </w:rPr>
+      </w:pPr>
+      <w:r>
+        <w:rPr>
+          <w:rFonts w:eastAsia="UD Digi Kyokasho NK-R"/>
+          <w:color w:val="auto"/>
+        </w:rPr>
+        <w:t>−</w:t>
+      </w:r>
+      <w:r>
+        <w:rPr>
+          <w:rFonts w:eastAsia="UD Digi Kyokasho NK-R"/>
+          <w:color w:val="auto"/>
+        </w:rPr>
+        <w:t xml:space="preserve"> </w:t>
+      </w:r>
+      <w:r>
+        <w:rPr>
+          <w:rFonts w:eastAsia="UD Digi Kyokasho NK-R"/>
+          <w:b/>
+          <w:bCs/>
+          <w:color w:val="auto"/>
+        </w:rPr>
+        <w:t>Kobayashi, H.</w:t>
+      </w:r>
+      <w:r>
+        <w:rPr>
+          <w:rFonts w:eastAsia="UD Digi Kyokasho NK-R"/>
           <w:color w:val="auto"/>
         </w:rPr>
         <w:t>, A.</w:t>
       </w:r>
       <w:r>
         <w:rPr>
-          <w:rFonts w:eastAsia="UD デジタル 教科書体 NK-R"/>
+          <w:rFonts w:eastAsia="UD Digi Kyokasho NK-R"/>
+          <w:color w:val="auto"/>
+        </w:rPr>
+        <w:t xml:space="preserve"> Oka, T. Obase, A. Abe-Ouchi, Transient response of the ocean carbon cycle during the last deglaciation ~ Investigating the impact of climate and AMOC on carbon isotope signatures ~, Jul</w:t>
+      </w:r>
+      <w:r>
+        <w:rPr>
+          <w:rFonts w:eastAsia="UD Digi Kyokasho NK-R"/>
+          <w:color w:val="auto"/>
+        </w:rPr>
+        <w:t>y</w:t>
+      </w:r>
+      <w:r>
+        <w:rPr>
+          <w:rFonts w:eastAsia="UD Digi Kyokasho NK-R"/>
+          <w:color w:val="auto"/>
+        </w:rPr>
+        <w:t xml:space="preserve"> 2023, Rome, XXI INQUA Congress, poster.</w:t>
+      </w:r>
+    </w:p>
+    <w:p>
+      <w:pPr>
+        <w:pStyle w:val="Default"/>
+        <w:spacing w:after="105" w:line="288" w:lineRule="auto"/>
+        <w:rPr>
+          <w:rFonts w:eastAsia="UD Digi Kyokasho NK-R"/>
+          <w:color w:val="auto"/>
+        </w:rPr>
+      </w:pPr>
+      <w:r>
+        <w:rPr>
+          <w:rFonts w:eastAsia="UD Digi Kyokasho NK-R"/>
+          <w:color w:val="auto"/>
+        </w:rPr>
+        <w:t>−</w:t>
+      </w:r>
+      <w:r>
+        <w:rPr>
+          <w:rFonts w:eastAsia="UD Digi Kyokasho NK-R"/>
+          <w:color w:val="auto"/>
+        </w:rPr>
+        <w:t xml:space="preserve"> </w:t>
+      </w:r>
+      <w:r>
+        <w:rPr>
+          <w:rFonts w:eastAsia="UD Digi Kyokasho NK-R"/>
+          <w:b/>
+          <w:bCs/>
+          <w:color w:val="auto"/>
+        </w:rPr>
+        <w:t>Kobayashi, H.</w:t>
+      </w:r>
+      <w:r>
+        <w:rPr>
+          <w:rFonts w:eastAsia="UD Digi Kyokasho NK-R"/>
+          <w:color w:val="auto"/>
+        </w:rPr>
+        <w:t>, A.</w:t>
+      </w:r>
+      <w:r>
+        <w:rPr>
+          <w:rFonts w:eastAsia="UD Digi Kyokasho NK-R"/>
+          <w:color w:val="auto"/>
+        </w:rPr>
+        <w:t xml:space="preserve"> Oka, A. Yamamoto, A. Abe-Ouchi, Glacial carbon cycle changes by Southern Ocean processes with sedimentary amplification, Jul</w:t>
+      </w:r>
+      <w:r>
+        <w:rPr>
+          <w:rFonts w:eastAsia="UD Digi Kyokasho NK-R"/>
+          <w:color w:val="auto"/>
+        </w:rPr>
+        <w:t>y</w:t>
+      </w:r>
+      <w:r>
+        <w:rPr>
+          <w:rFonts w:eastAsia="UD Digi Kyokasho NK-R"/>
+          <w:color w:val="auto"/>
+        </w:rPr>
+        <w:t xml:space="preserve"> 2023, Berlin, 28th General Assembly of the IUGG, oral.</w:t>
+      </w:r>
+    </w:p>
+    <w:p>
+      <w:pPr>
+        <w:pStyle w:val="Default"/>
+        <w:spacing w:after="105" w:line="288" w:lineRule="auto"/>
+      </w:pPr>
+      <w:r>
+        <w:rPr>
+          <w:rFonts w:eastAsia="UD Digi Kyokasho NK-R"/>
+          <w:color w:val="auto"/>
+        </w:rPr>
+        <w:t>−</w:t>
+      </w:r>
+      <w:r>
+        <w:rPr>
+          <w:rFonts w:eastAsia="UD Digi Kyokasho NK-R"/>
+          <w:color w:val="auto"/>
+        </w:rPr>
+        <w:t xml:space="preserve"> </w:t>
+      </w:r>
+      <w:r>
+        <w:rPr>
+          <w:rFonts w:eastAsia="UD Digi Kyokasho NK-R"/>
+          <w:b/>
+          <w:bCs/>
+          <w:color w:val="auto"/>
+        </w:rPr>
+        <w:t>Kobayashi, H.</w:t>
+      </w:r>
+      <w:r>
+        <w:rPr>
+          <w:rFonts w:eastAsia="UD Digi Kyokasho NK-R"/>
+          <w:color w:val="auto"/>
+        </w:rPr>
+        <w:t>, A.</w:t>
+      </w:r>
+      <w:r>
+        <w:rPr>
+          <w:rFonts w:eastAsia="UD Digi Kyokasho NK-R"/>
           <w:color w:val="auto"/>
         </w:rPr>
         <w:t xml:space="preserve"> Oka, A. Yamamoto, and A. Abe-Ouch</w:t>
       </w:r>
       <w:r>
         <w:rPr>
-          <w:rFonts w:eastAsia="UD デジタル 教科書体 NK-R"/>
+          <w:rFonts w:eastAsia="UD Digi Kyokasho NK-R"/>
           <w:color w:val="auto"/>
         </w:rPr>
         <w:t>i</w:t>
       </w:r>
       <w:r>
         <w:rPr>
-          <w:rFonts w:eastAsia="UD デジタル 教科書体 NK-R"/>
+          <w:rFonts w:eastAsia="UD Digi Kyokasho NK-R"/>
           <w:color w:val="auto"/>
         </w:rPr>
         <w:t>:</w:t>
@@ -2697,27 +3789,27 @@
         <w:pStyle w:val="Default"/>
         <w:spacing w:after="105" w:line="288" w:lineRule="auto"/>
         <w:rPr>
-          <w:rFonts w:eastAsia="UD デジタル 教科書体 NK-R"/>
-          <w:color w:val="auto"/>
-        </w:rPr>
-      </w:pPr>
-      <w:r>
-        <w:rPr>
-          <w:rFonts w:eastAsia="UD デジタル 教科書体 NK-R"/>
+          <w:rFonts w:eastAsia="UD Digi Kyokasho NK-R"/>
+          <w:color w:val="auto"/>
+        </w:rPr>
+      </w:pPr>
+      <w:r>
+        <w:rPr>
+          <w:rFonts w:eastAsia="UD Digi Kyokasho NK-R"/>
           <w:color w:val="auto"/>
         </w:rPr>
         <w:t>−</w:t>
       </w:r>
       <w:r>
         <w:rPr>
-          <w:rFonts w:eastAsia="UD デジタル 教科書体 NK-R"/>
+          <w:rFonts w:eastAsia="UD Digi Kyokasho NK-R"/>
           <w:color w:val="auto"/>
         </w:rPr>
         <w:t xml:space="preserve"> </w:t>
       </w:r>
       <w:r>
         <w:rPr>
-          <w:rFonts w:eastAsia="UD デジタル 教科書体 NK-R"/>
+          <w:rFonts w:eastAsia="UD Digi Kyokasho NK-R"/>
           <w:b/>
           <w:bCs/>
           <w:color w:val="auto"/>
@@ -2726,35 +3818,35 @@
       </w:r>
       <w:r>
         <w:rPr>
-          <w:rFonts w:eastAsia="UD デジタル 教科書体 NK-R"/>
+          <w:rFonts w:eastAsia="UD Digi Kyokasho NK-R"/>
           <w:color w:val="auto"/>
         </w:rPr>
         <w:t>, A. Oka, A. Yamamoto, and A. Abe-Ouchi, Impacts of enhanced salinity stratification and iron fertilization in the Southern Ocean on the distribution of ocean biochemical tracers during the Last Glacial Maximum, Ocean Sciences Meeting 2022</w:t>
       </w:r>
       <w:r>
         <w:rPr>
-          <w:rFonts w:eastAsia="UD デジタル 教科書体 NK-R"/>
+          <w:rFonts w:eastAsia="UD Digi Kyokasho NK-R"/>
           <w:color w:val="auto"/>
         </w:rPr>
         <w:t>, virtual</w:t>
       </w:r>
       <w:r>
         <w:rPr>
-          <w:rFonts w:eastAsia="UD デジタル 教科書体 NK-R"/>
+          <w:rFonts w:eastAsia="UD Digi Kyokasho NK-R"/>
           <w:color w:val="auto"/>
         </w:rPr>
         <w:t>, Mar</w:t>
       </w:r>
       <w:r>
         <w:rPr>
-          <w:rFonts w:eastAsia="UD デジタル 教科書体 NK-R"/>
+          <w:rFonts w:eastAsia="UD Digi Kyokasho NK-R"/>
           <w:color w:val="auto"/>
         </w:rPr>
         <w:t>ch</w:t>
       </w:r>
       <w:r>
         <w:rPr>
-          <w:rFonts w:eastAsia="UD デジタル 教科書体 NK-R"/>
+          <w:rFonts w:eastAsia="UD Digi Kyokasho NK-R"/>
           <w:color w:val="auto"/>
         </w:rPr>
         <w:t xml:space="preserve"> 2022</w:t>
@@ -2765,27 +3857,27 @@
         <w:pStyle w:val="Default"/>
         <w:spacing w:after="105" w:line="288" w:lineRule="auto"/>
         <w:rPr>
-          <w:rFonts w:eastAsia="UD デジタル 教科書体 NK-R"/>
-          <w:color w:val="auto"/>
-        </w:rPr>
-      </w:pPr>
-      <w:r>
-        <w:rPr>
-          <w:rFonts w:eastAsia="UD デジタル 教科書体 NK-R"/>
+          <w:rFonts w:eastAsia="UD Digi Kyokasho NK-R"/>
+          <w:color w:val="auto"/>
+        </w:rPr>
+      </w:pPr>
+      <w:r>
+        <w:rPr>
+          <w:rFonts w:eastAsia="UD Digi Kyokasho NK-R"/>
           <w:color w:val="auto"/>
         </w:rPr>
         <w:t>−</w:t>
       </w:r>
       <w:r>
         <w:rPr>
-          <w:rFonts w:eastAsia="UD デジタル 教科書体 NK-R"/>
+          <w:rFonts w:eastAsia="UD Digi Kyokasho NK-R"/>
           <w:color w:val="auto"/>
         </w:rPr>
         <w:t xml:space="preserve"> </w:t>
       </w:r>
       <w:r>
         <w:rPr>
-          <w:rFonts w:eastAsia="UD デジタル 教科書体 NK-R"/>
+          <w:rFonts w:eastAsia="UD Digi Kyokasho NK-R"/>
           <w:b/>
           <w:bCs/>
           <w:color w:val="auto"/>
@@ -2794,70 +3886,70 @@
       </w:r>
       <w:r>
         <w:rPr>
-          <w:rFonts w:eastAsia="UD デジタル 教科書体 NK-R"/>
+          <w:rFonts w:eastAsia="UD Digi Kyokasho NK-R"/>
           <w:color w:val="auto"/>
         </w:rPr>
         <w:t>, A. Oka, A. Yamamoto, and A. Abe-Ouchi, Glacial ocean carbon cycle changes caused by Southern Ocean processes with sedimentary amplification, PMIP 2020</w:t>
       </w:r>
       <w:r>
         <w:rPr>
-          <w:rFonts w:eastAsia="UD デジタル 教科書体 NK-R"/>
+          <w:rFonts w:eastAsia="UD Digi Kyokasho NK-R"/>
           <w:color w:val="auto"/>
         </w:rPr>
         <w:t xml:space="preserve">, </w:t>
       </w:r>
       <w:r>
         <w:rPr>
-          <w:rFonts w:eastAsia="UD デジタル 教科書体 NK-R"/>
+          <w:rFonts w:eastAsia="UD Digi Kyokasho NK-R"/>
           <w:color w:val="auto"/>
         </w:rPr>
         <w:t>Nanjing</w:t>
       </w:r>
       <w:r>
         <w:rPr>
-          <w:rFonts w:eastAsia="UD デジタル 教科書体 NK-R"/>
+          <w:rFonts w:eastAsia="UD Digi Kyokasho NK-R"/>
           <w:color w:val="auto"/>
         </w:rPr>
         <w:t>/</w:t>
       </w:r>
       <w:r>
         <w:rPr>
-          <w:rFonts w:eastAsia="UD デジタル 教科書体 NK-R"/>
+          <w:rFonts w:eastAsia="UD Digi Kyokasho NK-R"/>
           <w:color w:val="auto"/>
         </w:rPr>
         <w:t>virtual</w:t>
       </w:r>
       <w:r>
         <w:rPr>
-          <w:rFonts w:eastAsia="UD デジタル 教科書体 NK-R"/>
+          <w:rFonts w:eastAsia="UD Digi Kyokasho NK-R"/>
           <w:color w:val="auto"/>
         </w:rPr>
         <w:t xml:space="preserve">, </w:t>
       </w:r>
       <w:r>
         <w:rPr>
-          <w:rFonts w:eastAsia="UD デジタル 教科書体 NK-R"/>
+          <w:rFonts w:eastAsia="UD Digi Kyokasho NK-R"/>
           <w:color w:val="auto"/>
         </w:rPr>
         <w:t>Oct</w:t>
       </w:r>
       <w:r>
         <w:rPr>
-          <w:rFonts w:eastAsia="UD デジタル 教科書体 NK-R"/>
+          <w:rFonts w:eastAsia="UD Digi Kyokasho NK-R"/>
           <w:color w:val="auto"/>
         </w:rPr>
         <w:t>ober</w:t>
       </w:r>
       <w:r>
         <w:rPr>
-          <w:rFonts w:eastAsia="UD デジタル 教科書体 NK-R"/>
+          <w:rFonts w:eastAsia="UD Digi Kyokasho NK-R"/>
           <w:color w:val="auto"/>
         </w:rPr>
         <w:t xml:space="preserve"> 2020, </w:t>
       </w:r>
       <w:r>
         <w:rPr>
-          <w:rFonts w:eastAsia="UD デジタル 教科書体 NK-R"/>
+          <w:rFonts w:eastAsia="UD Digi Kyokasho NK-R"/>
           <w:color w:val="auto"/>
         </w:rPr>
         <w:t>poster.</w:t>
@@ -2868,27 +3960,27 @@
         <w:pStyle w:val="Default"/>
         <w:spacing w:after="105" w:line="288" w:lineRule="auto"/>
         <w:rPr>
-          <w:rFonts w:eastAsia="UD デジタル 教科書体 NK-R"/>
-          <w:color w:val="auto"/>
-        </w:rPr>
-      </w:pPr>
-      <w:r>
-        <w:rPr>
-          <w:rFonts w:eastAsia="UD デジタル 教科書体 NK-R"/>
+          <w:rFonts w:eastAsia="UD Digi Kyokasho NK-R"/>
+          <w:color w:val="auto"/>
+        </w:rPr>
+      </w:pPr>
+      <w:r>
+        <w:rPr>
+          <w:rFonts w:eastAsia="UD Digi Kyokasho NK-R"/>
           <w:color w:val="auto"/>
         </w:rPr>
         <w:t>−</w:t>
       </w:r>
       <w:r>
         <w:rPr>
-          <w:rFonts w:eastAsia="UD デジタル 教科書体 NK-R"/>
+          <w:rFonts w:eastAsia="UD Digi Kyokasho NK-R"/>
           <w:color w:val="auto"/>
         </w:rPr>
         <w:t xml:space="preserve"> </w:t>
       </w:r>
       <w:r>
         <w:rPr>
-          <w:rFonts w:eastAsia="UD デジタル 教科書体 NK-R"/>
+          <w:rFonts w:eastAsia="UD Digi Kyokasho NK-R"/>
           <w:b/>
           <w:bCs/>
           <w:color w:val="auto"/>
@@ -2897,14 +3989,14 @@
       </w:r>
       <w:r>
         <w:rPr>
-          <w:rFonts w:eastAsia="UD デジタル 教科書体 NK-R"/>
+          <w:rFonts w:eastAsia="UD Digi Kyokasho NK-R"/>
           <w:color w:val="auto"/>
         </w:rPr>
         <w:t>, and A. Oka, A modeling study of early diagenesis using an ocean sediment model</w:t>
       </w:r>
       <w:r>
         <w:rPr>
-          <w:rFonts w:eastAsia="UD デジタル 教科書体 NK-R"/>
+          <w:rFonts w:eastAsia="UD Digi Kyokasho NK-R"/>
           <w:color w:val="auto"/>
         </w:rPr>
         <w:t xml:space="preserve">, </w:t>
@@ -2912,7 +4004,7 @@
       <w:proofErr w:type="spellStart"/>
       <w:r>
         <w:rPr>
-          <w:rFonts w:eastAsia="UD デジタル 教科書体 NK-R"/>
+          <w:rFonts w:eastAsia="UD Digi Kyokasho NK-R"/>
           <w:color w:val="auto"/>
         </w:rPr>
         <w:t>JpGU</w:t>
@@ -2920,42 +4012,42 @@
       <w:proofErr w:type="spellEnd"/>
       <w:r>
         <w:rPr>
-          <w:rFonts w:eastAsia="UD デジタル 教科書体 NK-R"/>
+          <w:rFonts w:eastAsia="UD Digi Kyokasho NK-R"/>
           <w:color w:val="auto"/>
         </w:rPr>
         <w:t>-AGU Joint Meeting 2020</w:t>
       </w:r>
       <w:r>
         <w:rPr>
-          <w:rFonts w:eastAsia="UD デジタル 教科書体 NK-R"/>
+          <w:rFonts w:eastAsia="UD Digi Kyokasho NK-R"/>
           <w:color w:val="auto"/>
         </w:rPr>
         <w:t xml:space="preserve">, </w:t>
       </w:r>
       <w:r>
         <w:rPr>
-          <w:rFonts w:eastAsia="UD デジタル 教科書体 NK-R"/>
+          <w:rFonts w:eastAsia="UD Digi Kyokasho NK-R"/>
           <w:color w:val="auto"/>
         </w:rPr>
         <w:t xml:space="preserve">virtual, </w:t>
       </w:r>
       <w:r>
         <w:rPr>
-          <w:rFonts w:eastAsia="UD デジタル 教科書体 NK-R"/>
+          <w:rFonts w:eastAsia="UD Digi Kyokasho NK-R"/>
           <w:color w:val="auto"/>
         </w:rPr>
         <w:t>Jul</w:t>
       </w:r>
       <w:r>
         <w:rPr>
-          <w:rFonts w:eastAsia="UD デジタル 教科書体 NK-R"/>
+          <w:rFonts w:eastAsia="UD Digi Kyokasho NK-R"/>
           <w:color w:val="auto"/>
         </w:rPr>
         <w:t xml:space="preserve">y </w:t>
       </w:r>
       <w:r>
         <w:rPr>
-          <w:rFonts w:eastAsia="UD デジタル 教科書体 NK-R"/>
+          <w:rFonts w:eastAsia="UD Digi Kyokasho NK-R"/>
           <w:color w:val="auto"/>
         </w:rPr>
         <w:t xml:space="preserve">2020, </w:t>
@@ -2963,7 +4055,7 @@
       <w:proofErr w:type="spellStart"/>
       <w:r>
         <w:rPr>
-          <w:rFonts w:eastAsia="UD デジタル 教科書体 NK-R"/>
+          <w:rFonts w:eastAsia="UD Digi Kyokasho NK-R"/>
           <w:color w:val="auto"/>
         </w:rPr>
         <w:t>iposter</w:t>
@@ -2971,7 +4063,7 @@
       <w:proofErr w:type="spellEnd"/>
       <w:r>
         <w:rPr>
-          <w:rFonts w:eastAsia="UD デジタル 教科書体 NK-R"/>
+          <w:rFonts w:eastAsia="UD Digi Kyokasho NK-R"/>
           <w:color w:val="auto"/>
         </w:rPr>
         <w:t>.</w:t>
@@ -2982,27 +4074,27 @@
         <w:pStyle w:val="Default"/>
         <w:spacing w:after="105" w:line="288" w:lineRule="auto"/>
         <w:rPr>
-          <w:rFonts w:eastAsia="UD デジタル 教科書体 NK-R"/>
-          <w:color w:val="auto"/>
-        </w:rPr>
-      </w:pPr>
-      <w:r>
-        <w:rPr>
-          <w:rFonts w:eastAsia="UD デジタル 教科書体 NK-R"/>
+          <w:rFonts w:eastAsia="UD Digi Kyokasho NK-R"/>
+          <w:color w:val="auto"/>
+        </w:rPr>
+      </w:pPr>
+      <w:r>
+        <w:rPr>
+          <w:rFonts w:eastAsia="UD Digi Kyokasho NK-R"/>
           <w:color w:val="auto"/>
         </w:rPr>
         <w:t>−</w:t>
       </w:r>
       <w:r>
         <w:rPr>
-          <w:rFonts w:eastAsia="UD デジタル 教科書体 NK-R"/>
+          <w:rFonts w:eastAsia="UD Digi Kyokasho NK-R"/>
           <w:color w:val="auto"/>
         </w:rPr>
         <w:t xml:space="preserve"> </w:t>
       </w:r>
       <w:r>
         <w:rPr>
-          <w:rFonts w:eastAsia="UD デジタル 教科書体 NK-R"/>
+          <w:rFonts w:eastAsia="UD Digi Kyokasho NK-R"/>
           <w:b/>
           <w:bCs/>
           <w:color w:val="auto"/>
@@ -3011,14 +4103,14 @@
       </w:r>
       <w:r>
         <w:rPr>
-          <w:rFonts w:eastAsia="UD デジタル 教科書体 NK-R"/>
+          <w:rFonts w:eastAsia="UD Digi Kyokasho NK-R"/>
           <w:color w:val="auto"/>
         </w:rPr>
         <w:t>, A. Oka, A. Yamamoto, and A. Abe-Ouchi, Glacial ocean carbon cycle changes caused by enhanced stratification in the Southern Ocean and iron fertilization from glaciogenic dust</w:t>
       </w:r>
       <w:r>
         <w:rPr>
-          <w:rFonts w:eastAsia="UD デジタル 教科書体 NK-R"/>
+          <w:rFonts w:eastAsia="UD Digi Kyokasho NK-R"/>
           <w:color w:val="auto"/>
         </w:rPr>
         <w:t xml:space="preserve">, </w:t>
@@ -3026,7 +4118,7 @@
       <w:proofErr w:type="spellStart"/>
       <w:r>
         <w:rPr>
-          <w:rFonts w:eastAsia="UD デジタル 教科書体 NK-R"/>
+          <w:rFonts w:eastAsia="UD Digi Kyokasho NK-R"/>
           <w:color w:val="auto"/>
         </w:rPr>
         <w:t>JpGU</w:t>
@@ -3034,42 +4126,42 @@
       <w:proofErr w:type="spellEnd"/>
       <w:r>
         <w:rPr>
-          <w:rFonts w:eastAsia="UD デジタル 教科書体 NK-R"/>
+          <w:rFonts w:eastAsia="UD Digi Kyokasho NK-R"/>
           <w:color w:val="auto"/>
         </w:rPr>
         <w:t>-AGU Joint Meeting 2020</w:t>
       </w:r>
       <w:r>
         <w:rPr>
-          <w:rFonts w:eastAsia="UD デジタル 教科書体 NK-R"/>
+          <w:rFonts w:eastAsia="UD Digi Kyokasho NK-R"/>
           <w:color w:val="auto"/>
         </w:rPr>
         <w:t xml:space="preserve">, </w:t>
       </w:r>
       <w:r>
         <w:rPr>
-          <w:rFonts w:eastAsia="UD デジタル 教科書体 NK-R"/>
+          <w:rFonts w:eastAsia="UD Digi Kyokasho NK-R"/>
           <w:color w:val="auto"/>
         </w:rPr>
         <w:t xml:space="preserve">virtual, </w:t>
       </w:r>
       <w:r>
         <w:rPr>
-          <w:rFonts w:eastAsia="UD デジタル 教科書体 NK-R"/>
+          <w:rFonts w:eastAsia="UD Digi Kyokasho NK-R"/>
           <w:color w:val="auto"/>
         </w:rPr>
         <w:t>Jul</w:t>
       </w:r>
       <w:r>
         <w:rPr>
-          <w:rFonts w:eastAsia="UD デジタル 教科書体 NK-R"/>
+          <w:rFonts w:eastAsia="UD Digi Kyokasho NK-R"/>
           <w:color w:val="auto"/>
         </w:rPr>
         <w:t xml:space="preserve">y </w:t>
       </w:r>
       <w:r>
         <w:rPr>
-          <w:rFonts w:eastAsia="UD デジタル 教科書体 NK-R"/>
+          <w:rFonts w:eastAsia="UD Digi Kyokasho NK-R"/>
           <w:color w:val="auto"/>
         </w:rPr>
         <w:t xml:space="preserve">2020, </w:t>
@@ -3077,7 +4169,7 @@
       <w:proofErr w:type="spellStart"/>
       <w:r>
         <w:rPr>
-          <w:rFonts w:eastAsia="UD デジタル 教科書体 NK-R"/>
+          <w:rFonts w:eastAsia="UD Digi Kyokasho NK-R"/>
           <w:color w:val="auto"/>
         </w:rPr>
         <w:t>iposter</w:t>
@@ -3085,7 +4177,7 @@
       <w:proofErr w:type="spellEnd"/>
       <w:r>
         <w:rPr>
-          <w:rFonts w:eastAsia="UD デジタル 教科書体 NK-R"/>
+          <w:rFonts w:eastAsia="UD Digi Kyokasho NK-R"/>
           <w:color w:val="auto"/>
         </w:rPr>
         <w:t>.</w:t>
@@ -3096,27 +4188,27 @@
         <w:pStyle w:val="Default"/>
         <w:spacing w:after="105" w:line="288" w:lineRule="auto"/>
         <w:rPr>
-          <w:rFonts w:eastAsia="UD デジタル 教科書体 NK-R"/>
-          <w:color w:val="auto"/>
-        </w:rPr>
-      </w:pPr>
-      <w:r>
-        <w:rPr>
-          <w:rFonts w:eastAsia="UD デジタル 教科書体 NK-R"/>
+          <w:rFonts w:eastAsia="UD Digi Kyokasho NK-R"/>
+          <w:color w:val="auto"/>
+        </w:rPr>
+      </w:pPr>
+      <w:r>
+        <w:rPr>
+          <w:rFonts w:eastAsia="UD Digi Kyokasho NK-R"/>
           <w:color w:val="auto"/>
         </w:rPr>
         <w:t>−</w:t>
       </w:r>
       <w:r>
         <w:rPr>
-          <w:rFonts w:eastAsia="UD デジタル 教科書体 NK-R"/>
+          <w:rFonts w:eastAsia="UD Digi Kyokasho NK-R"/>
           <w:color w:val="auto"/>
         </w:rPr>
         <w:t xml:space="preserve"> </w:t>
       </w:r>
       <w:r>
         <w:rPr>
-          <w:rFonts w:eastAsia="UD デジタル 教科書体 NK-R"/>
+          <w:rFonts w:eastAsia="UD Digi Kyokasho NK-R"/>
           <w:b/>
           <w:bCs/>
           <w:color w:val="auto"/>
@@ -3125,14 +4217,14 @@
       </w:r>
       <w:r>
         <w:rPr>
-          <w:rFonts w:eastAsia="UD デジタル 教科書体 NK-R"/>
+          <w:rFonts w:eastAsia="UD Digi Kyokasho NK-R"/>
           <w:color w:val="auto"/>
         </w:rPr>
         <w:t>, and A. Oka, Response of atmospheric pCO</w:t>
       </w:r>
       <w:r>
         <w:rPr>
-          <w:rFonts w:eastAsia="UD デジタル 教科書体 NK-R"/>
+          <w:rFonts w:eastAsia="UD Digi Kyokasho NK-R"/>
           <w:color w:val="auto"/>
           <w:vertAlign w:val="subscript"/>
         </w:rPr>
@@ -3140,49 +4232,49 @@
       </w:r>
       <w:r>
         <w:rPr>
-          <w:rFonts w:eastAsia="UD デジタル 教科書体 NK-R"/>
+          <w:rFonts w:eastAsia="UD Digi Kyokasho NK-R"/>
           <w:color w:val="auto"/>
         </w:rPr>
         <w:t xml:space="preserve"> to glacial changes in the Southern Ocean amplified by carbonate compensation, Ocean Sciences Meeting</w:t>
       </w:r>
       <w:r>
         <w:rPr>
-          <w:rFonts w:eastAsia="UD デジタル 教科書体 NK-R" w:hint="eastAsia"/>
+          <w:rFonts w:eastAsia="UD Digi Kyokasho NK-R" w:hint="eastAsia"/>
           <w:color w:val="auto"/>
         </w:rPr>
         <w:t>,</w:t>
       </w:r>
       <w:r>
         <w:rPr>
-          <w:rFonts w:eastAsia="UD デジタル 教科書体 NK-R"/>
+          <w:rFonts w:eastAsia="UD Digi Kyokasho NK-R"/>
           <w:color w:val="auto"/>
         </w:rPr>
         <w:t xml:space="preserve"> </w:t>
       </w:r>
       <w:r>
         <w:rPr>
-          <w:rFonts w:eastAsia="UD デジタル 教科書体 NK-R"/>
+          <w:rFonts w:eastAsia="UD Digi Kyokasho NK-R"/>
           <w:color w:val="auto"/>
         </w:rPr>
         <w:t>San Diego, Feb</w:t>
       </w:r>
       <w:r>
         <w:rPr>
-          <w:rFonts w:eastAsia="UD デジタル 教科書体 NK-R"/>
+          <w:rFonts w:eastAsia="UD Digi Kyokasho NK-R"/>
           <w:color w:val="auto"/>
         </w:rPr>
         <w:t>ruary</w:t>
       </w:r>
       <w:r>
         <w:rPr>
-          <w:rFonts w:eastAsia="UD デジタル 教科書体 NK-R"/>
+          <w:rFonts w:eastAsia="UD Digi Kyokasho NK-R"/>
           <w:color w:val="auto"/>
         </w:rPr>
         <w:t xml:space="preserve"> 2020,</w:t>
       </w:r>
       <w:r>
         <w:rPr>
-          <w:rFonts w:eastAsia="UD デジタル 教科書体 NK-R"/>
+          <w:rFonts w:eastAsia="UD Digi Kyokasho NK-R"/>
           <w:color w:val="auto"/>
         </w:rPr>
         <w:t xml:space="preserve"> oral.</w:t>
@@ -3195,21 +4287,21 @@
       </w:pPr>
       <w:r>
         <w:rPr>
-          <w:rFonts w:eastAsia="UD デジタル 教科書体 NK-R"/>
+          <w:rFonts w:eastAsia="UD Digi Kyokasho NK-R"/>
           <w:color w:val="auto"/>
         </w:rPr>
         <w:t>−</w:t>
       </w:r>
       <w:r>
         <w:rPr>
-          <w:rFonts w:eastAsia="UD デジタル 教科書体 NK-R"/>
+          <w:rFonts w:eastAsia="UD Digi Kyokasho NK-R"/>
           <w:color w:val="auto"/>
         </w:rPr>
         <w:t xml:space="preserve"> </w:t>
       </w:r>
       <w:r>
         <w:rPr>
-          <w:rFonts w:eastAsia="UD デジタル 教科書体 NK-R"/>
+          <w:rFonts w:eastAsia="UD Digi Kyokasho NK-R"/>
           <w:b/>
           <w:bCs/>
           <w:color w:val="auto"/>
@@ -3218,7 +4310,7 @@
       </w:r>
       <w:r>
         <w:rPr>
-          <w:rFonts w:eastAsia="UD デジタル 教科書体 NK-R"/>
+          <w:rFonts w:eastAsia="UD Digi Kyokasho NK-R"/>
           <w:color w:val="auto"/>
         </w:rPr>
         <w:t xml:space="preserve"> and A. Oka:</w:t>
@@ -3247,20 +4339,20 @@
         <w:pStyle w:val="Default"/>
         <w:spacing w:after="105" w:line="288" w:lineRule="auto"/>
         <w:rPr>
-          <w:rFonts w:eastAsia="UD デジタル 教科書体 NK-R"/>
-          <w:color w:val="auto"/>
-        </w:rPr>
-      </w:pPr>
-      <w:r>
-        <w:rPr>
-          <w:rFonts w:eastAsia="UD デジタル 教科書体 NK-R"/>
+          <w:rFonts w:eastAsia="UD Digi Kyokasho NK-R"/>
+          <w:color w:val="auto"/>
+        </w:rPr>
+      </w:pPr>
+      <w:r>
+        <w:rPr>
+          <w:rFonts w:eastAsia="UD Digi Kyokasho NK-R"/>
           <w:color w:val="auto"/>
         </w:rPr>
         <w:t xml:space="preserve">− </w:t>
       </w:r>
       <w:r>
         <w:rPr>
-          <w:rFonts w:eastAsia="UD デジタル 教科書体 NK-R"/>
+          <w:rFonts w:eastAsia="UD Digi Kyokasho NK-R"/>
           <w:b/>
           <w:bCs/>
           <w:color w:val="auto"/>
@@ -3269,7 +4361,7 @@
       </w:r>
       <w:r>
         <w:rPr>
-          <w:rFonts w:eastAsia="UD デジタル 教科書体 NK-R"/>
+          <w:rFonts w:eastAsia="UD Digi Kyokasho NK-R"/>
           <w:color w:val="auto"/>
         </w:rPr>
         <w:t xml:space="preserve"> and A. Oka:</w:t>
@@ -3295,20 +4387,20 @@
         <w:pStyle w:val="Default"/>
         <w:spacing w:after="105" w:line="288" w:lineRule="auto"/>
         <w:rPr>
-          <w:rFonts w:eastAsia="UD デジタル 教科書体 NK-R"/>
-          <w:color w:val="auto"/>
-        </w:rPr>
-      </w:pPr>
-      <w:r>
-        <w:rPr>
-          <w:rFonts w:eastAsia="UD デジタル 教科書体 NK-R"/>
+          <w:rFonts w:eastAsia="UD Digi Kyokasho NK-R"/>
+          <w:color w:val="auto"/>
+        </w:rPr>
+      </w:pPr>
+      <w:r>
+        <w:rPr>
+          <w:rFonts w:eastAsia="UD Digi Kyokasho NK-R"/>
           <w:color w:val="auto"/>
         </w:rPr>
         <w:t xml:space="preserve">− </w:t>
       </w:r>
       <w:r>
         <w:rPr>
-          <w:rFonts w:eastAsia="UD デジタル 教科書体 NK-R"/>
+          <w:rFonts w:eastAsia="UD Digi Kyokasho NK-R"/>
           <w:b/>
           <w:bCs/>
           <w:color w:val="auto"/>
@@ -3317,7 +4409,7 @@
       </w:r>
       <w:r>
         <w:rPr>
-          <w:rFonts w:eastAsia="UD デジタル 教科書体 NK-R"/>
+          <w:rFonts w:eastAsia="UD Digi Kyokasho NK-R"/>
           <w:color w:val="auto"/>
         </w:rPr>
         <w:t xml:space="preserve"> and A. Oka:</w:t>
@@ -3339,20 +4431,20 @@
         <w:pStyle w:val="Default"/>
         <w:spacing w:after="105" w:line="288" w:lineRule="auto"/>
         <w:rPr>
-          <w:rFonts w:eastAsia="UD デジタル 教科書体 NK-R"/>
-          <w:color w:val="auto"/>
-        </w:rPr>
-      </w:pPr>
-      <w:r>
-        <w:rPr>
-          <w:rFonts w:eastAsia="UD デジタル 教科書体 NK-R"/>
+          <w:rFonts w:eastAsia="UD Digi Kyokasho NK-R"/>
+          <w:color w:val="auto"/>
+        </w:rPr>
+      </w:pPr>
+      <w:r>
+        <w:rPr>
+          <w:rFonts w:eastAsia="UD Digi Kyokasho NK-R"/>
           <w:color w:val="auto"/>
         </w:rPr>
         <w:t xml:space="preserve">− </w:t>
       </w:r>
       <w:r>
         <w:rPr>
-          <w:rFonts w:eastAsia="UD デジタル 教科書体 NK-R"/>
+          <w:rFonts w:eastAsia="UD Digi Kyokasho NK-R"/>
           <w:b/>
           <w:bCs/>
           <w:color w:val="auto"/>
@@ -3361,7 +4453,7 @@
       </w:r>
       <w:r>
         <w:rPr>
-          <w:rFonts w:eastAsia="UD デジタル 教科書体 NK-R"/>
+          <w:rFonts w:eastAsia="UD Digi Kyokasho NK-R"/>
           <w:color w:val="auto"/>
         </w:rPr>
         <w:t>:</w:t>
@@ -3378,20 +4470,20 @@
         <w:pStyle w:val="Default"/>
         <w:spacing w:after="105" w:line="288" w:lineRule="auto"/>
         <w:rPr>
-          <w:rFonts w:eastAsia="UD デジタル 教科書体 NK-R"/>
-          <w:color w:val="auto"/>
-        </w:rPr>
-      </w:pPr>
-      <w:r>
-        <w:rPr>
-          <w:rFonts w:eastAsia="UD デジタル 教科書体 NK-R"/>
+          <w:rFonts w:eastAsia="UD Digi Kyokasho NK-R"/>
+          <w:color w:val="auto"/>
+        </w:rPr>
+      </w:pPr>
+      <w:r>
+        <w:rPr>
+          <w:rFonts w:eastAsia="UD Digi Kyokasho NK-R"/>
           <w:color w:val="auto"/>
         </w:rPr>
         <w:t xml:space="preserve">− </w:t>
       </w:r>
       <w:r>
         <w:rPr>
-          <w:rFonts w:eastAsia="UD デジタル 教科書体 NK-R"/>
+          <w:rFonts w:eastAsia="UD Digi Kyokasho NK-R"/>
           <w:b/>
           <w:bCs/>
           <w:color w:val="auto"/>
@@ -3400,7 +4492,7 @@
       </w:r>
       <w:r>
         <w:rPr>
-          <w:rFonts w:eastAsia="UD デジタル 教科書体 NK-R"/>
+          <w:rFonts w:eastAsia="UD Digi Kyokasho NK-R"/>
           <w:color w:val="auto"/>
         </w:rPr>
         <w:t xml:space="preserve"> and A. Oka:</w:t>
@@ -3417,20 +4509,20 @@
         <w:pStyle w:val="Default"/>
         <w:spacing w:after="105" w:line="288" w:lineRule="auto"/>
         <w:rPr>
-          <w:rFonts w:eastAsia="UD デジタル 教科書体 NK-R"/>
-          <w:color w:val="auto"/>
-        </w:rPr>
-      </w:pPr>
-      <w:r>
-        <w:rPr>
-          <w:rFonts w:eastAsia="UD デジタル 教科書体 NK-R"/>
+          <w:rFonts w:eastAsia="UD Digi Kyokasho NK-R"/>
+          <w:color w:val="auto"/>
+        </w:rPr>
+      </w:pPr>
+      <w:r>
+        <w:rPr>
+          <w:rFonts w:eastAsia="UD Digi Kyokasho NK-R"/>
           <w:color w:val="auto"/>
         </w:rPr>
         <w:t xml:space="preserve">− </w:t>
       </w:r>
       <w:r>
         <w:rPr>
-          <w:rFonts w:eastAsia="UD デジタル 教科書体 NK-R"/>
+          <w:rFonts w:eastAsia="UD Digi Kyokasho NK-R"/>
           <w:b/>
           <w:bCs/>
           <w:color w:val="auto"/>
@@ -3439,7 +4531,7 @@
       </w:r>
       <w:r>
         <w:rPr>
-          <w:rFonts w:eastAsia="UD デジタル 教科書体 NK-R"/>
+          <w:rFonts w:eastAsia="UD Digi Kyokasho NK-R"/>
           <w:color w:val="auto"/>
         </w:rPr>
         <w:t xml:space="preserve"> and A. Oka:</w:t>
@@ -3465,20 +4557,21 @@
         <w:pStyle w:val="Default"/>
         <w:spacing w:after="105" w:line="288" w:lineRule="auto"/>
         <w:rPr>
-          <w:rFonts w:eastAsia="UD デジタル 教科書体 NK-R"/>
-          <w:color w:val="auto"/>
-        </w:rPr>
-      </w:pPr>
-      <w:r>
-        <w:rPr>
-          <w:rFonts w:eastAsia="UD デジタル 教科書体 NK-R"/>
-          <w:color w:val="auto"/>
-        </w:rPr>
+          <w:rFonts w:eastAsia="UD Digi Kyokasho NK-R"/>
+          <w:color w:val="auto"/>
+        </w:rPr>
+      </w:pPr>
+      <w:r>
+        <w:rPr>
+          <w:rFonts w:eastAsia="UD Digi Kyokasho NK-R"/>
+          <w:color w:val="auto"/>
+        </w:rPr>
+        <w:lastRenderedPageBreak/>
         <w:t xml:space="preserve">− </w:t>
       </w:r>
       <w:r>
         <w:rPr>
-          <w:rFonts w:eastAsia="UD デジタル 教科書体 NK-R"/>
+          <w:rFonts w:eastAsia="UD Digi Kyokasho NK-R"/>
           <w:b/>
           <w:bCs/>
           <w:color w:val="auto"/>
@@ -3487,7 +4580,7 @@
       </w:r>
       <w:r>
         <w:rPr>
-          <w:rFonts w:eastAsia="UD デジタル 教科書体 NK-R"/>
+          <w:rFonts w:eastAsia="UD Digi Kyokasho NK-R"/>
           <w:color w:val="auto"/>
         </w:rPr>
         <w:t xml:space="preserve"> and A. Oka:</w:t>
@@ -3515,14 +4608,14 @@
       </w:pPr>
       <w:r>
         <w:rPr>
-          <w:rFonts w:eastAsia="UD デジタル 教科書体 NK-R"/>
+          <w:rFonts w:eastAsia="UD Digi Kyokasho NK-R"/>
           <w:color w:val="auto"/>
         </w:rPr>
         <w:t xml:space="preserve">− </w:t>
       </w:r>
       <w:r>
         <w:rPr>
-          <w:rFonts w:eastAsia="UD デジタル 教科書体 NK-R"/>
+          <w:rFonts w:eastAsia="UD Digi Kyokasho NK-R"/>
           <w:b/>
           <w:bCs/>
           <w:color w:val="auto"/>
@@ -3531,7 +4624,7 @@
       </w:r>
       <w:r>
         <w:rPr>
-          <w:rFonts w:eastAsia="UD デジタル 教科書体 NK-R"/>
+          <w:rFonts w:eastAsia="UD Digi Kyokasho NK-R"/>
           <w:color w:val="auto"/>
         </w:rPr>
         <w:t xml:space="preserve"> and A. Oka:</w:t>
@@ -3557,7 +4650,7 @@
         <w:pStyle w:val="Default"/>
         <w:spacing w:line="288" w:lineRule="auto"/>
         <w:rPr>
-          <w:rFonts w:eastAsia="UD デジタル 教科書体 NK-R"/>
+          <w:rFonts w:eastAsia="UD Digi Kyokasho NK-R"/>
           <w:b/>
           <w:bCs/>
           <w:color w:val="auto"/>
@@ -3569,7 +4662,7 @@
         <w:pStyle w:val="Default"/>
         <w:spacing w:line="288" w:lineRule="auto"/>
         <w:rPr>
-          <w:rFonts w:eastAsia="UD デジタル 教科書体 NK-R"/>
+          <w:rFonts w:eastAsia="UD Digi Kyokasho NK-R"/>
           <w:b/>
           <w:bCs/>
           <w:color w:val="auto"/>
@@ -3579,7 +4672,7 @@
       </w:pPr>
       <w:r>
         <w:rPr>
-          <w:rFonts w:eastAsia="UD デジタル 教科書体 NK-R"/>
+          <w:rFonts w:eastAsia="UD Digi Kyokasho NK-R"/>
           <w:b/>
           <w:bCs/>
           <w:color w:val="auto"/>
@@ -3590,7 +4683,7 @@
       </w:r>
       <w:r>
         <w:rPr>
-          <w:rFonts w:eastAsia="UD デジタル 教科書体 NK-R"/>
+          <w:rFonts w:eastAsia="UD Digi Kyokasho NK-R"/>
           <w:b/>
           <w:bCs/>
           <w:color w:val="auto"/>
@@ -3605,7 +4698,7 @@
         <w:pStyle w:val="Default"/>
         <w:spacing w:line="288" w:lineRule="auto"/>
         <w:rPr>
-          <w:rFonts w:eastAsia="UD デジタル 教科書体 NK-R"/>
+          <w:rFonts w:eastAsia="UD Digi Kyokasho NK-R"/>
           <w:b/>
           <w:bCs/>
           <w:color w:val="auto"/>
@@ -3615,7 +4708,7 @@
       </w:pPr>
       <w:r>
         <w:rPr>
-          <w:rFonts w:eastAsia="UD デジタル 教科書体 NK-R"/>
+          <w:rFonts w:eastAsia="UD Digi Kyokasho NK-R"/>
           <w:b/>
           <w:bCs/>
           <w:color w:val="auto"/>
@@ -3626,7 +4719,7 @@
       </w:r>
       <w:r>
         <w:rPr>
-          <w:rFonts w:eastAsia="UD デジタル 教科書体 NK-R"/>
+          <w:rFonts w:eastAsia="UD Digi Kyokasho NK-R"/>
           <w:b/>
           <w:bCs/>
           <w:color w:val="auto"/>
@@ -3641,93 +4734,1149 @@
         <w:pStyle w:val="Default"/>
         <w:spacing w:after="105" w:line="288" w:lineRule="auto"/>
         <w:rPr>
-          <w:rFonts w:eastAsia="UD デジタル 教科書体 NK-R"/>
-          <w:color w:val="auto"/>
-        </w:rPr>
-      </w:pPr>
-      <w:r>
-        <w:rPr>
-          <w:rFonts w:eastAsia="UD デジタル 教科書体 NK-R"/>
+          <w:rFonts w:eastAsia="UD Digi Kyokasho NK-R" w:hint="eastAsia"/>
+          <w:color w:val="auto"/>
+        </w:rPr>
+      </w:pPr>
+      <w:r>
+        <w:rPr>
+          <w:rFonts w:eastAsia="UD Digi Kyokasho NK-R"/>
           <w:color w:val="auto"/>
         </w:rPr>
         <w:t>−</w:t>
       </w:r>
       <w:r>
         <w:rPr>
-          <w:rFonts w:eastAsia="UD デジタル 教科書体 NK-R"/>
+          <w:rFonts w:eastAsia="UD Digi Kyokasho NK-R"/>
           <w:color w:val="auto"/>
         </w:rPr>
         <w:t xml:space="preserve"> </w:t>
       </w:r>
       <w:r>
         <w:rPr>
-          <w:rFonts w:eastAsia="UD デジタル 教科書体 NK-R"/>
+          <w:rFonts w:eastAsia="UD Digi Kyokasho NK-R"/>
+          <w:color w:val="auto"/>
+        </w:rPr>
+        <w:t>2</w:t>
+      </w:r>
+      <w:r>
+        <w:rPr>
+          <w:rFonts w:eastAsia="UD Digi Kyokasho NK-R" w:hint="eastAsia"/>
+          <w:color w:val="auto"/>
+        </w:rPr>
+        <w:t>025</w:t>
+      </w:r>
+      <w:r>
+        <w:rPr>
+          <w:rFonts w:eastAsia="UD Digi Kyokasho NK-R"/>
+          <w:color w:val="auto"/>
+        </w:rPr>
+        <w:t>–</w:t>
+      </w:r>
+      <w:r>
+        <w:rPr>
+          <w:rFonts w:eastAsia="UD Digi Kyokasho NK-R" w:hint="eastAsia"/>
+          <w:color w:val="auto"/>
+        </w:rPr>
+        <w:t xml:space="preserve">2026: JSPS </w:t>
+      </w:r>
+      <w:proofErr w:type="spellStart"/>
+      <w:r>
+        <w:rPr>
+          <w:rFonts w:eastAsia="UD Digi Kyokasho NK-R" w:hint="eastAsia"/>
+          <w:color w:val="auto"/>
+        </w:rPr>
+        <w:t>Kakenhi</w:t>
+      </w:r>
+      <w:proofErr w:type="spellEnd"/>
+      <w:r>
+        <w:rPr>
+          <w:rFonts w:eastAsia="UD Digi Kyokasho NK-R" w:hint="eastAsia"/>
+          <w:color w:val="auto"/>
+        </w:rPr>
+        <w:t xml:space="preserve"> </w:t>
+      </w:r>
+      <w:r>
+        <w:rPr>
+          <w:rFonts w:eastAsia="UD Digi Kyokasho NK-R"/>
+          <w:color w:val="auto"/>
+        </w:rPr>
+        <w:t>Grant-in-Aid for Transformative Research Areas</w:t>
+      </w:r>
+      <w:r>
+        <w:rPr>
+          <w:rFonts w:eastAsia="UD Digi Kyokasho NK-R"/>
+          <w:color w:val="auto"/>
+        </w:rPr>
+        <w:t xml:space="preserve"> </w:t>
+      </w:r>
+      <w:r>
+        <w:rPr>
+          <w:rFonts w:eastAsia="UD Digi Kyokasho NK-R"/>
+          <w:color w:val="auto"/>
+        </w:rPr>
+        <w:t>(</w:t>
+      </w:r>
+      <w:r>
+        <w:rPr>
+          <w:rFonts w:eastAsia="UD Digi Kyokasho NK-R"/>
+          <w:color w:val="auto"/>
+        </w:rPr>
+        <w:t>A</w:t>
+      </w:r>
+      <w:r>
+        <w:rPr>
+          <w:rFonts w:eastAsia="UD Digi Kyokasho NK-R"/>
+          <w:color w:val="auto"/>
+        </w:rPr>
+        <w:t>)</w:t>
+      </w:r>
+      <w:r>
+        <w:rPr>
+          <w:rFonts w:eastAsia="UD Digi Kyokasho NK-R"/>
+          <w:color w:val="auto"/>
+        </w:rPr>
+        <w:t xml:space="preserve">, </w:t>
+      </w:r>
+      <w:r>
+        <w:rPr>
+          <w:rFonts w:eastAsia="UD Digi Kyokasho NK-R" w:hint="eastAsia"/>
+          <w:color w:val="auto"/>
+        </w:rPr>
+        <w:t xml:space="preserve">PI (Area Organizer: Hiroyasu Hasumi), Area title: </w:t>
+      </w:r>
+      <w:r>
+        <w:rPr>
+          <w:rFonts w:eastAsia="UD Digi Kyokasho NK-R"/>
+          <w:color w:val="auto"/>
+        </w:rPr>
+        <w:t>“</w:t>
+      </w:r>
+      <w:r>
+        <w:rPr>
+          <w:rFonts w:eastAsia="UD Digi Kyokasho NK-R"/>
+          <w:color w:val="auto"/>
+        </w:rPr>
+        <w:t>Macro coastal oceanography: integrated simulation for the material dynamics from the land through the open ocean</w:t>
+      </w:r>
+      <w:r>
+        <w:rPr>
+          <w:rFonts w:eastAsia="UD Digi Kyokasho NK-R"/>
+          <w:color w:val="auto"/>
+        </w:rPr>
+        <w:t>”</w:t>
+      </w:r>
+      <w:r>
+        <w:rPr>
+          <w:rFonts w:eastAsia="UD Digi Kyokasho NK-R" w:hint="eastAsia"/>
+          <w:color w:val="auto"/>
+        </w:rPr>
+        <w:t xml:space="preserve">, Title: </w:t>
+      </w:r>
+      <w:r>
+        <w:rPr>
+          <w:rFonts w:eastAsia="UD Digi Kyokasho NK-R"/>
+          <w:color w:val="auto"/>
+        </w:rPr>
+        <w:t>“</w:t>
+      </w:r>
+      <w:r>
+        <w:rPr>
+          <w:rFonts w:eastAsia="UD Digi Kyokasho NK-R"/>
+          <w:color w:val="auto"/>
+        </w:rPr>
+        <w:t>Quantifying the Role of Riverine Nutrient and Carbon Transport on the Oceanic Carbon Budget</w:t>
+      </w:r>
+      <w:r>
+        <w:rPr>
+          <w:rFonts w:eastAsia="UD Digi Kyokasho NK-R"/>
+          <w:color w:val="auto"/>
+        </w:rPr>
+        <w:t>”</w:t>
+      </w:r>
+      <w:r>
+        <w:rPr>
+          <w:rFonts w:eastAsia="UD Digi Kyokasho NK-R"/>
+          <w:color w:val="auto"/>
+        </w:rPr>
+        <w:t>, 3</w:t>
+      </w:r>
+      <w:r>
+        <w:rPr>
+          <w:rFonts w:eastAsia="UD Digi Kyokasho NK-R" w:hint="eastAsia"/>
+          <w:color w:val="auto"/>
+        </w:rPr>
+        <w:t>.</w:t>
+      </w:r>
+      <w:r>
+        <w:rPr>
+          <w:rFonts w:eastAsia="UD Digi Kyokasho NK-R"/>
+          <w:color w:val="auto"/>
+        </w:rPr>
+        <w:t>9</w:t>
+      </w:r>
+      <w:r>
+        <w:rPr>
+          <w:rFonts w:eastAsia="UD Digi Kyokasho NK-R" w:hint="eastAsia"/>
+          <w:color w:val="auto"/>
+        </w:rPr>
+        <w:t xml:space="preserve"> million yen</w:t>
+      </w:r>
+    </w:p>
+    <w:p>
+      <w:pPr>
+        <w:pStyle w:val="Default"/>
+        <w:spacing w:after="105" w:line="288" w:lineRule="auto"/>
+        <w:rPr>
+          <w:rFonts w:eastAsia="UD Digi Kyokasho NK-R" w:hint="eastAsia"/>
+          <w:color w:val="auto"/>
+        </w:rPr>
+      </w:pPr>
+      <w:r>
+        <w:rPr>
+          <w:rFonts w:eastAsia="UD Digi Kyokasho NK-R"/>
+          <w:color w:val="auto"/>
+        </w:rPr>
+        <w:t>−</w:t>
+      </w:r>
+      <w:r>
+        <w:rPr>
+          <w:rFonts w:eastAsia="UD Digi Kyokasho NK-R"/>
+          <w:color w:val="auto"/>
+        </w:rPr>
+        <w:t xml:space="preserve"> </w:t>
+      </w:r>
+      <w:r>
+        <w:rPr>
+          <w:rFonts w:eastAsia="UD Digi Kyokasho NK-R"/>
+          <w:color w:val="auto"/>
+        </w:rPr>
+        <w:t>2</w:t>
+      </w:r>
+      <w:r>
+        <w:rPr>
+          <w:rFonts w:eastAsia="UD Digi Kyokasho NK-R" w:hint="eastAsia"/>
+          <w:color w:val="auto"/>
+        </w:rPr>
+        <w:t>024</w:t>
+      </w:r>
+      <w:r>
+        <w:rPr>
+          <w:rFonts w:eastAsia="UD Digi Kyokasho NK-R"/>
+          <w:color w:val="auto"/>
+        </w:rPr>
+        <w:t>–</w:t>
+      </w:r>
+      <w:r>
+        <w:rPr>
+          <w:rFonts w:eastAsia="UD Digi Kyokasho NK-R" w:hint="eastAsia"/>
+          <w:color w:val="auto"/>
+        </w:rPr>
+        <w:t xml:space="preserve">2028: JSPS </w:t>
+      </w:r>
+      <w:proofErr w:type="spellStart"/>
+      <w:r>
+        <w:rPr>
+          <w:rFonts w:eastAsia="UD Digi Kyokasho NK-R" w:hint="eastAsia"/>
+          <w:color w:val="auto"/>
+        </w:rPr>
+        <w:t>Kakenhi</w:t>
+      </w:r>
+      <w:proofErr w:type="spellEnd"/>
+      <w:r>
+        <w:rPr>
+          <w:rFonts w:eastAsia="UD Digi Kyokasho NK-R" w:hint="eastAsia"/>
+          <w:color w:val="auto"/>
+        </w:rPr>
+        <w:t xml:space="preserve"> </w:t>
+      </w:r>
+      <w:r>
+        <w:rPr>
+          <w:rFonts w:eastAsia="UD Digi Kyokasho NK-R"/>
+          <w:color w:val="auto"/>
+        </w:rPr>
+        <w:t>Grant-in-Aid for Transformative Research Areas</w:t>
+      </w:r>
+      <w:r>
+        <w:rPr>
+          <w:rFonts w:eastAsia="UD Digi Kyokasho NK-R"/>
+          <w:color w:val="auto"/>
+        </w:rPr>
+        <w:t xml:space="preserve"> </w:t>
+      </w:r>
+      <w:r>
+        <w:rPr>
+          <w:rFonts w:eastAsia="UD Digi Kyokasho NK-R"/>
+          <w:color w:val="auto"/>
+        </w:rPr>
+        <w:t>(</w:t>
+      </w:r>
+      <w:r>
+        <w:rPr>
+          <w:rFonts w:eastAsia="UD Digi Kyokasho NK-R"/>
+          <w:color w:val="auto"/>
+        </w:rPr>
+        <w:t>A</w:t>
+      </w:r>
+      <w:r>
+        <w:rPr>
+          <w:rFonts w:eastAsia="UD Digi Kyokasho NK-R"/>
+          <w:color w:val="auto"/>
+        </w:rPr>
+        <w:t>)</w:t>
+      </w:r>
+      <w:r>
+        <w:rPr>
+          <w:rFonts w:eastAsia="UD Digi Kyokasho NK-R"/>
+          <w:color w:val="auto"/>
+        </w:rPr>
+        <w:t xml:space="preserve">, </w:t>
+      </w:r>
+      <w:r>
+        <w:rPr>
+          <w:rFonts w:eastAsia="UD Digi Kyokasho NK-R" w:hint="eastAsia"/>
+          <w:color w:val="auto"/>
+        </w:rPr>
+        <w:t xml:space="preserve">Co-PI </w:t>
+      </w:r>
+      <w:r>
+        <w:rPr>
+          <w:rFonts w:eastAsia="UD Digi Kyokasho NK-R"/>
+          <w:color w:val="auto"/>
+        </w:rPr>
+        <w:t>(</w:t>
+      </w:r>
+      <w:r>
+        <w:rPr>
+          <w:rFonts w:eastAsia="UD Digi Kyokasho NK-R" w:hint="eastAsia"/>
+          <w:color w:val="auto"/>
+        </w:rPr>
+        <w:t>Area Organizer: Shigeru Aoki, PI: Akira Oka),</w:t>
+      </w:r>
+      <w:r>
+        <w:rPr>
+          <w:rFonts w:eastAsia="UD Digi Kyokasho NK-R"/>
+          <w:color w:val="auto"/>
+        </w:rPr>
+        <w:t xml:space="preserve"> </w:t>
+      </w:r>
+      <w:r>
+        <w:rPr>
+          <w:rFonts w:eastAsia="UD Digi Kyokasho NK-R" w:hint="eastAsia"/>
+          <w:color w:val="auto"/>
+        </w:rPr>
+        <w:t xml:space="preserve">Area Title: </w:t>
+      </w:r>
+      <w:r>
+        <w:rPr>
+          <w:rFonts w:eastAsia="UD Digi Kyokasho NK-R"/>
+          <w:color w:val="auto"/>
+        </w:rPr>
+        <w:t>“</w:t>
+      </w:r>
+      <w:r>
+        <w:rPr>
+          <w:rFonts w:eastAsia="UD Digi Kyokasho NK-R"/>
+          <w:color w:val="auto"/>
+        </w:rPr>
+        <w:t>Global Antarctic Science: connecting the chain of changing huge ice sheet and global environments</w:t>
+      </w:r>
+      <w:r>
+        <w:rPr>
+          <w:rFonts w:eastAsia="UD Digi Kyokasho NK-R"/>
+          <w:color w:val="auto"/>
+        </w:rPr>
+        <w:t>”</w:t>
+      </w:r>
+      <w:r>
+        <w:rPr>
+          <w:rFonts w:eastAsia="UD Digi Kyokasho NK-R" w:hint="eastAsia"/>
+          <w:color w:val="auto"/>
+        </w:rPr>
+        <w:t xml:space="preserve">, Title: </w:t>
+      </w:r>
+      <w:r>
+        <w:rPr>
+          <w:rFonts w:eastAsia="UD Digi Kyokasho NK-R"/>
+          <w:color w:val="auto"/>
+        </w:rPr>
+        <w:t>“</w:t>
+      </w:r>
+      <w:r>
+        <w:rPr>
+          <w:rFonts w:eastAsia="UD Digi Kyokasho NK-R"/>
+          <w:color w:val="auto"/>
+        </w:rPr>
+        <w:t>Modeling of climate system dynamics in the Antarctic</w:t>
+      </w:r>
+      <w:r>
+        <w:rPr>
+          <w:rFonts w:eastAsia="UD Digi Kyokasho NK-R"/>
+          <w:color w:val="auto"/>
+        </w:rPr>
+        <w:t>”</w:t>
+      </w:r>
+    </w:p>
+    <w:p>
+      <w:pPr>
+        <w:pStyle w:val="Default"/>
+        <w:spacing w:after="105" w:line="288" w:lineRule="auto"/>
+        <w:rPr>
+          <w:rFonts w:eastAsia="UD Digi Kyokasho NK-R"/>
+        </w:rPr>
+      </w:pPr>
+      <w:r>
+        <w:rPr>
+          <w:rFonts w:eastAsia="UD Digi Kyokasho NK-R"/>
+          <w:color w:val="auto"/>
+        </w:rPr>
+        <w:t>−</w:t>
+      </w:r>
+      <w:r>
+        <w:rPr>
+          <w:rFonts w:eastAsia="UD Digi Kyokasho NK-R"/>
+          <w:color w:val="auto"/>
+        </w:rPr>
+        <w:t xml:space="preserve"> </w:t>
+      </w:r>
+      <w:r>
+        <w:rPr>
+          <w:rFonts w:eastAsia="UD Digi Kyokasho NK-R"/>
+          <w:color w:val="auto"/>
+        </w:rPr>
+        <w:t>2</w:t>
+      </w:r>
+      <w:r>
+        <w:rPr>
+          <w:rFonts w:eastAsia="UD Digi Kyokasho NK-R" w:hint="eastAsia"/>
+          <w:color w:val="auto"/>
+        </w:rPr>
+        <w:t>023</w:t>
+      </w:r>
+      <w:r>
+        <w:rPr>
+          <w:rFonts w:eastAsia="UD Digi Kyokasho NK-R"/>
+          <w:color w:val="auto"/>
+        </w:rPr>
+        <w:t>–</w:t>
+      </w:r>
+      <w:r>
+        <w:rPr>
+          <w:rFonts w:eastAsia="UD Digi Kyokasho NK-R" w:hint="eastAsia"/>
+          <w:color w:val="auto"/>
+        </w:rPr>
+        <w:t xml:space="preserve">2026: JSPS </w:t>
+      </w:r>
+      <w:proofErr w:type="spellStart"/>
+      <w:r>
+        <w:rPr>
+          <w:rFonts w:eastAsia="UD Digi Kyokasho NK-R" w:hint="eastAsia"/>
+          <w:color w:val="auto"/>
+        </w:rPr>
+        <w:t>Kakenhi</w:t>
+      </w:r>
+      <w:proofErr w:type="spellEnd"/>
+      <w:r>
+        <w:rPr>
+          <w:rFonts w:eastAsia="UD Digi Kyokasho NK-R" w:hint="eastAsia"/>
+          <w:color w:val="auto"/>
+        </w:rPr>
+        <w:t>,</w:t>
+      </w:r>
+      <w:r>
+        <w:rPr>
+          <w:rFonts w:eastAsia="UD Digi Kyokasho NK-R"/>
+          <w:color w:val="auto"/>
+        </w:rPr>
+        <w:t xml:space="preserve"> </w:t>
+      </w:r>
+      <w:r>
+        <w:rPr>
+          <w:rFonts w:eastAsia="UD Digi Kyokasho NK-R"/>
+          <w:color w:val="auto"/>
+        </w:rPr>
+        <w:t>Grant-in-Aid for Scientific Research</w:t>
+      </w:r>
+      <w:r>
+        <w:rPr>
+          <w:rFonts w:eastAsia="UD Digi Kyokasho NK-R" w:hint="eastAsia"/>
+          <w:color w:val="auto"/>
+        </w:rPr>
+        <w:t xml:space="preserve"> </w:t>
+      </w:r>
+      <w:r>
+        <w:rPr>
+          <w:rFonts w:eastAsia="UD Digi Kyokasho NK-R"/>
+          <w:color w:val="auto"/>
+        </w:rPr>
+        <w:t>(</w:t>
+      </w:r>
+      <w:r>
+        <w:rPr>
+          <w:rFonts w:eastAsia="UD Digi Kyokasho NK-R"/>
+          <w:color w:val="auto"/>
+        </w:rPr>
+        <w:t>B</w:t>
+      </w:r>
+      <w:r>
+        <w:rPr>
+          <w:rFonts w:eastAsia="UD Digi Kyokasho NK-R"/>
+          <w:color w:val="auto"/>
+        </w:rPr>
+        <w:t>)</w:t>
+      </w:r>
+      <w:r>
+        <w:rPr>
+          <w:rFonts w:eastAsia="UD Digi Kyokasho NK-R"/>
+          <w:color w:val="auto"/>
+        </w:rPr>
+        <w:t xml:space="preserve">, </w:t>
+      </w:r>
+      <w:r>
+        <w:rPr>
+          <w:rFonts w:eastAsia="UD Digi Kyokasho NK-R" w:hint="eastAsia"/>
+          <w:color w:val="auto"/>
+        </w:rPr>
+        <w:t xml:space="preserve">Co-PI </w:t>
+      </w:r>
+      <w:r>
+        <w:rPr>
+          <w:rFonts w:eastAsia="UD Digi Kyokasho NK-R"/>
+          <w:color w:val="auto"/>
+        </w:rPr>
+        <w:t>(</w:t>
+      </w:r>
+      <w:r>
+        <w:rPr>
+          <w:rFonts w:eastAsia="UD Digi Kyokasho NK-R" w:hint="eastAsia"/>
+          <w:color w:val="auto"/>
+        </w:rPr>
+        <w:t>PI: Jing Zhang)</w:t>
+      </w:r>
+      <w:r>
+        <w:rPr>
+          <w:rFonts w:eastAsia="UD Digi Kyokasho NK-R"/>
+          <w:color w:val="auto"/>
+        </w:rPr>
+        <w:t xml:space="preserve">, </w:t>
+      </w:r>
+      <w:r>
+        <w:rPr>
+          <w:rFonts w:eastAsia="UD Digi Kyokasho NK-R" w:hint="eastAsia"/>
+          <w:color w:val="auto"/>
+        </w:rPr>
+        <w:t xml:space="preserve">Title: </w:t>
+      </w:r>
+      <w:r>
+        <w:rPr>
+          <w:rFonts w:eastAsia="UD Digi Kyokasho NK-R"/>
+          <w:color w:val="auto"/>
+        </w:rPr>
+        <w:t>“</w:t>
+      </w:r>
+      <w:r>
+        <w:rPr>
+          <w:rFonts w:eastAsia="UD Digi Kyokasho NK-R"/>
+        </w:rPr>
+        <w:t xml:space="preserve">The Transport Processes of Nutrients Supplied to the Euphotic Zone via Turbulent Mixing in the Kuroshio Current Region and Their Contribution to </w:t>
+      </w:r>
+      <w:proofErr w:type="spellStart"/>
+      <w:r>
+        <w:rPr>
+          <w:rFonts w:eastAsia="UD Digi Kyokasho NK-R"/>
+        </w:rPr>
+        <w:t>Bioproductivity</w:t>
+      </w:r>
+      <w:proofErr w:type="spellEnd"/>
+      <w:r>
+        <w:rPr>
+          <w:rFonts w:eastAsia="UD Digi Kyokasho NK-R"/>
+          <w:color w:val="auto"/>
+        </w:rPr>
+        <w:t>”</w:t>
+      </w:r>
+    </w:p>
+    <w:p>
+      <w:pPr>
+        <w:pStyle w:val="Default"/>
+        <w:spacing w:after="105" w:line="288" w:lineRule="auto"/>
+        <w:rPr>
+          <w:rFonts w:eastAsia="UD Digi Kyokasho NK-R"/>
+          <w:color w:val="auto"/>
+        </w:rPr>
+      </w:pPr>
+      <w:r>
+        <w:rPr>
+          <w:rFonts w:eastAsia="UD Digi Kyokasho NK-R"/>
+          <w:color w:val="auto"/>
+        </w:rPr>
+        <w:t>−</w:t>
+      </w:r>
+      <w:r>
+        <w:rPr>
+          <w:rFonts w:eastAsia="UD Digi Kyokasho NK-R"/>
+          <w:color w:val="auto"/>
+        </w:rPr>
+        <w:t xml:space="preserve"> </w:t>
+      </w:r>
+      <w:r>
+        <w:rPr>
+          <w:rFonts w:eastAsia="UD Digi Kyokasho NK-R"/>
+          <w:color w:val="auto"/>
+        </w:rPr>
+        <w:t>2</w:t>
+      </w:r>
+      <w:r>
+        <w:rPr>
+          <w:rFonts w:eastAsia="UD Digi Kyokasho NK-R" w:hint="eastAsia"/>
+          <w:color w:val="auto"/>
+        </w:rPr>
+        <w:t>023</w:t>
+      </w:r>
+      <w:r>
+        <w:rPr>
+          <w:rFonts w:eastAsia="UD Digi Kyokasho NK-R"/>
+          <w:color w:val="auto"/>
+        </w:rPr>
+        <w:t>–</w:t>
+      </w:r>
+      <w:r>
+        <w:rPr>
+          <w:rFonts w:eastAsia="UD Digi Kyokasho NK-R" w:hint="eastAsia"/>
+          <w:color w:val="auto"/>
+        </w:rPr>
+        <w:t>2026: JST</w:t>
+      </w:r>
+      <w:r>
+        <w:rPr>
+          <w:rFonts w:eastAsia="UD Digi Kyokasho NK-R"/>
+          <w:color w:val="auto"/>
+        </w:rPr>
+        <w:t xml:space="preserve"> </w:t>
+      </w:r>
+      <w:r>
+        <w:rPr>
+          <w:rFonts w:eastAsia="UD Digi Kyokasho NK-R" w:hint="eastAsia"/>
+          <w:color w:val="auto"/>
+        </w:rPr>
+        <w:t xml:space="preserve">Strategic Basic Research Programs, </w:t>
+      </w:r>
+      <w:r>
+        <w:rPr>
+          <w:rFonts w:eastAsia="UD Digi Kyokasho NK-R"/>
+          <w:color w:val="auto"/>
+        </w:rPr>
+        <w:t>Research Proposals for the new Research Area</w:t>
+      </w:r>
+      <w:r>
+        <w:rPr>
+          <w:rFonts w:eastAsia="UD Digi Kyokasho NK-R"/>
+          <w:color w:val="auto"/>
+        </w:rPr>
+        <w:t xml:space="preserve">, </w:t>
+      </w:r>
+      <w:r>
+        <w:rPr>
+          <w:rFonts w:eastAsia="UD Digi Kyokasho NK-R" w:hint="eastAsia"/>
+          <w:color w:val="auto"/>
+        </w:rPr>
+        <w:t xml:space="preserve">PI  </w:t>
+      </w:r>
+      <w:r>
+        <w:rPr>
+          <w:rFonts w:eastAsia="UD Digi Kyokasho NK-R"/>
+          <w:color w:val="auto"/>
+        </w:rPr>
+        <w:t>(</w:t>
+      </w:r>
+      <w:r>
+        <w:rPr>
+          <w:rFonts w:eastAsia="UD Digi Kyokasho NK-R" w:hint="eastAsia"/>
+          <w:color w:val="auto"/>
+        </w:rPr>
+        <w:t xml:space="preserve">Area Organizer: Jota Kanda), Area title: </w:t>
+      </w:r>
+      <w:r>
+        <w:rPr>
+          <w:rFonts w:eastAsia="UD Digi Kyokasho NK-R"/>
+          <w:color w:val="auto"/>
+        </w:rPr>
+        <w:t>“</w:t>
+      </w:r>
+      <w:r>
+        <w:rPr>
+          <w:rFonts w:eastAsia="UD Digi Kyokasho NK-R"/>
+          <w:color w:val="auto"/>
+        </w:rPr>
+        <w:t>Exploration of the Blue Biosphere-Climate System Towards Carbon Cycle Management</w:t>
+      </w:r>
+      <w:r>
+        <w:rPr>
+          <w:rFonts w:eastAsia="UD Digi Kyokasho NK-R"/>
+          <w:color w:val="auto"/>
+        </w:rPr>
+        <w:t>”</w:t>
+      </w:r>
+      <w:r>
+        <w:rPr>
+          <w:rFonts w:eastAsia="UD Digi Kyokasho NK-R" w:hint="eastAsia"/>
+          <w:color w:val="auto"/>
+        </w:rPr>
+        <w:t xml:space="preserve">, Title: </w:t>
+      </w:r>
+      <w:r>
+        <w:rPr>
+          <w:rFonts w:eastAsia="UD Digi Kyokasho NK-R"/>
+          <w:color w:val="auto"/>
+        </w:rPr>
+        <w:t>“</w:t>
+      </w:r>
+      <w:r>
+        <w:rPr>
+          <w:rFonts w:eastAsia="UD Digi Kyokasho NK-R"/>
+          <w:color w:val="auto"/>
+        </w:rPr>
+        <w:t>Elucidating the mechanisms of transient changes in the millennial-scale ocean carbon cycle</w:t>
+      </w:r>
+      <w:r>
+        <w:rPr>
+          <w:rFonts w:eastAsia="UD Digi Kyokasho NK-R"/>
+          <w:color w:val="auto"/>
+        </w:rPr>
+        <w:t>”</w:t>
+      </w:r>
+      <w:r>
+        <w:rPr>
+          <w:rFonts w:eastAsia="UD Digi Kyokasho NK-R"/>
+          <w:color w:val="auto"/>
+        </w:rPr>
+        <w:t>, 28</w:t>
+      </w:r>
+      <w:r>
+        <w:rPr>
+          <w:rFonts w:eastAsia="UD Digi Kyokasho NK-R" w:hint="eastAsia"/>
+          <w:color w:val="auto"/>
+        </w:rPr>
+        <w:t>.</w:t>
+      </w:r>
+      <w:r>
+        <w:rPr>
+          <w:rFonts w:eastAsia="UD Digi Kyokasho NK-R"/>
+          <w:color w:val="auto"/>
+        </w:rPr>
+        <w:t xml:space="preserve">1 </w:t>
+      </w:r>
+      <w:r>
+        <w:rPr>
+          <w:rFonts w:eastAsia="UD Digi Kyokasho NK-R" w:hint="eastAsia"/>
+          <w:color w:val="auto"/>
+        </w:rPr>
+        <w:t>million yen</w:t>
+      </w:r>
+    </w:p>
+    <w:p>
+      <w:pPr>
+        <w:pStyle w:val="Default"/>
+        <w:spacing w:line="288" w:lineRule="auto"/>
+        <w:rPr>
+          <w:rFonts w:eastAsia="UD Digi Kyokasho NK-R"/>
+          <w:b/>
+          <w:bCs/>
+          <w:color w:val="auto"/>
+          <w:sz w:val="28"/>
+          <w:szCs w:val="28"/>
+        </w:rPr>
+      </w:pPr>
+      <w:r>
+        <w:rPr>
+          <w:rFonts w:eastAsia="UD Digi Kyokasho NK-R" w:hint="eastAsia"/>
+          <w:b/>
+          <w:bCs/>
+          <w:color w:val="auto"/>
+          <w:sz w:val="28"/>
+          <w:szCs w:val="28"/>
+        </w:rPr>
+        <w:t>Ended</w:t>
+      </w:r>
+      <w:r>
+        <w:rPr>
+          <w:rFonts w:eastAsia="UD Digi Kyokasho NK-R"/>
+          <w:b/>
+          <w:bCs/>
+          <w:color w:val="auto"/>
+          <w:sz w:val="28"/>
+          <w:szCs w:val="28"/>
+        </w:rPr>
+        <w:t>:</w:t>
+      </w:r>
+    </w:p>
+    <w:p>
+      <w:pPr>
+        <w:pStyle w:val="Default"/>
+        <w:spacing w:after="105" w:line="288" w:lineRule="auto"/>
+        <w:rPr>
+          <w:rFonts w:eastAsia="UD Digi Kyokasho NK-R" w:hint="eastAsia"/>
+          <w:color w:val="auto"/>
+        </w:rPr>
+      </w:pPr>
+      <w:r>
+        <w:rPr>
+          <w:rFonts w:eastAsia="UD Digi Kyokasho NK-R"/>
+          <w:color w:val="auto"/>
+        </w:rPr>
+        <w:t>−</w:t>
+      </w:r>
+      <w:r>
+        <w:rPr>
+          <w:rFonts w:eastAsia="UD Digi Kyokasho NK-R"/>
+          <w:color w:val="auto"/>
+        </w:rPr>
+        <w:t xml:space="preserve"> </w:t>
+      </w:r>
+      <w:r>
+        <w:rPr>
+          <w:rFonts w:eastAsia="UD Digi Kyokasho NK-R"/>
+          <w:color w:val="auto"/>
+        </w:rPr>
+        <w:t>2</w:t>
+      </w:r>
+      <w:r>
+        <w:rPr>
+          <w:rFonts w:eastAsia="UD Digi Kyokasho NK-R" w:hint="eastAsia"/>
+          <w:color w:val="auto"/>
+        </w:rPr>
+        <w:t>023</w:t>
+      </w:r>
+      <w:r>
+        <w:rPr>
+          <w:rFonts w:eastAsia="UD Digi Kyokasho NK-R"/>
+          <w:color w:val="auto"/>
+        </w:rPr>
+        <w:t>–</w:t>
+      </w:r>
+      <w:r>
+        <w:rPr>
+          <w:rFonts w:eastAsia="UD Digi Kyokasho NK-R" w:hint="eastAsia"/>
+          <w:color w:val="auto"/>
+        </w:rPr>
+        <w:t>202</w:t>
+      </w:r>
+      <w:r>
+        <w:rPr>
+          <w:rFonts w:eastAsia="UD Digi Kyokasho NK-R"/>
+          <w:color w:val="auto"/>
+        </w:rPr>
+        <w:t>5</w:t>
+      </w:r>
+      <w:r>
+        <w:rPr>
+          <w:rFonts w:eastAsia="UD Digi Kyokasho NK-R" w:hint="eastAsia"/>
+          <w:color w:val="auto"/>
+        </w:rPr>
+        <w:t>:</w:t>
+      </w:r>
+      <w:r>
+        <w:rPr>
+          <w:rFonts w:eastAsia="UD Digi Kyokasho NK-R"/>
+          <w:color w:val="auto"/>
+        </w:rPr>
+        <w:t xml:space="preserve"> </w:t>
+      </w:r>
+      <w:r>
+        <w:rPr>
+          <w:rFonts w:eastAsia="UD Digi Kyokasho NK-R" w:hint="eastAsia"/>
+          <w:color w:val="auto"/>
+        </w:rPr>
+        <w:t>EME</w:t>
+      </w:r>
+      <w:r>
+        <w:rPr>
+          <w:rFonts w:eastAsia="UD Digi Kyokasho NK-R"/>
+          <w:color w:val="auto"/>
+        </w:rPr>
+        <w:t>CS Grants-in-Aid for young researchers</w:t>
+      </w:r>
+      <w:r>
+        <w:rPr>
+          <w:rFonts w:eastAsia="UD Digi Kyokasho NK-R" w:hint="eastAsia"/>
+          <w:color w:val="auto"/>
+        </w:rPr>
+        <w:t xml:space="preserve">, PI, Title: </w:t>
+      </w:r>
+      <w:r>
+        <w:rPr>
+          <w:rFonts w:eastAsia="UD Digi Kyokasho NK-R"/>
+          <w:color w:val="auto"/>
+        </w:rPr>
+        <w:t>“</w:t>
+      </w:r>
+      <w:r>
+        <w:rPr>
+          <w:rFonts w:eastAsia="UD Digi Kyokasho NK-R"/>
+          <w:color w:val="auto"/>
+        </w:rPr>
+        <w:t>Understanding Carbon and Nutrient Dynamics in Coastal Areas, with a Focus on Carbon Budget Analysis: A Case Study of Toyama Bay</w:t>
+      </w:r>
+      <w:r>
+        <w:rPr>
+          <w:rFonts w:eastAsia="UD Digi Kyokasho NK-R"/>
+          <w:color w:val="auto"/>
+        </w:rPr>
+        <w:t>”</w:t>
+      </w:r>
+      <w:r>
+        <w:rPr>
+          <w:rFonts w:eastAsia="UD Digi Kyokasho NK-R"/>
+          <w:color w:val="auto"/>
+        </w:rPr>
+        <w:t xml:space="preserve">, </w:t>
+      </w:r>
+      <w:r>
+        <w:rPr>
+          <w:rFonts w:eastAsia="UD Digi Kyokasho NK-R" w:hint="eastAsia"/>
+          <w:color w:val="auto"/>
+        </w:rPr>
+        <w:t>3.988 million yen</w:t>
+      </w:r>
+    </w:p>
+    <w:p>
+      <w:pPr>
+        <w:pStyle w:val="Default"/>
+        <w:spacing w:line="288" w:lineRule="auto"/>
+        <w:rPr>
+          <w:rFonts w:eastAsia="UD Digi Kyokasho NK-R"/>
+          <w:color w:val="auto"/>
+        </w:rPr>
+      </w:pPr>
+      <w:r>
+        <w:rPr>
+          <w:rFonts w:eastAsia="UD Digi Kyokasho NK-R"/>
+          <w:color w:val="auto"/>
+        </w:rPr>
+        <w:t>−</w:t>
+      </w:r>
+      <w:r>
+        <w:rPr>
+          <w:rFonts w:eastAsia="UD Digi Kyokasho NK-R"/>
+          <w:color w:val="auto"/>
+        </w:rPr>
+        <w:t xml:space="preserve"> </w:t>
+      </w:r>
+      <w:r>
+        <w:rPr>
+          <w:rFonts w:eastAsia="UD Digi Kyokasho NK-R"/>
           <w:color w:val="auto"/>
         </w:rPr>
         <w:t>20</w:t>
       </w:r>
       <w:r>
         <w:rPr>
-          <w:rFonts w:eastAsia="UD デジタル 教科書体 NK-R" w:hint="eastAsia"/>
+          <w:rFonts w:eastAsia="UD Digi Kyokasho NK-R" w:hint="eastAsia"/>
           <w:color w:val="auto"/>
         </w:rPr>
         <w:t>2</w:t>
       </w:r>
       <w:r>
         <w:rPr>
-          <w:rFonts w:eastAsia="UD デジタル 教科書体 NK-R"/>
-          <w:color w:val="auto"/>
-        </w:rPr>
-        <w:t>3</w:t>
-      </w:r>
-      <w:r>
-        <w:rPr>
-          <w:rFonts w:eastAsia="ＭＳ Ｐゴシック"/>
-          <w:color w:val="auto"/>
-        </w:rPr>
-        <w:t>–</w:t>
-      </w:r>
-      <w:r>
-        <w:rPr>
-          <w:rFonts w:eastAsia="UD デジタル 教科書体 NK-R"/>
-          <w:color w:val="auto"/>
-        </w:rPr>
-        <w:t>202</w:t>
-      </w:r>
-      <w:r>
-        <w:rPr>
-          <w:rFonts w:eastAsia="UD デジタル 教科書体 NK-R"/>
-          <w:color w:val="auto"/>
-        </w:rPr>
-        <w:t>6:</w:t>
-      </w:r>
-      <w:r>
-        <w:rPr>
-          <w:rFonts w:eastAsia="UD デジタル 教科書体 NK-R"/>
-          <w:color w:val="auto"/>
-        </w:rPr>
-        <w:t xml:space="preserve"> J</w:t>
-      </w:r>
-      <w:r>
-        <w:rPr>
-          <w:rFonts w:eastAsia="UD デジタル 教科書体 NK-R"/>
-          <w:color w:val="auto"/>
-        </w:rPr>
-        <w:t>ST</w:t>
-      </w:r>
-      <w:r>
-        <w:rPr>
-          <w:rFonts w:eastAsia="UD デジタル 教科書体 NK-R"/>
+          <w:rFonts w:eastAsia="UD Digi Kyokasho NK-R"/>
+          <w:color w:val="auto"/>
+        </w:rPr>
+        <w:t>1–</w:t>
+      </w:r>
+      <w:r>
+        <w:rPr>
+          <w:rFonts w:eastAsia="UD Digi Kyokasho NK-R"/>
+          <w:color w:val="auto"/>
+        </w:rPr>
+        <w:t>2023</w:t>
+      </w:r>
+      <w:r>
+        <w:rPr>
+          <w:rFonts w:eastAsia="UD Digi Kyokasho NK-R"/>
+          <w:color w:val="auto"/>
+        </w:rPr>
+        <w:t>:</w:t>
+      </w:r>
+      <w:r>
+        <w:rPr>
+          <w:rFonts w:eastAsia="UD Digi Kyokasho NK-R"/>
+          <w:color w:val="auto"/>
+        </w:rPr>
+        <w:t xml:space="preserve"> JSPS </w:t>
+      </w:r>
+      <w:proofErr w:type="spellStart"/>
+      <w:r>
+        <w:rPr>
+          <w:rFonts w:eastAsia="UD Digi Kyokasho NK-R"/>
+          <w:color w:val="auto"/>
+        </w:rPr>
+        <w:t>Kakenhi</w:t>
+      </w:r>
+      <w:proofErr w:type="spellEnd"/>
+      <w:r>
+        <w:rPr>
+          <w:rFonts w:eastAsia="UD Digi Kyokasho NK-R"/>
+          <w:color w:val="auto"/>
+        </w:rPr>
+        <w:t xml:space="preserve">, </w:t>
+      </w:r>
+      <w:r>
+        <w:rPr>
+          <w:rFonts w:eastAsia="UD Digi Kyokasho NK-R"/>
+          <w:color w:val="auto"/>
+        </w:rPr>
+        <w:t xml:space="preserve">Grant-in-Aid for </w:t>
+      </w:r>
+      <w:r>
+        <w:rPr>
+          <w:rFonts w:eastAsia="UD Digi Kyokasho NK-R"/>
+          <w:color w:val="auto"/>
+        </w:rPr>
+        <w:t xml:space="preserve">Young </w:t>
+      </w:r>
+      <w:r>
+        <w:rPr>
+          <w:rFonts w:eastAsia="UD Digi Kyokasho NK-R"/>
+          <w:color w:val="auto"/>
+        </w:rPr>
+        <w:t>Scient</w:t>
+      </w:r>
+      <w:r>
+        <w:rPr>
+          <w:rFonts w:eastAsia="UD Digi Kyokasho NK-R"/>
+          <w:color w:val="auto"/>
+        </w:rPr>
+        <w:t>ists</w:t>
+      </w:r>
+      <w:r>
+        <w:rPr>
+          <w:rFonts w:eastAsia="UD Digi Kyokasho NK-R" w:hint="eastAsia"/>
+          <w:color w:val="auto"/>
+        </w:rPr>
+        <w:t xml:space="preserve">, PI, Title: </w:t>
+      </w:r>
+      <w:r>
+        <w:rPr>
+          <w:rFonts w:eastAsia="UD Digi Kyokasho NK-R"/>
+          <w:color w:val="auto"/>
+        </w:rPr>
+        <w:t>“</w:t>
+      </w:r>
+      <w:r>
+        <w:rPr>
+          <w:rFonts w:eastAsia="UD Digi Kyokasho NK-R"/>
+          <w:color w:val="auto"/>
+        </w:rPr>
+        <w:t>Study on the Mechanisms of Glacial-Period Variability in the Ocean Carbon Cycle</w:t>
+      </w:r>
+      <w:r>
+        <w:rPr>
+          <w:rFonts w:eastAsia="UD Digi Kyokasho NK-R"/>
+          <w:color w:val="auto"/>
+        </w:rPr>
+        <w:t>”</w:t>
+      </w:r>
+      <w:r>
+        <w:rPr>
+          <w:rFonts w:eastAsia="UD Digi Kyokasho NK-R" w:hint="eastAsia"/>
+          <w:color w:val="auto"/>
+        </w:rPr>
+        <w:t>, 3.1 million yen</w:t>
+      </w:r>
+    </w:p>
+    <w:p>
+      <w:pPr>
+        <w:pStyle w:val="Default"/>
+        <w:spacing w:line="288" w:lineRule="auto"/>
+        <w:rPr>
+          <w:rFonts w:eastAsia="UD Digi Kyokasho NK-R"/>
+          <w:b/>
+          <w:bCs/>
+          <w:color w:val="auto"/>
+        </w:rPr>
+      </w:pPr>
+    </w:p>
+    <w:p>
+      <w:pPr>
+        <w:pStyle w:val="Default"/>
+        <w:spacing w:line="288" w:lineRule="auto"/>
+        <w:rPr>
+          <w:rFonts w:eastAsia="UD Digi Kyokasho NK-R"/>
+          <w:color w:val="auto"/>
+          <w:sz w:val="28"/>
+          <w:szCs w:val="28"/>
+        </w:rPr>
+      </w:pPr>
+      <w:r>
+        <w:rPr>
+          <w:rFonts w:eastAsia="UD Digi Kyokasho NK-R"/>
+          <w:b/>
+          <w:bCs/>
+          <w:color w:val="auto"/>
+          <w:sz w:val="28"/>
+          <w:szCs w:val="28"/>
+        </w:rPr>
+        <w:t>Professional Mem</w:t>
+      </w:r>
+      <w:r>
+        <w:rPr>
+          <w:rFonts w:eastAsia="UD Digi Kyokasho NK-R"/>
+          <w:b/>
+          <w:bCs/>
+          <w:color w:val="auto"/>
+          <w:sz w:val="28"/>
+          <w:szCs w:val="28"/>
+        </w:rPr>
+        <w:t>berships</w:t>
+      </w:r>
+      <w:r>
+        <w:rPr>
+          <w:rFonts w:eastAsia="UD Digi Kyokasho NK-R"/>
+          <w:b/>
+          <w:bCs/>
+          <w:color w:val="auto"/>
+          <w:sz w:val="28"/>
+          <w:szCs w:val="28"/>
+        </w:rPr>
+        <w:t>:</w:t>
+      </w:r>
+    </w:p>
+    <w:p>
+      <w:pPr>
+        <w:pStyle w:val="Default"/>
+        <w:spacing w:after="105" w:line="288" w:lineRule="auto"/>
+        <w:rPr>
+          <w:rFonts w:eastAsia="UD Digi Kyokasho NK-R"/>
+          <w:color w:val="auto"/>
+        </w:rPr>
+      </w:pPr>
+      <w:r>
+        <w:rPr>
+          <w:rFonts w:eastAsia="UD Digi Kyokasho NK-R"/>
+          <w:color w:val="auto"/>
+        </w:rPr>
+        <w:t>−</w:t>
+      </w:r>
+      <w:r>
+        <w:rPr>
+          <w:rFonts w:eastAsia="UD Digi Kyokasho NK-R"/>
           <w:color w:val="auto"/>
         </w:rPr>
         <w:t xml:space="preserve"> </w:t>
       </w:r>
       <w:r>
         <w:rPr>
-          <w:rFonts w:eastAsia="UD デジタル 教科書体 NK-R"/>
-          <w:color w:val="auto"/>
-        </w:rPr>
-        <w:t>PRESTO (PI)</w:t>
+          <w:rFonts w:eastAsia="UD Digi Kyokasho NK-R"/>
+          <w:color w:val="auto"/>
+        </w:rPr>
+        <w:t>Japan Geoscience Uni</w:t>
+      </w:r>
+      <w:r>
+        <w:rPr>
+          <w:rFonts w:eastAsia="UD Digi Kyokasho NK-R"/>
+          <w:color w:val="auto"/>
+        </w:rPr>
+        <w:t>on</w:t>
       </w:r>
     </w:p>
     <w:p>
@@ -3735,13 +5884,264 @@
         <w:pStyle w:val="Default"/>
         <w:spacing w:after="105" w:line="288" w:lineRule="auto"/>
         <w:rPr>
-          <w:rFonts w:eastAsia="UD デジタル 教科書体 NK-R"/>
-          <w:color w:val="auto"/>
-        </w:rPr>
-      </w:pPr>
-      <w:r>
-        <w:rPr>
-          <w:rFonts w:eastAsia="UD デジタル 教科書体 NK-R"/>
+          <w:rFonts w:eastAsia="UD Digi Kyokasho NK-R"/>
+          <w:color w:val="auto"/>
+        </w:rPr>
+      </w:pPr>
+      <w:r>
+        <w:rPr>
+          <w:rFonts w:eastAsia="UD Digi Kyokasho NK-R"/>
+          <w:color w:val="auto"/>
+        </w:rPr>
+        <w:t>−</w:t>
+      </w:r>
+      <w:r>
+        <w:rPr>
+          <w:rFonts w:eastAsia="UD Digi Kyokasho NK-R"/>
+          <w:color w:val="auto"/>
+        </w:rPr>
+        <w:t xml:space="preserve"> T</w:t>
+      </w:r>
+      <w:r>
+        <w:rPr>
+          <w:rFonts w:eastAsia="UD Digi Kyokasho NK-R"/>
+          <w:color w:val="auto"/>
+        </w:rPr>
+        <w:t>he Oceanographic Society of Japan.</w:t>
+      </w:r>
+    </w:p>
+    <w:p>
+      <w:pPr>
+        <w:pStyle w:val="Default"/>
+        <w:spacing w:after="105" w:line="288" w:lineRule="auto"/>
+        <w:rPr>
+          <w:rFonts w:eastAsia="UD Digi Kyokasho NK-R"/>
+          <w:color w:val="auto"/>
+        </w:rPr>
+      </w:pPr>
+      <w:r>
+        <w:rPr>
+          <w:rFonts w:eastAsia="UD Digi Kyokasho NK-R"/>
+          <w:color w:val="auto"/>
+        </w:rPr>
+        <w:t>−</w:t>
+      </w:r>
+      <w:r>
+        <w:rPr>
+          <w:rFonts w:eastAsia="UD Digi Kyokasho NK-R"/>
+          <w:color w:val="auto"/>
+        </w:rPr>
+        <w:t xml:space="preserve"> </w:t>
+      </w:r>
+      <w:proofErr w:type="spellStart"/>
+      <w:r>
+        <w:rPr>
+          <w:rFonts w:eastAsia="UD Digi Kyokasho NK-R"/>
+          <w:color w:val="auto"/>
+        </w:rPr>
+        <w:t>Paleosciences</w:t>
+      </w:r>
+      <w:proofErr w:type="spellEnd"/>
+      <w:r>
+        <w:rPr>
+          <w:rFonts w:eastAsia="UD Digi Kyokasho NK-R"/>
+          <w:color w:val="auto"/>
+        </w:rPr>
+        <w:t xml:space="preserve"> Society</w:t>
+      </w:r>
+      <w:r>
+        <w:rPr>
+          <w:rFonts w:eastAsia="UD Digi Kyokasho NK-R" w:hint="eastAsia"/>
+          <w:color w:val="auto"/>
+        </w:rPr>
+        <w:t xml:space="preserve"> (PALEO10),</w:t>
+      </w:r>
+      <w:r>
+        <w:rPr>
+          <w:rFonts w:eastAsia="UD Digi Kyokasho NK-R"/>
+          <w:color w:val="auto"/>
+        </w:rPr>
+        <w:t xml:space="preserve"> Japan</w:t>
+      </w:r>
+    </w:p>
+    <w:p>
+      <w:pPr>
+        <w:pStyle w:val="Default"/>
+        <w:spacing w:after="105" w:line="288" w:lineRule="auto"/>
+        <w:rPr>
+          <w:rFonts w:eastAsia="UD Digi Kyokasho NK-R"/>
+          <w:color w:val="auto"/>
+        </w:rPr>
+      </w:pPr>
+      <w:r>
+        <w:rPr>
+          <w:rFonts w:eastAsia="UD Digi Kyokasho NK-R"/>
+          <w:color w:val="auto"/>
+        </w:rPr>
+        <w:t>−</w:t>
+      </w:r>
+      <w:r>
+        <w:rPr>
+          <w:rFonts w:eastAsia="UD Digi Kyokasho NK-R"/>
+          <w:color w:val="auto"/>
+        </w:rPr>
+        <w:t xml:space="preserve"> </w:t>
+      </w:r>
+      <w:r>
+        <w:rPr>
+          <w:rFonts w:eastAsia="UD Digi Kyokasho NK-R" w:hint="eastAsia"/>
+          <w:color w:val="auto"/>
+        </w:rPr>
+        <w:t>American</w:t>
+      </w:r>
+      <w:r>
+        <w:rPr>
+          <w:rFonts w:eastAsia="UD Digi Kyokasho NK-R"/>
+          <w:color w:val="auto"/>
+        </w:rPr>
+        <w:t xml:space="preserve"> Geoscience Uni</w:t>
+      </w:r>
+      <w:r>
+        <w:rPr>
+          <w:rFonts w:eastAsia="UD Digi Kyokasho NK-R"/>
+          <w:color w:val="auto"/>
+        </w:rPr>
+        <w:t>on</w:t>
+      </w:r>
+    </w:p>
+    <w:p>
+      <w:pPr>
+        <w:pStyle w:val="Default"/>
+        <w:spacing w:after="105" w:line="288" w:lineRule="auto"/>
+        <w:rPr>
+          <w:rFonts w:eastAsia="UD Digi Kyokasho NK-R"/>
+          <w:color w:val="auto"/>
+        </w:rPr>
+      </w:pPr>
+      <w:r>
+        <w:rPr>
+          <w:rFonts w:eastAsia="UD Digi Kyokasho NK-R"/>
+          <w:color w:val="auto"/>
+        </w:rPr>
+        <w:t>−</w:t>
+      </w:r>
+      <w:r>
+        <w:rPr>
+          <w:rFonts w:eastAsia="UD Digi Kyokasho NK-R"/>
+          <w:color w:val="auto"/>
+        </w:rPr>
+        <w:t xml:space="preserve"> </w:t>
+      </w:r>
+      <w:r>
+        <w:rPr>
+          <w:rFonts w:eastAsia="UD Digi Kyokasho NK-R" w:hint="eastAsia"/>
+          <w:color w:val="auto"/>
+        </w:rPr>
+        <w:t>European</w:t>
+      </w:r>
+      <w:r>
+        <w:rPr>
+          <w:rFonts w:eastAsia="UD Digi Kyokasho NK-R"/>
+          <w:color w:val="auto"/>
+        </w:rPr>
+        <w:t xml:space="preserve"> Geoscience Uni</w:t>
+      </w:r>
+      <w:r>
+        <w:rPr>
+          <w:rFonts w:eastAsia="UD Digi Kyokasho NK-R"/>
+          <w:color w:val="auto"/>
+        </w:rPr>
+        <w:t>on</w:t>
+      </w:r>
+    </w:p>
+    <w:p>
+      <w:pPr>
+        <w:pStyle w:val="Default"/>
+        <w:spacing w:line="288" w:lineRule="auto"/>
+        <w:rPr>
+          <w:rFonts w:eastAsia="UD Digi Kyokasho NK-R"/>
+          <w:b/>
+          <w:bCs/>
+          <w:color w:val="auto"/>
+        </w:rPr>
+      </w:pPr>
+    </w:p>
+    <w:p>
+      <w:pPr>
+        <w:pStyle w:val="Default"/>
+        <w:spacing w:line="288" w:lineRule="auto"/>
+        <w:rPr>
+          <w:rFonts w:eastAsia="UD Digi Kyokasho NK-R"/>
+          <w:color w:val="auto"/>
+          <w:sz w:val="28"/>
+          <w:szCs w:val="28"/>
+        </w:rPr>
+      </w:pPr>
+      <w:r>
+        <w:rPr>
+          <w:rFonts w:eastAsia="UD Digi Kyokasho NK-R"/>
+          <w:b/>
+          <w:bCs/>
+          <w:color w:val="auto"/>
+          <w:sz w:val="28"/>
+          <w:szCs w:val="28"/>
+        </w:rPr>
+        <w:t>Journal referee</w:t>
+      </w:r>
+      <w:r>
+        <w:rPr>
+          <w:rFonts w:eastAsia="UD Digi Kyokasho NK-R"/>
+          <w:b/>
+          <w:bCs/>
+          <w:color w:val="auto"/>
+          <w:sz w:val="28"/>
+          <w:szCs w:val="28"/>
+        </w:rPr>
+        <w:t>:</w:t>
+      </w:r>
+    </w:p>
+    <w:p>
+      <w:pPr>
+        <w:pStyle w:val="Default"/>
+        <w:spacing w:after="105" w:line="288" w:lineRule="auto"/>
+        <w:rPr>
+          <w:rFonts w:eastAsia="UD Digi Kyokasho NK-R"/>
+          <w:color w:val="auto"/>
+        </w:rPr>
+      </w:pPr>
+      <w:r>
+        <w:rPr>
+          <w:rFonts w:eastAsia="UD Digi Kyokasho NK-R"/>
+          <w:color w:val="auto"/>
+        </w:rPr>
+        <w:t>−</w:t>
+      </w:r>
+      <w:r>
+        <w:rPr>
+          <w:rFonts w:eastAsia="UD Digi Kyokasho NK-R"/>
+          <w:color w:val="auto"/>
+        </w:rPr>
+        <w:t xml:space="preserve"> </w:t>
+      </w:r>
+      <w:r>
+        <w:rPr>
+          <w:rFonts w:eastAsia="UD Digi Kyokasho NK-R"/>
+          <w:color w:val="auto"/>
+        </w:rPr>
+        <w:t>Climate of the Past</w:t>
+      </w:r>
+    </w:p>
+    <w:p>
+      <w:pPr>
+        <w:pStyle w:val="Default"/>
+        <w:spacing w:after="105" w:line="288" w:lineRule="auto"/>
+        <w:rPr>
+          <w:rFonts w:eastAsia="UD Digi Kyokasho NK-R"/>
+        </w:rPr>
+      </w:pPr>
+      <w:r>
+        <w:rPr>
+          <w:rFonts w:eastAsia="UD Digi Kyokasho NK-R"/>
           <w:color w:val="auto"/>
         </w:rPr>
         <w:lastRenderedPageBreak/>
@@ -3749,101 +6149,117 @@
       </w:r>
       <w:r>
         <w:rPr>
-          <w:rFonts w:eastAsia="UD デジタル 教科書体 NK-R"/>
+          <w:rFonts w:eastAsia="UD Digi Kyokasho NK-R"/>
+          <w:color w:val="auto"/>
+        </w:rPr>
+        <w:t xml:space="preserve"> C</w:t>
+      </w:r>
+      <w:r>
+        <w:rPr>
+          <w:rFonts w:eastAsia="UD Digi Kyokasho NK-R"/>
+        </w:rPr>
+        <w:t>ommunications Earth and Environment</w:t>
+      </w:r>
+    </w:p>
+    <w:p>
+      <w:pPr>
+        <w:pStyle w:val="Default"/>
+        <w:spacing w:after="105" w:line="288" w:lineRule="auto"/>
+        <w:rPr>
+          <w:rFonts w:eastAsia="UD Digi Kyokasho NK-R"/>
+        </w:rPr>
+      </w:pPr>
+      <w:r>
+        <w:rPr>
+          <w:rFonts w:eastAsia="UD Digi Kyokasho NK-R"/>
+          <w:color w:val="auto"/>
+        </w:rPr>
+        <w:t>−</w:t>
+      </w:r>
+      <w:r>
+        <w:rPr>
+          <w:rFonts w:eastAsia="UD Digi Kyokasho NK-R"/>
           <w:color w:val="auto"/>
         </w:rPr>
         <w:t xml:space="preserve"> </w:t>
       </w:r>
       <w:r>
         <w:rPr>
-          <w:rFonts w:eastAsia="UD デジタル 教科書体 NK-R"/>
-          <w:color w:val="auto"/>
-        </w:rPr>
-        <w:t>20</w:t>
-      </w:r>
-      <w:r>
-        <w:rPr>
-          <w:rFonts w:eastAsia="UD デジタル 教科書体 NK-R" w:hint="eastAsia"/>
-          <w:color w:val="auto"/>
-        </w:rPr>
-        <w:t>2</w:t>
-      </w:r>
-      <w:r>
-        <w:rPr>
-          <w:rFonts w:eastAsia="UD デジタル 教科書体 NK-R"/>
-          <w:color w:val="auto"/>
-        </w:rPr>
-        <w:t>3</w:t>
-      </w:r>
-      <w:r>
-        <w:rPr>
-          <w:rFonts w:eastAsia="ＭＳ Ｐゴシック"/>
-          <w:color w:val="auto"/>
-        </w:rPr>
-        <w:t>–</w:t>
-      </w:r>
-      <w:r>
-        <w:rPr>
-          <w:rFonts w:eastAsia="UD デジタル 教科書体 NK-R"/>
-          <w:color w:val="auto"/>
-        </w:rPr>
-        <w:t>202</w:t>
-      </w:r>
-      <w:r>
-        <w:rPr>
-          <w:rFonts w:eastAsia="UD デジタル 教科書体 NK-R"/>
-          <w:color w:val="auto"/>
-        </w:rPr>
-        <w:t>5:</w:t>
-      </w:r>
-      <w:r>
-        <w:rPr>
-          <w:rFonts w:eastAsia="UD デジタル 教科書体 NK-R"/>
+          <w:rFonts w:eastAsia="UD Digi Kyokasho NK-R"/>
+        </w:rPr>
+        <w:t>Geoscientific Model Development</w:t>
+      </w:r>
+    </w:p>
+    <w:p>
+      <w:pPr>
+        <w:pStyle w:val="Default"/>
+        <w:spacing w:after="105" w:line="288" w:lineRule="auto"/>
+        <w:rPr>
+          <w:rFonts w:eastAsia="UD Digi Kyokasho NK-R"/>
+        </w:rPr>
+      </w:pPr>
+      <w:r>
+        <w:rPr>
+          <w:rFonts w:eastAsia="UD Digi Kyokasho NK-R"/>
+          <w:color w:val="auto"/>
+        </w:rPr>
+        <w:t>−</w:t>
+      </w:r>
+      <w:r>
+        <w:rPr>
+          <w:rFonts w:eastAsia="UD Digi Kyokasho NK-R"/>
           <w:color w:val="auto"/>
         </w:rPr>
         <w:t xml:space="preserve"> </w:t>
       </w:r>
       <w:r>
         <w:rPr>
-          <w:rFonts w:eastAsia="UD デジタル 教科書体 NK-R"/>
-          <w:color w:val="auto"/>
-        </w:rPr>
-        <w:t>ERCA</w:t>
-      </w:r>
-      <w:r>
-        <w:rPr>
-          <w:rFonts w:eastAsia="UD デジタル 教科書体 NK-R"/>
+          <w:rFonts w:eastAsia="UD Digi Kyokasho NK-R"/>
+        </w:rPr>
+        <w:t xml:space="preserve">Geophysical </w:t>
+      </w:r>
+      <w:proofErr w:type="spellStart"/>
+      <w:r>
+        <w:rPr>
+          <w:rFonts w:eastAsia="UD Digi Kyokasho NK-R"/>
+        </w:rPr>
+        <w:t>Reserach</w:t>
+      </w:r>
+      <w:proofErr w:type="spellEnd"/>
+      <w:r>
+        <w:rPr>
+          <w:rFonts w:eastAsia="UD Digi Kyokasho NK-R"/>
+        </w:rPr>
+        <w:t xml:space="preserve"> Letters</w:t>
+      </w:r>
+    </w:p>
+    <w:p>
+      <w:pPr>
+        <w:pStyle w:val="Default"/>
+        <w:spacing w:after="105" w:line="288" w:lineRule="auto"/>
+        <w:rPr>
+          <w:rFonts w:eastAsia="UD Digi Kyokasho NK-R"/>
+        </w:rPr>
+      </w:pPr>
+      <w:r>
+        <w:rPr>
+          <w:rFonts w:eastAsia="UD Digi Kyokasho NK-R"/>
+          <w:color w:val="auto"/>
+        </w:rPr>
+        <w:t>−</w:t>
+      </w:r>
+      <w:r>
+        <w:rPr>
+          <w:rFonts w:eastAsia="UD Digi Kyokasho NK-R"/>
           <w:color w:val="auto"/>
         </w:rPr>
         <w:t xml:space="preserve"> </w:t>
       </w:r>
       <w:r>
         <w:rPr>
-          <w:rFonts w:eastAsia="UD デジタル 教科書体 NK-R"/>
-          <w:color w:val="auto"/>
-        </w:rPr>
-        <w:t>Operations for the Environment Research and Technology Development Fund</w:t>
-      </w:r>
-      <w:r>
-        <w:rPr>
-          <w:rFonts w:eastAsia="UD デジタル 教科書体 NK-R"/>
-          <w:color w:val="auto"/>
-        </w:rPr>
-        <w:t xml:space="preserve"> (Co-</w:t>
-      </w:r>
-      <w:r>
-        <w:rPr>
-          <w:rFonts w:eastAsia="UD デジタル 教科書体 NK-R" w:hint="eastAsia"/>
-          <w:color w:val="auto"/>
-        </w:rPr>
-        <w:t>P</w:t>
-      </w:r>
-      <w:r>
-        <w:rPr>
-          <w:rFonts w:eastAsia="UD デジタル 教科書体 NK-R"/>
-          <w:color w:val="auto"/>
-        </w:rPr>
-        <w:t>I)</w:t>
+          <w:rFonts w:eastAsia="UD Digi Kyokasho NK-R"/>
+        </w:rPr>
+        <w:t>Nature Communications</w:t>
       </w:r>
     </w:p>
     <w:p>
@@ -3851,137 +6267,86 @@
         <w:pStyle w:val="Default"/>
         <w:spacing w:after="105" w:line="288" w:lineRule="auto"/>
         <w:rPr>
-          <w:rFonts w:eastAsia="UD デジタル 教科書体 NK-R"/>
-          <w:color w:val="auto"/>
-        </w:rPr>
-      </w:pPr>
-      <w:r>
-        <w:rPr>
-          <w:rFonts w:eastAsia="UD デジタル 教科書体 NK-R"/>
+          <w:rFonts w:eastAsia="UD Digi Kyokasho NK-R"/>
+        </w:rPr>
+      </w:pPr>
+      <w:r>
+        <w:rPr>
+          <w:rFonts w:eastAsia="UD Digi Kyokasho NK-R"/>
           <w:color w:val="auto"/>
         </w:rPr>
         <w:t>−</w:t>
       </w:r>
       <w:r>
         <w:rPr>
-          <w:rFonts w:eastAsia="UD デジタル 教科書体 NK-R"/>
+          <w:rFonts w:eastAsia="UD Digi Kyokasho NK-R"/>
           <w:color w:val="auto"/>
         </w:rPr>
         <w:t xml:space="preserve"> </w:t>
       </w:r>
       <w:r>
         <w:rPr>
-          <w:rFonts w:eastAsia="UD デジタル 教科書体 NK-R"/>
-          <w:color w:val="auto"/>
-        </w:rPr>
-        <w:t>20</w:t>
-      </w:r>
-      <w:r>
-        <w:rPr>
-          <w:rFonts w:eastAsia="UD デジタル 教科書体 NK-R" w:hint="eastAsia"/>
-          <w:color w:val="auto"/>
-        </w:rPr>
-        <w:t>24</w:t>
-      </w:r>
-      <w:r>
-        <w:rPr>
-          <w:rFonts w:eastAsia="ＭＳ Ｐゴシック"/>
-          <w:color w:val="auto"/>
-        </w:rPr>
-        <w:t>–</w:t>
-      </w:r>
-      <w:r>
-        <w:rPr>
-          <w:rFonts w:eastAsia="UD デジタル 教科書体 NK-R"/>
-          <w:color w:val="auto"/>
-        </w:rPr>
-        <w:t>202</w:t>
-      </w:r>
-      <w:r>
-        <w:rPr>
-          <w:rFonts w:eastAsia="UD デジタル 教科書体 NK-R" w:hint="eastAsia"/>
-          <w:color w:val="auto"/>
-        </w:rPr>
-        <w:t>6</w:t>
-      </w:r>
-      <w:r>
-        <w:rPr>
-          <w:rFonts w:eastAsia="UD デジタル 教科書体 NK-R"/>
-          <w:color w:val="auto"/>
-        </w:rPr>
-        <w:t>:</w:t>
-      </w:r>
-      <w:r>
-        <w:rPr>
-          <w:rFonts w:eastAsia="UD デジタル 教科書体 NK-R"/>
-          <w:color w:val="auto"/>
-        </w:rPr>
-        <w:t xml:space="preserve"> JSPS </w:t>
-      </w:r>
-      <w:proofErr w:type="spellStart"/>
-      <w:r>
-        <w:rPr>
-          <w:rFonts w:eastAsia="UD デジタル 教科書体 NK-R"/>
-          <w:color w:val="auto"/>
-        </w:rPr>
-        <w:t>Kakenhi</w:t>
-      </w:r>
-      <w:proofErr w:type="spellEnd"/>
-      <w:r>
-        <w:rPr>
-          <w:rFonts w:eastAsia="UD デジタル 教科書体 NK-R"/>
-          <w:color w:val="auto"/>
-        </w:rPr>
-        <w:t xml:space="preserve">, </w:t>
-      </w:r>
-      <w:r>
-        <w:rPr>
-          <w:rFonts w:eastAsia="UD デジタル 教科書体 NK-R"/>
-          <w:color w:val="auto"/>
-        </w:rPr>
-        <w:t>Grant-in-Aid for Scientific Research</w:t>
-      </w:r>
-      <w:r>
-        <w:rPr>
-          <w:rFonts w:eastAsia="UD デジタル 教科書体 NK-R" w:hint="eastAsia"/>
+          <w:rFonts w:eastAsia="UD Digi Kyokasho NK-R"/>
+        </w:rPr>
+        <w:t>Nature Geoscience</w:t>
+      </w:r>
+    </w:p>
+    <w:p>
+      <w:pPr>
+        <w:pStyle w:val="Default"/>
+        <w:spacing w:after="105" w:line="288" w:lineRule="auto"/>
+        <w:rPr>
+          <w:rFonts w:eastAsia="UD Digi Kyokasho NK-R"/>
+        </w:rPr>
+      </w:pPr>
+      <w:r>
+        <w:rPr>
+          <w:rFonts w:eastAsia="UD Digi Kyokasho NK-R"/>
+          <w:color w:val="auto"/>
+        </w:rPr>
+        <w:t>−</w:t>
+      </w:r>
+      <w:r>
+        <w:rPr>
+          <w:rFonts w:eastAsia="UD Digi Kyokasho NK-R"/>
           <w:color w:val="auto"/>
         </w:rPr>
         <w:t xml:space="preserve"> </w:t>
       </w:r>
       <w:r>
         <w:rPr>
-          <w:rFonts w:eastAsia="UD デジタル 教科書体 NK-R"/>
-          <w:color w:val="auto"/>
-        </w:rPr>
-        <w:t>(B)</w:t>
-      </w:r>
-      <w:r>
-        <w:rPr>
-          <w:rFonts w:eastAsia="UD デジタル 教科書体 NK-R"/>
+          <w:rFonts w:eastAsia="UD Digi Kyokasho NK-R"/>
+        </w:rPr>
+        <w:t>Paleoceanography and Paleoclimatology</w:t>
+      </w:r>
+    </w:p>
+    <w:p>
+      <w:pPr>
+        <w:pStyle w:val="Default"/>
+        <w:spacing w:after="105" w:line="288" w:lineRule="auto"/>
+        <w:rPr>
+          <w:rFonts w:eastAsia="UD Digi Kyokasho NK-R"/>
+        </w:rPr>
+      </w:pPr>
+      <w:r>
+        <w:rPr>
+          <w:rFonts w:eastAsia="UD Digi Kyokasho NK-R"/>
+          <w:color w:val="auto"/>
+        </w:rPr>
+        <w:t>−</w:t>
+      </w:r>
+      <w:r>
+        <w:rPr>
+          <w:rFonts w:eastAsia="UD Digi Kyokasho NK-R"/>
           <w:color w:val="auto"/>
         </w:rPr>
         <w:t xml:space="preserve"> </w:t>
       </w:r>
       <w:r>
         <w:rPr>
-          <w:rFonts w:eastAsia="UD デジタル 教科書体 NK-R"/>
-          <w:color w:val="auto"/>
-        </w:rPr>
-        <w:t>(</w:t>
-      </w:r>
-      <w:r>
-        <w:rPr>
-          <w:rFonts w:eastAsia="UD デジタル 教科書体 NK-R" w:hint="eastAsia"/>
-          <w:color w:val="auto"/>
-        </w:rPr>
-        <w:t>Co-P</w:t>
-      </w:r>
-      <w:r>
-        <w:rPr>
-          <w:rFonts w:eastAsia="UD デジタル 教科書体 NK-R"/>
-          <w:color w:val="auto"/>
-        </w:rPr>
-        <w:t>I)</w:t>
+          <w:rFonts w:eastAsia="UD Digi Kyokasho NK-R"/>
+        </w:rPr>
+        <w:t>Progress in Earth and Planetary Science</w:t>
       </w:r>
     </w:p>
     <w:p>
@@ -3989,551 +6354,28 @@
         <w:pStyle w:val="Default"/>
         <w:spacing w:after="105" w:line="288" w:lineRule="auto"/>
         <w:rPr>
-          <w:rFonts w:eastAsia="UD デジタル 教科書体 NK-R"/>
-          <w:color w:val="auto"/>
-        </w:rPr>
-      </w:pPr>
-      <w:r>
-        <w:rPr>
-          <w:rFonts w:eastAsia="UD デジタル 教科書体 NK-R"/>
+          <w:rFonts w:eastAsia="UD Digi Kyokasho NK-R"/>
+        </w:rPr>
+      </w:pPr>
+      <w:r>
+        <w:rPr>
+          <w:rFonts w:eastAsia="UD Digi Kyokasho NK-R"/>
           <w:color w:val="auto"/>
         </w:rPr>
         <w:t>−</w:t>
       </w:r>
       <w:r>
         <w:rPr>
-          <w:rFonts w:eastAsia="UD デジタル 教科書体 NK-R"/>
+          <w:rFonts w:eastAsia="UD Digi Kyokasho NK-R"/>
           <w:color w:val="auto"/>
         </w:rPr>
         <w:t xml:space="preserve"> </w:t>
       </w:r>
       <w:r>
         <w:rPr>
-          <w:rFonts w:eastAsia="UD デジタル 教科書体 NK-R"/>
-          <w:color w:val="auto"/>
-        </w:rPr>
-        <w:t>20</w:t>
-      </w:r>
-      <w:r>
-        <w:rPr>
-          <w:rFonts w:eastAsia="UD デジタル 教科書体 NK-R" w:hint="eastAsia"/>
-          <w:color w:val="auto"/>
-        </w:rPr>
-        <w:t>24</w:t>
-      </w:r>
-      <w:r>
-        <w:rPr>
-          <w:rFonts w:eastAsia="ＭＳ Ｐゴシック"/>
-          <w:color w:val="auto"/>
-        </w:rPr>
-        <w:t>–</w:t>
-      </w:r>
-      <w:r>
-        <w:rPr>
-          <w:rFonts w:eastAsia="UD デジタル 教科書体 NK-R"/>
-          <w:color w:val="auto"/>
-        </w:rPr>
-        <w:t>202</w:t>
-      </w:r>
-      <w:r>
-        <w:rPr>
-          <w:rFonts w:eastAsia="UD デジタル 教科書体 NK-R" w:hint="eastAsia"/>
-          <w:color w:val="auto"/>
-        </w:rPr>
-        <w:t>7</w:t>
-      </w:r>
-      <w:r>
-        <w:rPr>
-          <w:rFonts w:eastAsia="UD デジタル 教科書体 NK-R"/>
-          <w:color w:val="auto"/>
-        </w:rPr>
-        <w:t>:</w:t>
-      </w:r>
-      <w:r>
-        <w:rPr>
-          <w:rFonts w:eastAsia="UD デジタル 教科書体 NK-R"/>
-          <w:color w:val="auto"/>
-        </w:rPr>
-        <w:t xml:space="preserve"> JSPS </w:t>
-      </w:r>
-      <w:proofErr w:type="spellStart"/>
-      <w:r>
-        <w:rPr>
-          <w:rFonts w:eastAsia="UD デジタル 教科書体 NK-R"/>
-          <w:color w:val="auto"/>
-        </w:rPr>
-        <w:t>Kakenhi</w:t>
-      </w:r>
-      <w:proofErr w:type="spellEnd"/>
-      <w:r>
-        <w:rPr>
-          <w:rFonts w:eastAsia="UD デジタル 教科書体 NK-R"/>
-          <w:color w:val="auto"/>
-        </w:rPr>
-        <w:t xml:space="preserve">, </w:t>
-      </w:r>
-      <w:r>
-        <w:rPr>
-          <w:rFonts w:eastAsia="UD デジタル 教科書体 NK-R"/>
-          <w:color w:val="auto"/>
-        </w:rPr>
-        <w:t>Grant-in-Aid for Transformative Research Areas</w:t>
-      </w:r>
-      <w:r>
-        <w:rPr>
-          <w:rFonts w:eastAsia="UD デジタル 教科書体 NK-R" w:hint="eastAsia"/>
-          <w:color w:val="auto"/>
-        </w:rPr>
-        <w:t xml:space="preserve"> (A)</w:t>
-      </w:r>
-      <w:r>
-        <w:rPr>
-          <w:rFonts w:eastAsia="UD デジタル 教科書体 NK-R"/>
-          <w:color w:val="auto"/>
-        </w:rPr>
-        <w:t xml:space="preserve"> (</w:t>
-      </w:r>
-      <w:r>
-        <w:rPr>
-          <w:rFonts w:eastAsia="UD デジタル 教科書体 NK-R" w:hint="eastAsia"/>
-          <w:color w:val="auto"/>
-        </w:rPr>
-        <w:t>Co-P</w:t>
-      </w:r>
-      <w:r>
-        <w:rPr>
-          <w:rFonts w:eastAsia="UD デジタル 教科書体 NK-R"/>
-          <w:color w:val="auto"/>
-        </w:rPr>
-        <w:t>I)</w:t>
-      </w:r>
-    </w:p>
-    <w:p>
-      <w:pPr>
-        <w:pStyle w:val="Default"/>
-        <w:spacing w:line="288" w:lineRule="auto"/>
-        <w:rPr>
-          <w:rFonts w:eastAsia="UD デジタル 教科書体 NK-R"/>
-          <w:b/>
-          <w:bCs/>
-          <w:color w:val="auto"/>
-          <w:sz w:val="28"/>
-          <w:szCs w:val="28"/>
-        </w:rPr>
-      </w:pPr>
-      <w:r>
-        <w:rPr>
-          <w:rFonts w:eastAsia="UD デジタル 教科書体 NK-R" w:hint="eastAsia"/>
-          <w:b/>
-          <w:bCs/>
-          <w:color w:val="auto"/>
-          <w:sz w:val="28"/>
-          <w:szCs w:val="28"/>
-        </w:rPr>
-        <w:t>Ended</w:t>
-      </w:r>
-      <w:r>
-        <w:rPr>
-          <w:rFonts w:eastAsia="UD デジタル 教科書体 NK-R"/>
-          <w:b/>
-          <w:bCs/>
-          <w:color w:val="auto"/>
-          <w:sz w:val="28"/>
-          <w:szCs w:val="28"/>
-        </w:rPr>
-        <w:t>:</w:t>
-      </w:r>
-    </w:p>
-    <w:p>
-      <w:pPr>
-        <w:pStyle w:val="Default"/>
-        <w:spacing w:after="105" w:line="288" w:lineRule="auto"/>
-        <w:rPr>
-          <w:rFonts w:eastAsia="UD デジタル 教科書体 NK-R" w:hint="eastAsia"/>
-          <w:color w:val="auto"/>
-        </w:rPr>
-      </w:pPr>
-      <w:r>
-        <w:rPr>
-          <w:rFonts w:eastAsia="UD デジタル 教科書体 NK-R"/>
-          <w:color w:val="auto"/>
-        </w:rPr>
-        <w:t>−</w:t>
-      </w:r>
-      <w:r>
-        <w:rPr>
-          <w:rFonts w:eastAsia="UD デジタル 教科書体 NK-R"/>
-          <w:color w:val="auto"/>
-        </w:rPr>
-        <w:t xml:space="preserve"> </w:t>
-      </w:r>
-      <w:r>
-        <w:rPr>
-          <w:rFonts w:eastAsia="UD デジタル 教科書体 NK-R"/>
-          <w:color w:val="auto"/>
-        </w:rPr>
-        <w:t>20</w:t>
-      </w:r>
-      <w:r>
-        <w:rPr>
-          <w:rFonts w:eastAsia="UD デジタル 教科書体 NK-R" w:hint="eastAsia"/>
-          <w:color w:val="auto"/>
-        </w:rPr>
-        <w:t>2</w:t>
-      </w:r>
-      <w:r>
-        <w:rPr>
-          <w:rFonts w:eastAsia="UD デジタル 教科書体 NK-R"/>
-          <w:color w:val="auto"/>
-        </w:rPr>
-        <w:t>1</w:t>
-      </w:r>
-      <w:r>
-        <w:rPr>
-          <w:rFonts w:eastAsia="ＭＳ Ｐゴシック"/>
-          <w:color w:val="auto"/>
-        </w:rPr>
-        <w:t>–</w:t>
-      </w:r>
-      <w:r>
-        <w:rPr>
-          <w:rFonts w:eastAsia="UD デジタル 教科書体 NK-R"/>
-          <w:color w:val="auto"/>
-        </w:rPr>
-        <w:t>2023</w:t>
-      </w:r>
-      <w:r>
-        <w:rPr>
-          <w:rFonts w:eastAsia="UD デジタル 教科書体 NK-R"/>
-          <w:color w:val="auto"/>
-        </w:rPr>
-        <w:t>:</w:t>
-      </w:r>
-      <w:r>
-        <w:rPr>
-          <w:rFonts w:eastAsia="UD デジタル 教科書体 NK-R"/>
-          <w:color w:val="auto"/>
-        </w:rPr>
-        <w:t xml:space="preserve"> JSPS </w:t>
-      </w:r>
-      <w:proofErr w:type="spellStart"/>
-      <w:r>
-        <w:rPr>
-          <w:rFonts w:eastAsia="UD デジタル 教科書体 NK-R"/>
-          <w:color w:val="auto"/>
-        </w:rPr>
-        <w:t>Kakenhi</w:t>
-      </w:r>
-      <w:proofErr w:type="spellEnd"/>
-      <w:r>
-        <w:rPr>
-          <w:rFonts w:eastAsia="UD デジタル 教科書体 NK-R"/>
-          <w:color w:val="auto"/>
-        </w:rPr>
-        <w:t xml:space="preserve">, </w:t>
-      </w:r>
-      <w:r>
-        <w:rPr>
-          <w:rFonts w:eastAsia="UD デジタル 教科書体 NK-R"/>
-          <w:color w:val="auto"/>
-        </w:rPr>
-        <w:t xml:space="preserve">Grant-in-Aid for </w:t>
-      </w:r>
-      <w:r>
-        <w:rPr>
-          <w:rFonts w:eastAsia="UD デジタル 教科書体 NK-R"/>
-          <w:color w:val="auto"/>
-        </w:rPr>
-        <w:t xml:space="preserve">Young </w:t>
-      </w:r>
-      <w:r>
-        <w:rPr>
-          <w:rFonts w:eastAsia="UD デジタル 教科書体 NK-R"/>
-          <w:color w:val="auto"/>
-        </w:rPr>
-        <w:t>Scient</w:t>
-      </w:r>
-      <w:r>
-        <w:rPr>
-          <w:rFonts w:eastAsia="UD デジタル 教科書体 NK-R"/>
-          <w:color w:val="auto"/>
-        </w:rPr>
-        <w:t>ists (PI)</w:t>
-      </w:r>
-      <w:r>
-        <w:rPr>
-          <w:rFonts w:eastAsia="UD デジタル 教科書体 NK-R" w:hint="eastAsia"/>
-          <w:color w:val="auto"/>
-        </w:rPr>
-        <w:t xml:space="preserve">: </w:t>
-      </w:r>
-    </w:p>
-    <w:p>
-      <w:pPr>
-        <w:pStyle w:val="Default"/>
-        <w:spacing w:after="105" w:line="288" w:lineRule="auto"/>
-        <w:rPr>
-          <w:rFonts w:eastAsia="UD デジタル 教科書体 NK-R"/>
-          <w:color w:val="auto"/>
-        </w:rPr>
-      </w:pPr>
-      <w:r>
-        <w:rPr>
-          <w:rFonts w:eastAsia="UD デジタル 教科書体 NK-R"/>
-          <w:color w:val="auto"/>
-        </w:rPr>
-        <w:t>−</w:t>
-      </w:r>
-      <w:r>
-        <w:rPr>
-          <w:rFonts w:eastAsia="UD デジタル 教科書体 NK-R"/>
-          <w:color w:val="auto"/>
-        </w:rPr>
-        <w:t xml:space="preserve"> </w:t>
-      </w:r>
-      <w:r>
-        <w:rPr>
-          <w:rFonts w:eastAsia="UD デジタル 教科書体 NK-R"/>
-          <w:color w:val="auto"/>
-        </w:rPr>
-        <w:t>20</w:t>
-      </w:r>
-      <w:r>
-        <w:rPr>
-          <w:rFonts w:eastAsia="UD デジタル 教科書体 NK-R" w:hint="eastAsia"/>
-          <w:color w:val="auto"/>
-        </w:rPr>
-        <w:t>23</w:t>
-      </w:r>
-      <w:r>
-        <w:rPr>
-          <w:rFonts w:eastAsia="UD デジタル 教科書体 NK-R"/>
-          <w:color w:val="auto"/>
-        </w:rPr>
-        <w:t>:</w:t>
-      </w:r>
-      <w:r>
-        <w:rPr>
-          <w:rFonts w:eastAsia="UD デジタル 教科書体 NK-R"/>
-          <w:color w:val="auto"/>
-        </w:rPr>
-        <w:t xml:space="preserve"> </w:t>
-      </w:r>
-      <w:r>
-        <w:rPr>
-          <w:rFonts w:eastAsia="UD デジタル 教科書体 NK-R"/>
-          <w:color w:val="auto"/>
-        </w:rPr>
-        <w:t>EMECS Grants-in-Aid for young researcher</w:t>
-      </w:r>
-      <w:r>
-        <w:rPr>
-          <w:rFonts w:eastAsia="UD デジタル 教科書体 NK-R"/>
-          <w:color w:val="auto"/>
-        </w:rPr>
-        <w:t>s (PI)</w:t>
-      </w:r>
-    </w:p>
-    <w:p>
-      <w:pPr>
-        <w:pStyle w:val="Default"/>
-        <w:spacing w:line="288" w:lineRule="auto"/>
-        <w:rPr>
-          <w:rFonts w:eastAsia="UD デジタル 教科書体 NK-R"/>
-          <w:b/>
-          <w:bCs/>
-          <w:color w:val="auto"/>
-        </w:rPr>
-      </w:pPr>
-    </w:p>
-    <w:p>
-      <w:pPr>
-        <w:pStyle w:val="Default"/>
-        <w:spacing w:line="288" w:lineRule="auto"/>
-        <w:rPr>
-          <w:rFonts w:eastAsia="UD デジタル 教科書体 NK-R"/>
-          <w:color w:val="auto"/>
-          <w:sz w:val="28"/>
-          <w:szCs w:val="28"/>
-        </w:rPr>
-      </w:pPr>
-      <w:r>
-        <w:rPr>
-          <w:rFonts w:eastAsia="UD デジタル 教科書体 NK-R"/>
-          <w:b/>
-          <w:bCs/>
-          <w:color w:val="auto"/>
-          <w:sz w:val="28"/>
-          <w:szCs w:val="28"/>
-        </w:rPr>
-        <w:t>Professional Mem</w:t>
-      </w:r>
-      <w:r>
-        <w:rPr>
-          <w:rFonts w:eastAsia="UD デジタル 教科書体 NK-R"/>
-          <w:b/>
-          <w:bCs/>
-          <w:color w:val="auto"/>
-          <w:sz w:val="28"/>
-          <w:szCs w:val="28"/>
-        </w:rPr>
-        <w:t>berships</w:t>
-      </w:r>
-      <w:r>
-        <w:rPr>
-          <w:rFonts w:eastAsia="UD デジタル 教科書体 NK-R"/>
-          <w:b/>
-          <w:bCs/>
-          <w:color w:val="auto"/>
-          <w:sz w:val="28"/>
-          <w:szCs w:val="28"/>
-        </w:rPr>
-        <w:t>:</w:t>
-      </w:r>
-    </w:p>
-    <w:p>
-      <w:pPr>
-        <w:pStyle w:val="Default"/>
-        <w:spacing w:after="105" w:line="288" w:lineRule="auto"/>
-        <w:rPr>
-          <w:rFonts w:eastAsia="UD デジタル 教科書体 NK-R"/>
-          <w:color w:val="auto"/>
-        </w:rPr>
-      </w:pPr>
-      <w:r>
-        <w:rPr>
-          <w:rFonts w:eastAsia="UD デジタル 教科書体 NK-R"/>
-          <w:color w:val="auto"/>
-        </w:rPr>
-        <w:t>−</w:t>
-      </w:r>
-      <w:r>
-        <w:rPr>
-          <w:rFonts w:eastAsia="UD デジタル 教科書体 NK-R"/>
-          <w:color w:val="auto"/>
-        </w:rPr>
-        <w:t xml:space="preserve"> </w:t>
-      </w:r>
-      <w:r>
-        <w:rPr>
-          <w:rFonts w:eastAsia="UD デジタル 教科書体 NK-R"/>
-          <w:color w:val="auto"/>
-        </w:rPr>
-        <w:t>Japan Geoscience Uni</w:t>
-      </w:r>
-      <w:r>
-        <w:rPr>
-          <w:rFonts w:eastAsia="UD デジタル 教科書体 NK-R"/>
-          <w:color w:val="auto"/>
-        </w:rPr>
-        <w:t>on</w:t>
-      </w:r>
-    </w:p>
-    <w:p>
-      <w:pPr>
-        <w:pStyle w:val="Default"/>
-        <w:spacing w:after="105" w:line="288" w:lineRule="auto"/>
-        <w:rPr>
-          <w:rFonts w:eastAsia="UD デジタル 教科書体 NK-R"/>
-          <w:color w:val="auto"/>
-        </w:rPr>
-      </w:pPr>
-      <w:r>
-        <w:rPr>
-          <w:rFonts w:eastAsia="UD デジタル 教科書体 NK-R"/>
-          <w:color w:val="auto"/>
-        </w:rPr>
-        <w:t>−</w:t>
-      </w:r>
-      <w:r>
-        <w:rPr>
-          <w:rFonts w:eastAsia="UD デジタル 教科書体 NK-R"/>
-          <w:color w:val="auto"/>
-        </w:rPr>
-        <w:t xml:space="preserve"> T</w:t>
-      </w:r>
-      <w:r>
-        <w:rPr>
-          <w:rFonts w:eastAsia="UD デジタル 教科書体 NK-R"/>
-          <w:color w:val="auto"/>
-        </w:rPr>
-        <w:t>he Oceanographic Society of Japan.</w:t>
-      </w:r>
-    </w:p>
-    <w:p>
-      <w:pPr>
-        <w:pStyle w:val="Default"/>
-        <w:spacing w:line="288" w:lineRule="auto"/>
-        <w:rPr>
-          <w:rFonts w:eastAsia="UD デジタル 教科書体 NK-R"/>
-          <w:b/>
-          <w:bCs/>
-          <w:color w:val="auto"/>
-        </w:rPr>
-      </w:pPr>
-    </w:p>
-    <w:p>
-      <w:pPr>
-        <w:pStyle w:val="Default"/>
-        <w:spacing w:line="288" w:lineRule="auto"/>
-        <w:rPr>
-          <w:rFonts w:eastAsia="UD デジタル 教科書体 NK-R"/>
-          <w:color w:val="auto"/>
-          <w:sz w:val="28"/>
-          <w:szCs w:val="28"/>
-        </w:rPr>
-      </w:pPr>
-      <w:r>
-        <w:rPr>
-          <w:rFonts w:eastAsia="UD デジタル 教科書体 NK-R"/>
-          <w:b/>
-          <w:bCs/>
-          <w:color w:val="auto"/>
-          <w:sz w:val="28"/>
-          <w:szCs w:val="28"/>
-        </w:rPr>
-        <w:t>Journal referee</w:t>
-      </w:r>
-      <w:r>
-        <w:rPr>
-          <w:rFonts w:eastAsia="UD デジタル 教科書体 NK-R"/>
-          <w:b/>
-          <w:bCs/>
-          <w:color w:val="auto"/>
-          <w:sz w:val="28"/>
-          <w:szCs w:val="28"/>
-        </w:rPr>
-        <w:t>:</w:t>
-      </w:r>
-    </w:p>
-    <w:p>
-      <w:pPr>
-        <w:pStyle w:val="Default"/>
-        <w:spacing w:after="105" w:line="288" w:lineRule="auto"/>
-        <w:rPr>
-          <w:rFonts w:eastAsia="UD デジタル 教科書体 NK-R"/>
-        </w:rPr>
-      </w:pPr>
-      <w:r>
-        <w:rPr>
-          <w:rFonts w:eastAsia="UD デジタル 教科書体 NK-R"/>
-          <w:color w:val="auto"/>
-        </w:rPr>
-        <w:t>−</w:t>
-      </w:r>
-      <w:r>
-        <w:rPr>
-          <w:rFonts w:eastAsia="UD デジタル 教科書体 NK-R"/>
-          <w:color w:val="auto"/>
-        </w:rPr>
-        <w:t xml:space="preserve"> </w:t>
-      </w:r>
-      <w:r>
-        <w:rPr>
-          <w:rFonts w:eastAsia="UD デジタル 教科書体 NK-R"/>
-          <w:color w:val="auto"/>
-        </w:rPr>
-        <w:t>Climate of the Past</w:t>
+          <w:rFonts w:eastAsia="UD Digi Kyokasho NK-R"/>
+        </w:rPr>
+        <w:t>Scientific Reports</w:t>
       </w:r>
     </w:p>
     <w:sectPr>
@@ -4547,7 +6389,7 @@
 </file>
 
 <file path=word/endnotes.xml><?xml version="1.0" encoding="utf-8"?>
-<w:endnotes xmlns:wpc="http://schemas.microsoft.com/office/word/2010/wordprocessingCanvas" xmlns:cx="http://schemas.microsoft.com/office/drawing/2014/chartex" xmlns:cx1="http://schemas.microsoft.com/office/drawing/2015/9/8/chartex" xmlns:cx2="http://schemas.microsoft.com/office/drawing/2015/10/21/chartex" xmlns:cx3="http://schemas.microsoft.com/office/drawing/2016/5/9/chartex" xmlns:cx4="http://schemas.microsoft.com/office/drawing/2016/5/10/chartex" xmlns:cx5="http://schemas.microsoft.com/office/drawing/2016/5/11/chartex" xmlns:cx6="http://schemas.microsoft.com/office/drawing/2016/5/12/chartex" xmlns:cx7="http://schemas.microsoft.com/office/drawing/2016/5/13/chartex" xmlns:cx8="http://schemas.microsoft.com/office/drawing/2016/5/14/chartex" xmlns:mc="http://schemas.openxmlformats.org/markup-compatibility/2006" xmlns:aink="http://schemas.microsoft.com/office/drawing/2016/ink" xmlns:am3d="http://schemas.microsoft.com/office/drawing/2017/model3d" xmlns:o="urn:schemas-microsoft-com:office:office" xmlns:oel="http://schemas.microsoft.com/office/2019/extlst" xmlns:r="http://schemas.openxmlformats.org/officeDocument/2006/relationships" xmlns:m="http://schemas.openxmlformats.org/officeDocument/2006/math" xmlns:v="urn:schemas-microsoft-com:vml" xmlns:wp14="http://schemas.microsoft.com/office/word/2010/wordprocessingDrawing" xmlns:wp="http://schemas.openxmlformats.org/drawingml/2006/wordprocessingDrawing" xmlns:w10="urn:schemas-microsoft-com:office:word" xmlns:w="http://schemas.openxmlformats.org/wordprocessingml/2006/main" xmlns:w14="http://schemas.microsoft.com/office/word/2010/wordml" xmlns:w15="http://schemas.microsoft.com/office/word/2012/wordml" xmlns:w16cex="http://schemas.microsoft.com/office/word/2018/wordml/cex" xmlns:w16cid="http://schemas.microsoft.com/office/word/2016/wordml/cid" xmlns:w16="http://schemas.microsoft.com/office/word/2018/wordml" xmlns:w16du="http://schemas.microsoft.com/office/word/2023/wordml/word16du" xmlns:w16sdtdh="http://schemas.microsoft.com/office/word/2020/wordml/sdtdatahash" xmlns:w16se="http://schemas.microsoft.com/office/word/2015/wordml/symex" xmlns:wpg="http://schemas.microsoft.com/office/word/2010/wordprocessingGroup" xmlns:wpi="http://schemas.microsoft.com/office/word/2010/wordprocessingInk" xmlns:wne="http://schemas.microsoft.com/office/word/2006/wordml" xmlns:wps="http://schemas.microsoft.com/office/word/2010/wordprocessingShape" mc:Ignorable="w14 w15 w16se w16cid w16 w16cex w16sdtdh w16du wp14">
+<w:endnotes xmlns:wpc="http://schemas.microsoft.com/office/word/2010/wordprocessingCanvas" xmlns:cx="http://schemas.microsoft.com/office/drawing/2014/chartex" xmlns:cx1="http://schemas.microsoft.com/office/drawing/2015/9/8/chartex" xmlns:cx2="http://schemas.microsoft.com/office/drawing/2015/10/21/chartex" xmlns:cx3="http://schemas.microsoft.com/office/drawing/2016/5/9/chartex" xmlns:cx4="http://schemas.microsoft.com/office/drawing/2016/5/10/chartex" xmlns:cx5="http://schemas.microsoft.com/office/drawing/2016/5/11/chartex" xmlns:cx6="http://schemas.microsoft.com/office/drawing/2016/5/12/chartex" xmlns:cx7="http://schemas.microsoft.com/office/drawing/2016/5/13/chartex" xmlns:cx8="http://schemas.microsoft.com/office/drawing/2016/5/14/chartex" xmlns:mc="http://schemas.openxmlformats.org/markup-compatibility/2006" xmlns:aink="http://schemas.microsoft.com/office/drawing/2016/ink" xmlns:am3d="http://schemas.microsoft.com/office/drawing/2017/model3d" xmlns:o="urn:schemas-microsoft-com:office:office" xmlns:oel="http://schemas.microsoft.com/office/2019/extlst" xmlns:r="http://schemas.openxmlformats.org/officeDocument/2006/relationships" xmlns:m="http://schemas.openxmlformats.org/officeDocument/2006/math" xmlns:v="urn:schemas-microsoft-com:vml" xmlns:wp14="http://schemas.microsoft.com/office/word/2010/wordprocessingDrawing" xmlns:wp="http://schemas.openxmlformats.org/drawingml/2006/wordprocessingDrawing" xmlns:w10="urn:schemas-microsoft-com:office:word" xmlns:w="http://schemas.openxmlformats.org/wordprocessingml/2006/main" xmlns:w14="http://schemas.microsoft.com/office/word/2010/wordml" xmlns:w15="http://schemas.microsoft.com/office/word/2012/wordml" xmlns:w16cex="http://schemas.microsoft.com/office/word/2018/wordml/cex" xmlns:w16cid="http://schemas.microsoft.com/office/word/2016/wordml/cid" xmlns:w16="http://schemas.microsoft.com/office/word/2018/wordml" xmlns:w16du="http://schemas.microsoft.com/office/word/2023/wordml/word16du" xmlns:w16sdtdh="http://schemas.microsoft.com/office/word/2020/wordml/sdtdatahash" xmlns:w16sdtfl="http://schemas.microsoft.com/office/word/2024/wordml/sdtformatlock" xmlns:w16se="http://schemas.microsoft.com/office/word/2015/wordml/symex" xmlns:wpg="http://schemas.microsoft.com/office/word/2010/wordprocessingGroup" xmlns:wpi="http://schemas.microsoft.com/office/word/2010/wordprocessingInk" xmlns:wne="http://schemas.microsoft.com/office/word/2006/wordml" xmlns:wps="http://schemas.microsoft.com/office/word/2010/wordprocessingShape" mc:Ignorable="w14 w15 w16se w16cid w16 w16cex w16sdtdh w16sdtfl w16du wp14">
   <w:endnote w:type="separator" w:id="-1">
     <w:p>
       <w:r>
@@ -4566,7 +6408,7 @@
 </file>
 
 <file path=word/footnotes.xml><?xml version="1.0" encoding="utf-8"?>
-<w:footnotes xmlns:wpc="http://schemas.microsoft.com/office/word/2010/wordprocessingCanvas" xmlns:cx="http://schemas.microsoft.com/office/drawing/2014/chartex" xmlns:cx1="http://schemas.microsoft.com/office/drawing/2015/9/8/chartex" xmlns:cx2="http://schemas.microsoft.com/office/drawing/2015/10/21/chartex" xmlns:cx3="http://schemas.microsoft.com/office/drawing/2016/5/9/chartex" xmlns:cx4="http://schemas.microsoft.com/office/drawing/2016/5/10/chartex" xmlns:cx5="http://schemas.microsoft.com/office/drawing/2016/5/11/chartex" xmlns:cx6="http://schemas.microsoft.com/office/drawing/2016/5/12/chartex" xmlns:cx7="http://schemas.microsoft.com/office/drawing/2016/5/13/chartex" xmlns:cx8="http://schemas.microsoft.com/office/drawing/2016/5/14/chartex" xmlns:mc="http://schemas.openxmlformats.org/markup-compatibility/2006" xmlns:aink="http://schemas.microsoft.com/office/drawing/2016/ink" xmlns:am3d="http://schemas.microsoft.com/office/drawing/2017/model3d" xmlns:o="urn:schemas-microsoft-com:office:office" xmlns:oel="http://schemas.microsoft.com/office/2019/extlst" xmlns:r="http://schemas.openxmlformats.org/officeDocument/2006/relationships" xmlns:m="http://schemas.openxmlformats.org/officeDocument/2006/math" xmlns:v="urn:schemas-microsoft-com:vml" xmlns:wp14="http://schemas.microsoft.com/office/word/2010/wordprocessingDrawing" xmlns:wp="http://schemas.openxmlformats.org/drawingml/2006/wordprocessingDrawing" xmlns:w10="urn:schemas-microsoft-com:office:word" xmlns:w="http://schemas.openxmlformats.org/wordprocessingml/2006/main" xmlns:w14="http://schemas.microsoft.com/office/word/2010/wordml" xmlns:w15="http://schemas.microsoft.com/office/word/2012/wordml" xmlns:w16cex="http://schemas.microsoft.com/office/word/2018/wordml/cex" xmlns:w16cid="http://schemas.microsoft.com/office/word/2016/wordml/cid" xmlns:w16="http://schemas.microsoft.com/office/word/2018/wordml" xmlns:w16du="http://schemas.microsoft.com/office/word/2023/wordml/word16du" xmlns:w16sdtdh="http://schemas.microsoft.com/office/word/2020/wordml/sdtdatahash" xmlns:w16se="http://schemas.microsoft.com/office/word/2015/wordml/symex" xmlns:wpg="http://schemas.microsoft.com/office/word/2010/wordprocessingGroup" xmlns:wpi="http://schemas.microsoft.com/office/word/2010/wordprocessingInk" xmlns:wne="http://schemas.microsoft.com/office/word/2006/wordml" xmlns:wps="http://schemas.microsoft.com/office/word/2010/wordprocessingShape" mc:Ignorable="w14 w15 w16se w16cid w16 w16cex w16sdtdh w16du wp14">
+<w:footnotes xmlns:wpc="http://schemas.microsoft.com/office/word/2010/wordprocessingCanvas" xmlns:cx="http://schemas.microsoft.com/office/drawing/2014/chartex" xmlns:cx1="http://schemas.microsoft.com/office/drawing/2015/9/8/chartex" xmlns:cx2="http://schemas.microsoft.com/office/drawing/2015/10/21/chartex" xmlns:cx3="http://schemas.microsoft.com/office/drawing/2016/5/9/chartex" xmlns:cx4="http://schemas.microsoft.com/office/drawing/2016/5/10/chartex" xmlns:cx5="http://schemas.microsoft.com/office/drawing/2016/5/11/chartex" xmlns:cx6="http://schemas.microsoft.com/office/drawing/2016/5/12/chartex" xmlns:cx7="http://schemas.microsoft.com/office/drawing/2016/5/13/chartex" xmlns:cx8="http://schemas.microsoft.com/office/drawing/2016/5/14/chartex" xmlns:mc="http://schemas.openxmlformats.org/markup-compatibility/2006" xmlns:aink="http://schemas.microsoft.com/office/drawing/2016/ink" xmlns:am3d="http://schemas.microsoft.com/office/drawing/2017/model3d" xmlns:o="urn:schemas-microsoft-com:office:office" xmlns:oel="http://schemas.microsoft.com/office/2019/extlst" xmlns:r="http://schemas.openxmlformats.org/officeDocument/2006/relationships" xmlns:m="http://schemas.openxmlformats.org/officeDocument/2006/math" xmlns:v="urn:schemas-microsoft-com:vml" xmlns:wp14="http://schemas.microsoft.com/office/word/2010/wordprocessingDrawing" xmlns:wp="http://schemas.openxmlformats.org/drawingml/2006/wordprocessingDrawing" xmlns:w10="urn:schemas-microsoft-com:office:word" xmlns:w="http://schemas.openxmlformats.org/wordprocessingml/2006/main" xmlns:w14="http://schemas.microsoft.com/office/word/2010/wordml" xmlns:w15="http://schemas.microsoft.com/office/word/2012/wordml" xmlns:w16cex="http://schemas.microsoft.com/office/word/2018/wordml/cex" xmlns:w16cid="http://schemas.microsoft.com/office/word/2016/wordml/cid" xmlns:w16="http://schemas.microsoft.com/office/word/2018/wordml" xmlns:w16du="http://schemas.microsoft.com/office/word/2023/wordml/word16du" xmlns:w16sdtdh="http://schemas.microsoft.com/office/word/2020/wordml/sdtdatahash" xmlns:w16sdtfl="http://schemas.microsoft.com/office/word/2024/wordml/sdtformatlock" xmlns:w16se="http://schemas.microsoft.com/office/word/2015/wordml/symex" xmlns:wpg="http://schemas.microsoft.com/office/word/2010/wordprocessingGroup" xmlns:wpi="http://schemas.microsoft.com/office/word/2010/wordprocessingInk" xmlns:wne="http://schemas.microsoft.com/office/word/2006/wordml" xmlns:wps="http://schemas.microsoft.com/office/word/2010/wordprocessingShape" mc:Ignorable="w14 w15 w16se w16cid w16 w16cex w16sdtdh w16sdtfl w16du wp14">
   <w:footnote w:type="separator" w:id="-1">
     <w:p>
       <w:r>
@@ -4585,7 +6427,7 @@
 </file>
 
 <file path=word/numbering.xml><?xml version="1.0" encoding="utf-8"?>
-<w:numbering xmlns:wpc="http://schemas.microsoft.com/office/word/2010/wordprocessingCanvas" xmlns:cx="http://schemas.microsoft.com/office/drawing/2014/chartex" xmlns:cx1="http://schemas.microsoft.com/office/drawing/2015/9/8/chartex" xmlns:cx2="http://schemas.microsoft.com/office/drawing/2015/10/21/chartex" xmlns:cx3="http://schemas.microsoft.com/office/drawing/2016/5/9/chartex" xmlns:cx4="http://schemas.microsoft.com/office/drawing/2016/5/10/chartex" xmlns:cx5="http://schemas.microsoft.com/office/drawing/2016/5/11/chartex" xmlns:cx6="http://schemas.microsoft.com/office/drawing/2016/5/12/chartex" xmlns:cx7="http://schemas.microsoft.com/office/drawing/2016/5/13/chartex" xmlns:cx8="http://schemas.microsoft.com/office/drawing/2016/5/14/chartex" xmlns:mc="http://schemas.openxmlformats.org/markup-compatibility/2006" xmlns:aink="http://schemas.microsoft.com/office/drawing/2016/ink" xmlns:am3d="http://schemas.microsoft.com/office/drawing/2017/model3d" xmlns:o="urn:schemas-microsoft-com:office:office" xmlns:oel="http://schemas.microsoft.com/office/2019/extlst" xmlns:r="http://schemas.openxmlformats.org/officeDocument/2006/relationships" xmlns:m="http://schemas.openxmlformats.org/officeDocument/2006/math" xmlns:v="urn:schemas-microsoft-com:vml" xmlns:wp14="http://schemas.microsoft.com/office/word/2010/wordprocessingDrawing" xmlns:wp="http://schemas.openxmlformats.org/drawingml/2006/wordprocessingDrawing" xmlns:w10="urn:schemas-microsoft-com:office:word" xmlns:w="http://schemas.openxmlformats.org/wordprocessingml/2006/main" xmlns:w14="http://schemas.microsoft.com/office/word/2010/wordml" xmlns:w15="http://schemas.microsoft.com/office/word/2012/wordml" xmlns:w16cex="http://schemas.microsoft.com/office/word/2018/wordml/cex" xmlns:w16cid="http://schemas.microsoft.com/office/word/2016/wordml/cid" xmlns:w16="http://schemas.microsoft.com/office/word/2018/wordml" xmlns:w16du="http://schemas.microsoft.com/office/word/2023/wordml/word16du" xmlns:w16sdtdh="http://schemas.microsoft.com/office/word/2020/wordml/sdtdatahash" xmlns:w16se="http://schemas.microsoft.com/office/word/2015/wordml/symex" xmlns:wpg="http://schemas.microsoft.com/office/word/2010/wordprocessingGroup" xmlns:wpi="http://schemas.microsoft.com/office/word/2010/wordprocessingInk" xmlns:wne="http://schemas.microsoft.com/office/word/2006/wordml" xmlns:wps="http://schemas.microsoft.com/office/word/2010/wordprocessingShape" mc:Ignorable="w14 w15 w16se w16cid w16 w16cex w16sdtdh w16du wp14">
+<w:numbering xmlns:wpc="http://schemas.microsoft.com/office/word/2010/wordprocessingCanvas" xmlns:cx="http://schemas.microsoft.com/office/drawing/2014/chartex" xmlns:cx1="http://schemas.microsoft.com/office/drawing/2015/9/8/chartex" xmlns:cx2="http://schemas.microsoft.com/office/drawing/2015/10/21/chartex" xmlns:cx3="http://schemas.microsoft.com/office/drawing/2016/5/9/chartex" xmlns:cx4="http://schemas.microsoft.com/office/drawing/2016/5/10/chartex" xmlns:cx5="http://schemas.microsoft.com/office/drawing/2016/5/11/chartex" xmlns:cx6="http://schemas.microsoft.com/office/drawing/2016/5/12/chartex" xmlns:cx7="http://schemas.microsoft.com/office/drawing/2016/5/13/chartex" xmlns:cx8="http://schemas.microsoft.com/office/drawing/2016/5/14/chartex" xmlns:mc="http://schemas.openxmlformats.org/markup-compatibility/2006" xmlns:aink="http://schemas.microsoft.com/office/drawing/2016/ink" xmlns:am3d="http://schemas.microsoft.com/office/drawing/2017/model3d" xmlns:o="urn:schemas-microsoft-com:office:office" xmlns:oel="http://schemas.microsoft.com/office/2019/extlst" xmlns:r="http://schemas.openxmlformats.org/officeDocument/2006/relationships" xmlns:m="http://schemas.openxmlformats.org/officeDocument/2006/math" xmlns:v="urn:schemas-microsoft-com:vml" xmlns:wp14="http://schemas.microsoft.com/office/word/2010/wordprocessingDrawing" xmlns:wp="http://schemas.openxmlformats.org/drawingml/2006/wordprocessingDrawing" xmlns:w10="urn:schemas-microsoft-com:office:word" xmlns:w="http://schemas.openxmlformats.org/wordprocessingml/2006/main" xmlns:w14="http://schemas.microsoft.com/office/word/2010/wordml" xmlns:w15="http://schemas.microsoft.com/office/word/2012/wordml" xmlns:w16cex="http://schemas.microsoft.com/office/word/2018/wordml/cex" xmlns:w16cid="http://schemas.microsoft.com/office/word/2016/wordml/cid" xmlns:w16="http://schemas.microsoft.com/office/word/2018/wordml" xmlns:w16du="http://schemas.microsoft.com/office/word/2023/wordml/word16du" xmlns:w16sdtdh="http://schemas.microsoft.com/office/word/2020/wordml/sdtdatahash" xmlns:w16sdtfl="http://schemas.microsoft.com/office/word/2024/wordml/sdtformatlock" xmlns:w16se="http://schemas.microsoft.com/office/word/2015/wordml/symex" xmlns:wpg="http://schemas.microsoft.com/office/word/2010/wordprocessingGroup" xmlns:wpi="http://schemas.microsoft.com/office/word/2010/wordprocessingInk" xmlns:wne="http://schemas.microsoft.com/office/word/2006/wordml" xmlns:wps="http://schemas.microsoft.com/office/word/2010/wordprocessingShape" mc:Ignorable="w14 w15 w16se w16cid w16 w16cex w16sdtdh w16sdtfl w16du wp14">
   <w:abstractNum w:abstractNumId="0" w15:restartNumberingAfterBreak="0">
     <w:nsid w:val="15E232FF"/>
     <w:multiLevelType w:val="multilevel"/>
@@ -4822,7 +6664,7 @@
 </file>
 
 <file path=word/styles.xml><?xml version="1.0" encoding="utf-8"?>
-<w:styles xmlns:mc="http://schemas.openxmlformats.org/markup-compatibility/2006" xmlns:r="http://schemas.openxmlformats.org/officeDocument/2006/relationships" xmlns:w="http://schemas.openxmlformats.org/wordprocessingml/2006/main" xmlns:w14="http://schemas.microsoft.com/office/word/2010/wordml" xmlns:w15="http://schemas.microsoft.com/office/word/2012/wordml" xmlns:w16cex="http://schemas.microsoft.com/office/word/2018/wordml/cex" xmlns:w16cid="http://schemas.microsoft.com/office/word/2016/wordml/cid" xmlns:w16="http://schemas.microsoft.com/office/word/2018/wordml" xmlns:w16du="http://schemas.microsoft.com/office/word/2023/wordml/word16du" xmlns:w16sdtdh="http://schemas.microsoft.com/office/word/2020/wordml/sdtdatahash" xmlns:w16se="http://schemas.microsoft.com/office/word/2015/wordml/symex" mc:Ignorable="w14 w15 w16se w16cid w16 w16cex w16sdtdh w16du">
+<w:styles xmlns:mc="http://schemas.openxmlformats.org/markup-compatibility/2006" xmlns:r="http://schemas.openxmlformats.org/officeDocument/2006/relationships" xmlns:w="http://schemas.openxmlformats.org/wordprocessingml/2006/main" xmlns:w14="http://schemas.microsoft.com/office/word/2010/wordml" xmlns:w15="http://schemas.microsoft.com/office/word/2012/wordml" xmlns:w16cex="http://schemas.microsoft.com/office/word/2018/wordml/cex" xmlns:w16cid="http://schemas.microsoft.com/office/word/2016/wordml/cid" xmlns:w16="http://schemas.microsoft.com/office/word/2018/wordml" xmlns:w16du="http://schemas.microsoft.com/office/word/2023/wordml/word16du" xmlns:w16sdtdh="http://schemas.microsoft.com/office/word/2020/wordml/sdtdatahash" xmlns:w16sdtfl="http://schemas.microsoft.com/office/word/2024/wordml/sdtformatlock" xmlns:w16se="http://schemas.microsoft.com/office/word/2015/wordml/symex" mc:Ignorable="w14 w15 w16se w16cid w16 w16cex w16sdtdh w16sdtfl w16du">
   <w:docDefaults>
     <w:rPrDefault>
       <w:rPr>
